--- a/templates/raport-smk.docx
+++ b/templates/raport-smk.docx
@@ -40,7 +40,7 @@
                     <pic:cNvPicPr/>
                   </pic:nvPicPr>
                   <pic:blipFill>
-                    <a:blip r:embed="rId6" cstate="print">
+                    <a:blip r:embed="rId7" cstate="print">
                       <a:extLst>
                         <a:ext uri="{28A0092B-C50C-407E-A947-70E740481C1C}">
                           <a14:useLocalDpi xmlns:a14="http://schemas.microsoft.com/office/drawing/2010/main" val="0"/>
@@ -466,9 +466,9 @@
       </w:tblPr>
       <w:tblGrid>
         <w:gridCol w:w="1675"/>
-        <w:gridCol w:w="5097"/>
-        <w:gridCol w:w="1559"/>
-        <w:gridCol w:w="2273"/>
+        <w:gridCol w:w="5093"/>
+        <w:gridCol w:w="1558"/>
+        <w:gridCol w:w="2272"/>
       </w:tblGrid>
       <w:tr>
         <w:tc>
@@ -1759,23 +1759,7 @@
                 <w:sz w:val="18"/>
                 <w:szCs w:val="18"/>
               </w:rPr>
-              <w:t>${no</w:t>
-            </w:r>
-            <w:r>
-              <w:rPr>
-                <w:rFonts w:asciiTheme="majorBidi" w:hAnsiTheme="majorBidi" w:cstheme="majorBidi"/>
-                <w:sz w:val="18"/>
-                <w:szCs w:val="18"/>
-              </w:rPr>
-              <w:t>_kejuruan</w:t>
-            </w:r>
-            <w:r>
-              <w:rPr>
-                <w:rFonts w:asciiTheme="majorBidi" w:hAnsiTheme="majorBidi" w:cstheme="majorBidi"/>
-                <w:sz w:val="18"/>
-                <w:szCs w:val="18"/>
-              </w:rPr>
-              <w:t>}</w:t>
+              <w:t>${no_kejuruan}</w:t>
             </w:r>
           </w:p>
         </w:tc>
@@ -1803,23 +1787,7 @@
                 <w:sz w:val="18"/>
                 <w:szCs w:val="18"/>
               </w:rPr>
-              <w:t>${mapel</w:t>
-            </w:r>
-            <w:r>
-              <w:rPr>
-                <w:rFonts w:asciiTheme="majorBidi" w:hAnsiTheme="majorBidi" w:cstheme="majorBidi"/>
-                <w:sz w:val="18"/>
-                <w:szCs w:val="18"/>
-              </w:rPr>
-              <w:t>_kejuruan</w:t>
-            </w:r>
-            <w:r>
-              <w:rPr>
-                <w:rFonts w:asciiTheme="majorBidi" w:hAnsiTheme="majorBidi" w:cstheme="majorBidi"/>
-                <w:sz w:val="18"/>
-                <w:szCs w:val="18"/>
-              </w:rPr>
-              <w:t>}</w:t>
+              <w:t>${mapel_kejuruan}</w:t>
             </w:r>
           </w:p>
         </w:tc>
@@ -1848,23 +1816,7 @@
                 <w:sz w:val="18"/>
                 <w:szCs w:val="18"/>
               </w:rPr>
-              <w:t>${nilai_rapor</w:t>
-            </w:r>
-            <w:r>
-              <w:rPr>
-                <w:rFonts w:asciiTheme="majorBidi" w:hAnsiTheme="majorBidi" w:cstheme="majorBidi"/>
-                <w:sz w:val="18"/>
-                <w:szCs w:val="18"/>
-              </w:rPr>
-              <w:t>_kejuruan</w:t>
-            </w:r>
-            <w:r>
-              <w:rPr>
-                <w:rFonts w:asciiTheme="majorBidi" w:hAnsiTheme="majorBidi" w:cstheme="majorBidi"/>
-                <w:sz w:val="18"/>
-                <w:szCs w:val="18"/>
-              </w:rPr>
-              <w:t>}</w:t>
+              <w:t>${nilai_rapor_kejuruan}</w:t>
             </w:r>
           </w:p>
         </w:tc>
@@ -1893,23 +1845,7 @@
                 <w:sz w:val="18"/>
                 <w:szCs w:val="18"/>
               </w:rPr>
-              <w:t>${kompetensi</w:t>
-            </w:r>
-            <w:r>
-              <w:rPr>
-                <w:rFonts w:asciiTheme="majorBidi" w:hAnsiTheme="majorBidi" w:cstheme="majorBidi"/>
-                <w:sz w:val="18"/>
-                <w:szCs w:val="18"/>
-              </w:rPr>
-              <w:t>_kejuruan</w:t>
-            </w:r>
-            <w:r>
-              <w:rPr>
-                <w:rFonts w:asciiTheme="majorBidi" w:hAnsiTheme="majorBidi" w:cstheme="majorBidi"/>
-                <w:sz w:val="18"/>
-                <w:szCs w:val="18"/>
-              </w:rPr>
-              <w:t>}</w:t>
+              <w:t>${kompetensi_kejuruan}</w:t>
             </w:r>
           </w:p>
         </w:tc>
@@ -2035,41 +1971,27 @@
     </w:tbl>
     <w:p>
       <w:pPr>
-        <w:pStyle w:val="TableParagraph"/>
-        <w:spacing w:line="264" w:lineRule="auto"/>
-        <w:jc w:val="both"/>
-        <w:rPr>
-          <w:rFonts w:asciiTheme="majorBidi" w:hAnsiTheme="majorBidi" w:cstheme="majorBidi"/>
-          <w:sz w:val="14"/>
-        </w:rPr>
-        <w:sectPr>
-          <w:footerReference w:type="default" r:id="rId7"/>
-          <w:pgSz w:w="11910" w:h="16840"/>
-          <w:pgMar w:top="700" w:right="566" w:bottom="500" w:left="566" w:header="0" w:footer="317" w:gutter="0"/>
-          <w:pgNumType w:start="1"/>
-          <w:cols w:space="720"/>
-        </w:sectPr>
+        <w:spacing w:before="65" w:after="40"/>
+        <w:rPr>
+          <w:rFonts w:asciiTheme="majorBidi" w:hAnsiTheme="majorBidi" w:cstheme="majorBidi"/>
+          <w:b/>
+          <w:spacing w:val="-2"/>
+          <w:sz w:val="21"/>
+        </w:rPr>
       </w:pPr>
-    </w:p>
-    <w:p>
-      <w:pPr>
-        <w:pStyle w:val="TableParagraph"/>
-        <w:rPr>
-          <w:rFonts w:asciiTheme="majorBidi" w:hAnsiTheme="majorBidi" w:cstheme="majorBidi"/>
-          <w:sz w:val="14"/>
-        </w:rPr>
-        <w:sectPr>
-          <w:type w:val="continuous"/>
-          <w:pgSz w:w="11910" w:h="16840"/>
-          <w:pgMar w:top="640" w:right="566" w:bottom="500" w:left="566" w:header="0" w:footer="317" w:gutter="0"/>
-          <w:cols w:space="720"/>
-        </w:sectPr>
-      </w:pPr>
+      <w:r>
+        <w:rPr>
+          <w:rFonts w:asciiTheme="majorBidi" w:hAnsiTheme="majorBidi" w:cstheme="majorBidi"/>
+          <w:b/>
+          <w:spacing w:val="-2"/>
+          <w:sz w:val="21"/>
+        </w:rPr>
+        <w:t xml:space="preserve"> </w:t>
+      </w:r>
     </w:p>
     <w:p>
       <w:pPr>
         <w:spacing w:before="65" w:after="40"/>
-        <w:ind w:left="114"/>
         <w:rPr>
           <w:rFonts w:asciiTheme="majorBidi" w:hAnsiTheme="majorBidi" w:cstheme="majorBidi"/>
           <w:b/>
@@ -2084,7 +2006,15 @@
           <w:spacing w:val="-2"/>
           <w:sz w:val="21"/>
         </w:rPr>
-        <w:lastRenderedPageBreak/>
+        <w:t xml:space="preserve">  </w:t>
+      </w:r>
+      <w:r>
+        <w:rPr>
+          <w:rFonts w:asciiTheme="majorBidi" w:hAnsiTheme="majorBidi" w:cstheme="majorBidi"/>
+          <w:b/>
+          <w:spacing w:val="-2"/>
+          <w:sz w:val="21"/>
+        </w:rPr>
         <w:t>Kokurikuler</w:t>
       </w:r>
     </w:p>
@@ -2100,7 +2030,7 @@
         <w:tblLook w:val="04A0" w:firstRow="1" w:lastRow="0" w:firstColumn="1" w:lastColumn="0" w:noHBand="0" w:noVBand="1"/>
       </w:tblPr>
       <w:tblGrid>
-        <w:gridCol w:w="10654"/>
+        <w:gridCol w:w="10648"/>
       </w:tblGrid>
       <w:tr>
         <w:tc>
@@ -2109,11 +2039,13 @@
           </w:tcPr>
           <w:p>
             <w:pPr>
+              <w:spacing w:line="264" w:lineRule="auto"/>
+              <w:jc w:val="lowKashida"/>
               <w:rPr>
                 <w:rFonts w:asciiTheme="majorBidi" w:hAnsiTheme="majorBidi" w:cstheme="majorBidi"/>
                 <w:bCs/>
-                <w:sz w:val="16"/>
-                <w:szCs w:val="16"/>
+                <w:sz w:val="18"/>
+                <w:szCs w:val="18"/>
               </w:rPr>
             </w:pPr>
             <w:bookmarkStart w:id="0" w:name="_Hlk218079943"/>
@@ -2121,20 +2053,13 @@
               <w:rPr>
                 <w:rFonts w:asciiTheme="majorBidi" w:hAnsiTheme="majorBidi" w:cstheme="majorBidi"/>
                 <w:bCs/>
-                <w:sz w:val="16"/>
-                <w:szCs w:val="16"/>
+                <w:sz w:val="18"/>
+                <w:szCs w:val="18"/>
               </w:rPr>
               <w:t>${kokurikuler}</w:t>
             </w:r>
-          </w:p>
-          <w:p>
-            <w:pPr>
-              <w:rPr>
-                <w:rFonts w:asciiTheme="majorBidi" w:hAnsiTheme="majorBidi" w:cstheme="majorBidi"/>
-                <w:bCs/>
-                <w:sz w:val="21"/>
-              </w:rPr>
-            </w:pPr>
+            <w:bookmarkStart w:id="1" w:name="_GoBack"/>
+            <w:bookmarkEnd w:id="1"/>
           </w:p>
         </w:tc>
       </w:tr>
@@ -2710,8 +2635,6 @@
               </w:rPr>
               <w:t>_aktif</w:t>
             </w:r>
-            <w:bookmarkStart w:id="1" w:name="_GoBack"/>
-            <w:bookmarkEnd w:id="1"/>
             <w:r>
               <w:rPr>
                 <w:rFonts w:asciiTheme="majorBidi" w:hAnsiTheme="majorBidi" w:cstheme="majorBidi"/>
@@ -3624,7 +3547,7 @@
         <w:tblLook w:val="04A0" w:firstRow="1" w:lastRow="0" w:firstColumn="1" w:lastColumn="0" w:noHBand="0" w:noVBand="1"/>
       </w:tblPr>
       <w:tblGrid>
-        <w:gridCol w:w="10654"/>
+        <w:gridCol w:w="10648"/>
       </w:tblGrid>
       <w:tr>
         <w:tc>
@@ -3636,16 +3559,16 @@
               <w:rPr>
                 <w:rFonts w:asciiTheme="majorBidi" w:hAnsiTheme="majorBidi" w:cstheme="majorBidi"/>
                 <w:bCs/>
-                <w:sz w:val="16"/>
-                <w:szCs w:val="16"/>
+                <w:sz w:val="18"/>
+                <w:szCs w:val="18"/>
               </w:rPr>
             </w:pPr>
             <w:r>
               <w:rPr>
                 <w:rFonts w:asciiTheme="majorBidi" w:hAnsiTheme="majorBidi" w:cstheme="majorBidi"/>
                 <w:bCs/>
-                <w:sz w:val="16"/>
-                <w:szCs w:val="16"/>
+                <w:sz w:val="18"/>
+                <w:szCs w:val="18"/>
               </w:rPr>
               <w:t>${</w:t>
             </w:r>
@@ -3653,8 +3576,8 @@
               <w:rPr>
                 <w:rFonts w:asciiTheme="majorBidi" w:hAnsiTheme="majorBidi" w:cstheme="majorBidi"/>
                 <w:bCs/>
-                <w:sz w:val="16"/>
-                <w:szCs w:val="16"/>
+                <w:sz w:val="18"/>
+                <w:szCs w:val="18"/>
               </w:rPr>
               <w:t>catatan</w:t>
             </w:r>
@@ -3662,8 +3585,8 @@
               <w:rPr>
                 <w:rFonts w:asciiTheme="majorBidi" w:hAnsiTheme="majorBidi" w:cstheme="majorBidi"/>
                 <w:bCs/>
-                <w:sz w:val="16"/>
-                <w:szCs w:val="16"/>
+                <w:sz w:val="18"/>
+                <w:szCs w:val="18"/>
               </w:rPr>
               <w:t>}</w:t>
             </w:r>
@@ -3720,12 +3643,12 @@
         <w:tblLook w:val="04A0" w:firstRow="1" w:lastRow="0" w:firstColumn="1" w:lastColumn="0" w:noHBand="0" w:noVBand="1"/>
       </w:tblPr>
       <w:tblGrid>
-        <w:gridCol w:w="10654"/>
+        <w:gridCol w:w="10648"/>
       </w:tblGrid>
       <w:tr>
         <w:tc>
           <w:tcPr>
-            <w:tcW w:w="10768" w:type="dxa"/>
+            <w:tcW w:w="10648" w:type="dxa"/>
           </w:tcPr>
           <w:p>
             <w:pPr>
@@ -3760,452 +3683,539 @@
     </w:tbl>
     <w:p>
       <w:pPr>
-        <w:pStyle w:val="BodyText"/>
-        <w:spacing w:before="92"/>
-        <w:rPr>
-          <w:rFonts w:asciiTheme="majorBidi" w:hAnsiTheme="majorBidi" w:cstheme="majorBidi"/>
-          <w:b/>
+        <w:ind w:left="6879"/>
+        <w:rPr>
+          <w:rFonts w:asciiTheme="majorBidi" w:hAnsiTheme="majorBidi" w:cstheme="majorBidi"/>
           <w:sz w:val="18"/>
         </w:rPr>
       </w:pPr>
     </w:p>
-    <w:p>
-      <w:pPr>
-        <w:ind w:left="6879"/>
-        <w:rPr>
-          <w:rFonts w:asciiTheme="majorBidi" w:hAnsiTheme="majorBidi" w:cstheme="majorBidi"/>
-          <w:sz w:val="18"/>
-        </w:rPr>
-      </w:pPr>
-      <w:r>
-        <w:rPr>
-          <w:rFonts w:asciiTheme="majorBidi" w:hAnsiTheme="majorBidi" w:cstheme="majorBidi"/>
-          <w:sz w:val="18"/>
-        </w:rPr>
-        <w:t xml:space="preserve">Patean, </w:t>
-      </w:r>
-    </w:p>
-    <w:p>
-      <w:pPr>
-        <w:tabs>
-          <w:tab w:val="left" w:pos="6879"/>
-        </w:tabs>
-        <w:spacing w:before="43"/>
-        <w:ind w:left="579"/>
-        <w:rPr>
-          <w:rFonts w:asciiTheme="majorBidi" w:hAnsiTheme="majorBidi" w:cstheme="majorBidi"/>
-          <w:sz w:val="18"/>
-        </w:rPr>
-      </w:pPr>
-      <w:r>
-        <w:rPr>
-          <w:rFonts w:asciiTheme="majorBidi" w:hAnsiTheme="majorBidi" w:cstheme="majorBidi"/>
-          <w:sz w:val="18"/>
-        </w:rPr>
-        <w:t xml:space="preserve">Orang </w:t>
-      </w:r>
-      <w:r>
-        <w:rPr>
-          <w:rFonts w:asciiTheme="majorBidi" w:hAnsiTheme="majorBidi" w:cstheme="majorBidi"/>
-          <w:spacing w:val="-2"/>
-          <w:sz w:val="18"/>
-        </w:rPr>
-        <w:t>Tua/Wali</w:t>
-      </w:r>
-      <w:r>
-        <w:rPr>
-          <w:rFonts w:asciiTheme="majorBidi" w:hAnsiTheme="majorBidi" w:cstheme="majorBidi"/>
-          <w:sz w:val="18"/>
-        </w:rPr>
-        <w:tab/>
-        <w:t xml:space="preserve">Wali </w:t>
-      </w:r>
-      <w:r>
-        <w:rPr>
-          <w:rFonts w:asciiTheme="majorBidi" w:hAnsiTheme="majorBidi" w:cstheme="majorBidi"/>
-          <w:spacing w:val="-2"/>
-          <w:sz w:val="18"/>
-        </w:rPr>
-        <w:t>Kelas</w:t>
-      </w:r>
-    </w:p>
-    <w:p>
-      <w:pPr>
-        <w:pStyle w:val="BodyText"/>
-        <w:rPr>
-          <w:rFonts w:asciiTheme="majorBidi" w:hAnsiTheme="majorBidi" w:cstheme="majorBidi"/>
-          <w:sz w:val="20"/>
-        </w:rPr>
-      </w:pPr>
-    </w:p>
-    <w:p>
-      <w:pPr>
-        <w:pStyle w:val="BodyText"/>
-        <w:rPr>
-          <w:rFonts w:asciiTheme="majorBidi" w:hAnsiTheme="majorBidi" w:cstheme="majorBidi"/>
-          <w:sz w:val="20"/>
-        </w:rPr>
-      </w:pPr>
-    </w:p>
-    <w:p>
-      <w:pPr>
-        <w:pStyle w:val="BodyText"/>
-        <w:spacing w:before="145"/>
-        <w:rPr>
-          <w:rFonts w:asciiTheme="majorBidi" w:hAnsiTheme="majorBidi" w:cstheme="majorBidi"/>
-          <w:sz w:val="20"/>
-        </w:rPr>
-      </w:pPr>
-    </w:p>
-    <w:p>
-      <w:pPr>
-        <w:pStyle w:val="BodyText"/>
-        <w:rPr>
-          <w:rFonts w:asciiTheme="majorBidi" w:hAnsiTheme="majorBidi" w:cstheme="majorBidi"/>
-          <w:sz w:val="20"/>
-        </w:rPr>
-        <w:sectPr>
-          <w:pgSz w:w="11910" w:h="16840"/>
-          <w:pgMar w:top="680" w:right="566" w:bottom="500" w:left="566" w:header="0" w:footer="317" w:gutter="0"/>
-          <w:cols w:space="720"/>
-        </w:sectPr>
-      </w:pPr>
-    </w:p>
-    <w:p>
-      <w:pPr>
-        <w:pStyle w:val="BodyText"/>
-        <w:spacing w:before="62"/>
-        <w:rPr>
-          <w:rFonts w:asciiTheme="majorBidi" w:hAnsiTheme="majorBidi" w:cstheme="majorBidi"/>
-          <w:sz w:val="20"/>
-        </w:rPr>
-      </w:pPr>
-    </w:p>
-    <w:p>
-      <w:pPr>
-        <w:pStyle w:val="BodyText"/>
-        <w:spacing w:line="20" w:lineRule="exact"/>
-        <w:ind w:left="579"/>
-        <w:rPr>
-          <w:rFonts w:asciiTheme="majorBidi" w:hAnsiTheme="majorBidi" w:cstheme="majorBidi"/>
-          <w:sz w:val="2"/>
-        </w:rPr>
-      </w:pPr>
-      <w:r>
-        <w:rPr>
-          <w:rFonts w:asciiTheme="majorBidi" w:hAnsiTheme="majorBidi" w:cstheme="majorBidi"/>
-          <w:noProof/>
-          <w:sz w:val="2"/>
-        </w:rPr>
-        <mc:AlternateContent>
-          <mc:Choice Requires="wpg">
-            <w:drawing>
-              <wp:inline distT="0" distB="0" distL="0" distR="0" wp14:anchorId="7543BD24" wp14:editId="42BC1181">
-                <wp:extent cx="1428750" cy="9525"/>
-                <wp:effectExtent l="0" t="0" r="0" b="0"/>
-                <wp:docPr id="11" name="Group 11"/>
-                <wp:cNvGraphicFramePr>
-                  <a:graphicFrameLocks xmlns:a="http://schemas.openxmlformats.org/drawingml/2006/main"/>
-                </wp:cNvGraphicFramePr>
-                <a:graphic xmlns:a="http://schemas.openxmlformats.org/drawingml/2006/main">
-                  <a:graphicData uri="http://schemas.microsoft.com/office/word/2010/wordprocessingGroup">
-                    <wpg:wgp>
-                      <wpg:cNvGrpSpPr>
-                        <a:grpSpLocks/>
-                      </wpg:cNvGrpSpPr>
-                      <wpg:grpSpPr>
-                        <a:xfrm>
-                          <a:off x="0" y="0"/>
-                          <a:ext cx="1428750" cy="9525"/>
-                          <a:chOff x="0" y="0"/>
-                          <a:chExt cx="1428750" cy="9525"/>
-                        </a:xfrm>
-                      </wpg:grpSpPr>
-                      <wps:wsp>
-                        <wps:cNvPr id="12" name="Graphic 12"/>
-                        <wps:cNvSpPr/>
-                        <wps:spPr>
-                          <a:xfrm>
-                            <a:off x="0" y="0"/>
-                            <a:ext cx="1428750" cy="9525"/>
-                          </a:xfrm>
-                          <a:custGeom>
-                            <a:avLst/>
-                            <a:gdLst/>
-                            <a:ahLst/>
-                            <a:cxnLst/>
-                            <a:rect l="l" t="t" r="r" b="b"/>
-                            <a:pathLst>
-                              <a:path w="1428750" h="9525">
-                                <a:moveTo>
-                                  <a:pt x="1428750" y="0"/>
-                                </a:moveTo>
-                                <a:lnTo>
-                                  <a:pt x="0" y="0"/>
-                                </a:lnTo>
-                                <a:lnTo>
-                                  <a:pt x="0" y="9525"/>
-                                </a:lnTo>
-                                <a:lnTo>
-                                  <a:pt x="1428750" y="9525"/>
-                                </a:lnTo>
-                                <a:lnTo>
-                                  <a:pt x="1428750" y="0"/>
-                                </a:lnTo>
-                                <a:close/>
-                              </a:path>
-                            </a:pathLst>
-                          </a:custGeom>
-                          <a:solidFill>
-                            <a:srgbClr val="000000"/>
-                          </a:solidFill>
-                        </wps:spPr>
-                        <wps:bodyPr wrap="square" lIns="0" tIns="0" rIns="0" bIns="0" rtlCol="0">
-                          <a:prstTxWarp prst="textNoShape">
-                            <a:avLst/>
-                          </a:prstTxWarp>
-                          <a:noAutofit/>
-                        </wps:bodyPr>
-                      </wps:wsp>
-                    </wpg:wgp>
-                  </a:graphicData>
-                </a:graphic>
-              </wp:inline>
-            </w:drawing>
-          </mc:Choice>
-          <mc:Fallback>
-            <w:pict>
-              <v:group w14:anchorId="40FED9AE" id="Group 11" o:spid="_x0000_s1026" style="width:112.5pt;height:.75pt;mso-position-horizontal-relative:char;mso-position-vertical-relative:line" coordsize="14287,95" o:gfxdata="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">
-                <v:shape id="Graphic 12" o:spid="_x0000_s1027" style="position:absolute;width:14287;height:95;visibility:visible;mso-wrap-style:square;v-text-anchor:top" coordsize="1428750,9525" o:gfxdata="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" path="m1428750,l,,,9525r1428750,l1428750,xe" fillcolor="black" stroked="f">
-                  <v:path arrowok="t"/>
-                </v:shape>
-                <w10:anchorlock/>
-              </v:group>
-            </w:pict>
-          </mc:Fallback>
-        </mc:AlternateContent>
-      </w:r>
-    </w:p>
-    <w:p>
-      <w:pPr>
-        <w:pStyle w:val="BodyText"/>
-        <w:spacing w:before="163"/>
-        <w:rPr>
-          <w:rFonts w:asciiTheme="majorBidi" w:hAnsiTheme="majorBidi" w:cstheme="majorBidi"/>
-          <w:sz w:val="18"/>
-        </w:rPr>
-      </w:pPr>
-    </w:p>
-    <w:p>
-      <w:pPr>
-        <w:spacing w:line="254" w:lineRule="auto"/>
-        <w:ind w:left="4111" w:right="-171"/>
-        <w:rPr>
-          <w:rFonts w:asciiTheme="majorBidi" w:hAnsiTheme="majorBidi" w:cstheme="majorBidi"/>
-          <w:spacing w:val="-2"/>
-          <w:sz w:val="18"/>
-        </w:rPr>
-      </w:pPr>
-      <w:r>
-        <w:rPr>
-          <w:rFonts w:asciiTheme="majorBidi" w:hAnsiTheme="majorBidi" w:cstheme="majorBidi"/>
-          <w:spacing w:val="-2"/>
-          <w:sz w:val="18"/>
-        </w:rPr>
-        <w:t xml:space="preserve">Mengetahui </w:t>
-      </w:r>
-    </w:p>
-    <w:p>
-      <w:pPr>
-        <w:spacing w:line="254" w:lineRule="auto"/>
-        <w:ind w:left="4111" w:right="-171"/>
-        <w:rPr>
-          <w:rFonts w:asciiTheme="majorBidi" w:hAnsiTheme="majorBidi" w:cstheme="majorBidi"/>
-          <w:sz w:val="18"/>
-        </w:rPr>
-      </w:pPr>
-      <w:r>
-        <w:rPr>
-          <w:rFonts w:asciiTheme="majorBidi" w:hAnsiTheme="majorBidi" w:cstheme="majorBidi"/>
-          <w:sz w:val="18"/>
-        </w:rPr>
-        <w:t>Kepala</w:t>
-      </w:r>
-      <w:r>
-        <w:rPr>
-          <w:rFonts w:asciiTheme="majorBidi" w:hAnsiTheme="majorBidi" w:cstheme="majorBidi"/>
-          <w:spacing w:val="-13"/>
-          <w:sz w:val="18"/>
-        </w:rPr>
-        <w:t xml:space="preserve"> </w:t>
-      </w:r>
-      <w:r>
-        <w:rPr>
-          <w:rFonts w:asciiTheme="majorBidi" w:hAnsiTheme="majorBidi" w:cstheme="majorBidi"/>
-          <w:sz w:val="18"/>
-        </w:rPr>
-        <w:t>Madrasah</w:t>
-      </w:r>
-    </w:p>
-    <w:p>
-      <w:pPr>
-        <w:pStyle w:val="BodyText"/>
-        <w:ind w:left="4111" w:right="-171"/>
-        <w:rPr>
-          <w:rFonts w:asciiTheme="majorBidi" w:hAnsiTheme="majorBidi" w:cstheme="majorBidi"/>
-          <w:sz w:val="18"/>
-        </w:rPr>
-      </w:pPr>
-    </w:p>
-    <w:p>
-      <w:pPr>
-        <w:pStyle w:val="BodyText"/>
-        <w:ind w:left="4111" w:right="-171"/>
-        <w:rPr>
-          <w:rFonts w:asciiTheme="majorBidi" w:hAnsiTheme="majorBidi" w:cstheme="majorBidi"/>
-          <w:sz w:val="18"/>
-        </w:rPr>
-      </w:pPr>
-    </w:p>
-    <w:p>
-      <w:pPr>
-        <w:pStyle w:val="BodyText"/>
-        <w:ind w:left="4111" w:right="-171"/>
-        <w:rPr>
-          <w:rFonts w:asciiTheme="majorBidi" w:hAnsiTheme="majorBidi" w:cstheme="majorBidi"/>
-          <w:sz w:val="18"/>
-        </w:rPr>
-      </w:pPr>
-    </w:p>
-    <w:p>
-      <w:pPr>
-        <w:pStyle w:val="BodyText"/>
-        <w:spacing w:before="182"/>
-        <w:ind w:left="4111" w:right="-171"/>
-        <w:rPr>
-          <w:rFonts w:asciiTheme="majorBidi" w:hAnsiTheme="majorBidi" w:cstheme="majorBidi"/>
-          <w:sz w:val="18"/>
-        </w:rPr>
-      </w:pPr>
-    </w:p>
-    <w:p>
-      <w:pPr>
-        <w:spacing w:before="57"/>
-        <w:ind w:left="4111" w:right="-171"/>
-        <w:rPr>
-          <w:rFonts w:asciiTheme="majorBidi" w:eastAsia="Arial" w:hAnsiTheme="majorBidi" w:cstheme="majorBidi"/>
-          <w:b/>
-          <w:bCs/>
-          <w:sz w:val="18"/>
-          <w:szCs w:val="18"/>
-        </w:rPr>
-      </w:pPr>
-      <w:r>
-        <w:rPr>
-          <w:rFonts w:asciiTheme="majorBidi" w:eastAsia="Arial" w:hAnsiTheme="majorBidi" w:cstheme="majorBidi"/>
-          <w:b/>
-          <w:bCs/>
-          <w:sz w:val="18"/>
-          <w:szCs w:val="18"/>
-        </w:rPr>
-        <w:t>Agus Budi Utomo, S.T., M.Pd.</w:t>
-      </w:r>
-    </w:p>
-    <w:p>
-      <w:pPr>
-        <w:spacing w:before="57"/>
-        <w:ind w:left="4111" w:right="-171"/>
-        <w:rPr>
-          <w:rFonts w:asciiTheme="majorBidi" w:eastAsia="Arial" w:hAnsiTheme="majorBidi" w:cstheme="majorBidi"/>
-          <w:b/>
-          <w:bCs/>
-          <w:sz w:val="18"/>
-          <w:szCs w:val="18"/>
-        </w:rPr>
-      </w:pPr>
-      <w:r>
-        <w:rPr>
-          <w:rFonts w:asciiTheme="majorBidi" w:hAnsiTheme="majorBidi" w:cstheme="majorBidi"/>
-          <w:sz w:val="18"/>
-        </w:rPr>
-        <w:t xml:space="preserve">NIP. </w:t>
-      </w:r>
-      <w:r>
-        <w:rPr>
-          <w:rFonts w:asciiTheme="majorBidi" w:hAnsiTheme="majorBidi" w:cstheme="majorBidi"/>
-          <w:spacing w:val="-10"/>
-          <w:sz w:val="18"/>
-        </w:rPr>
-        <w:t>-</w:t>
-      </w:r>
-    </w:p>
-    <w:p>
-      <w:pPr>
-        <w:pStyle w:val="Heading2"/>
-        <w:spacing w:before="94"/>
-        <w:ind w:left="172"/>
-        <w:rPr>
-          <w:rFonts w:asciiTheme="majorBidi" w:hAnsiTheme="majorBidi" w:cstheme="majorBidi"/>
-        </w:rPr>
-      </w:pPr>
-      <w:r>
-        <w:rPr>
-          <w:rFonts w:asciiTheme="majorBidi" w:hAnsiTheme="majorBidi" w:cstheme="majorBidi"/>
-          <w:b w:val="0"/>
-        </w:rPr>
-        <w:br w:type="column"/>
-      </w:r>
-      <w:r>
-        <w:rPr>
-          <w:rFonts w:asciiTheme="majorBidi" w:hAnsiTheme="majorBidi" w:cstheme="majorBidi"/>
-        </w:rPr>
-        <w:t>${nama_walas}</w:t>
-      </w:r>
-    </w:p>
-    <w:p>
-      <w:pPr>
-        <w:spacing w:before="57"/>
-        <w:ind w:left="172"/>
-        <w:rPr>
-          <w:rFonts w:asciiTheme="majorBidi" w:hAnsiTheme="majorBidi" w:cstheme="majorBidi"/>
-          <w:sz w:val="18"/>
-        </w:rPr>
-        <w:sectPr>
-          <w:type w:val="continuous"/>
-          <w:pgSz w:w="11910" w:h="16840"/>
-          <w:pgMar w:top="700" w:right="566" w:bottom="500" w:left="566" w:header="0" w:footer="317" w:gutter="0"/>
-          <w:cols w:num="2" w:space="720" w:equalWidth="0">
-            <w:col w:w="6350" w:space="357"/>
-            <w:col w:w="4071"/>
-          </w:cols>
-        </w:sectPr>
-      </w:pPr>
-      <w:r>
-        <w:rPr>
-          <w:rFonts w:asciiTheme="majorBidi" w:hAnsiTheme="majorBidi" w:cstheme="majorBidi"/>
-          <w:sz w:val="18"/>
-        </w:rPr>
-        <w:t xml:space="preserve">NIP. </w:t>
-      </w:r>
-      <w:r>
-        <w:rPr>
-          <w:rFonts w:asciiTheme="majorBidi" w:hAnsiTheme="majorBidi" w:cstheme="majorBidi"/>
-          <w:spacing w:val="-10"/>
-          <w:sz w:val="18"/>
-        </w:rPr>
-        <w:t>-</w:t>
-      </w:r>
-    </w:p>
-    <w:p>
-      <w:pPr>
-        <w:spacing w:before="101"/>
-        <w:ind w:right="49"/>
-        <w:rPr>
-          <w:rFonts w:asciiTheme="majorBidi" w:hAnsiTheme="majorBidi" w:cstheme="majorBidi"/>
-          <w:sz w:val="18"/>
-        </w:rPr>
-      </w:pPr>
-    </w:p>
+    <w:tbl>
+      <w:tblPr>
+        <w:tblStyle w:val="TableGrid"/>
+        <w:tblW w:w="0" w:type="auto"/>
+        <w:tblInd w:w="704" w:type="dxa"/>
+        <w:tblBorders>
+          <w:top w:val="none" w:sz="0" w:space="0" w:color="auto"/>
+          <w:left w:val="none" w:sz="0" w:space="0" w:color="auto"/>
+          <w:bottom w:val="none" w:sz="0" w:space="0" w:color="auto"/>
+          <w:right w:val="none" w:sz="0" w:space="0" w:color="auto"/>
+          <w:insideH w:val="none" w:sz="0" w:space="0" w:color="auto"/>
+          <w:insideV w:val="none" w:sz="0" w:space="0" w:color="auto"/>
+        </w:tblBorders>
+        <w:tblLook w:val="04A0" w:firstRow="1" w:lastRow="0" w:firstColumn="1" w:lastColumn="0" w:noHBand="0" w:noVBand="1"/>
+      </w:tblPr>
+      <w:tblGrid>
+        <w:gridCol w:w="3119"/>
+        <w:gridCol w:w="3123"/>
+        <w:gridCol w:w="3255"/>
+      </w:tblGrid>
+      <w:tr>
+        <w:tc>
+          <w:tcPr>
+            <w:tcW w:w="3119" w:type="dxa"/>
+          </w:tcPr>
+          <w:p>
+            <w:pPr>
+              <w:rPr>
+                <w:rFonts w:asciiTheme="majorBidi" w:hAnsiTheme="majorBidi" w:cstheme="majorBidi"/>
+                <w:sz w:val="18"/>
+              </w:rPr>
+            </w:pPr>
+          </w:p>
+        </w:tc>
+        <w:tc>
+          <w:tcPr>
+            <w:tcW w:w="3123" w:type="dxa"/>
+          </w:tcPr>
+          <w:p>
+            <w:pPr>
+              <w:rPr>
+                <w:rFonts w:asciiTheme="majorBidi" w:hAnsiTheme="majorBidi" w:cstheme="majorBidi"/>
+                <w:sz w:val="18"/>
+              </w:rPr>
+            </w:pPr>
+          </w:p>
+        </w:tc>
+        <w:tc>
+          <w:tcPr>
+            <w:tcW w:w="3255" w:type="dxa"/>
+          </w:tcPr>
+          <w:p>
+            <w:pPr>
+              <w:rPr>
+                <w:rFonts w:asciiTheme="majorBidi" w:hAnsiTheme="majorBidi" w:cstheme="majorBidi"/>
+                <w:sz w:val="18"/>
+              </w:rPr>
+            </w:pPr>
+            <w:r>
+              <w:rPr>
+                <w:rFonts w:asciiTheme="majorBidi" w:hAnsiTheme="majorBidi" w:cstheme="majorBidi"/>
+                <w:sz w:val="18"/>
+              </w:rPr>
+              <w:t xml:space="preserve">Patean, </w:t>
+            </w:r>
+            <w:r>
+              <w:rPr>
+                <w:rFonts w:asciiTheme="majorBidi" w:hAnsiTheme="majorBidi" w:cstheme="majorBidi"/>
+                <w:sz w:val="18"/>
+              </w:rPr>
+              <w:t>19 Desember 2025</w:t>
+            </w:r>
+          </w:p>
+        </w:tc>
+      </w:tr>
+      <w:tr>
+        <w:tc>
+          <w:tcPr>
+            <w:tcW w:w="3119" w:type="dxa"/>
+          </w:tcPr>
+          <w:p>
+            <w:pPr>
+              <w:rPr>
+                <w:rFonts w:asciiTheme="majorBidi" w:hAnsiTheme="majorBidi" w:cstheme="majorBidi"/>
+                <w:sz w:val="18"/>
+              </w:rPr>
+            </w:pPr>
+            <w:r>
+              <w:rPr>
+                <w:rFonts w:asciiTheme="majorBidi" w:hAnsiTheme="majorBidi" w:cstheme="majorBidi"/>
+                <w:sz w:val="18"/>
+              </w:rPr>
+              <w:t xml:space="preserve">Orang </w:t>
+            </w:r>
+            <w:r>
+              <w:rPr>
+                <w:rFonts w:asciiTheme="majorBidi" w:hAnsiTheme="majorBidi" w:cstheme="majorBidi"/>
+                <w:spacing w:val="-2"/>
+                <w:sz w:val="18"/>
+              </w:rPr>
+              <w:t>Tua/Wali</w:t>
+            </w:r>
+          </w:p>
+        </w:tc>
+        <w:tc>
+          <w:tcPr>
+            <w:tcW w:w="3123" w:type="dxa"/>
+          </w:tcPr>
+          <w:p>
+            <w:pPr>
+              <w:rPr>
+                <w:rFonts w:asciiTheme="majorBidi" w:hAnsiTheme="majorBidi" w:cstheme="majorBidi"/>
+                <w:sz w:val="18"/>
+              </w:rPr>
+            </w:pPr>
+          </w:p>
+        </w:tc>
+        <w:tc>
+          <w:tcPr>
+            <w:tcW w:w="3255" w:type="dxa"/>
+          </w:tcPr>
+          <w:p>
+            <w:pPr>
+              <w:rPr>
+                <w:rFonts w:asciiTheme="majorBidi" w:hAnsiTheme="majorBidi" w:cstheme="majorBidi"/>
+                <w:sz w:val="18"/>
+              </w:rPr>
+            </w:pPr>
+            <w:r>
+              <w:rPr>
+                <w:rFonts w:asciiTheme="majorBidi" w:hAnsiTheme="majorBidi" w:cstheme="majorBidi"/>
+                <w:sz w:val="18"/>
+              </w:rPr>
+              <w:t xml:space="preserve">Wali </w:t>
+            </w:r>
+            <w:r>
+              <w:rPr>
+                <w:rFonts w:asciiTheme="majorBidi" w:hAnsiTheme="majorBidi" w:cstheme="majorBidi"/>
+                <w:spacing w:val="-2"/>
+                <w:sz w:val="18"/>
+              </w:rPr>
+              <w:t>Kelas</w:t>
+            </w:r>
+          </w:p>
+        </w:tc>
+      </w:tr>
+      <w:tr>
+        <w:tc>
+          <w:tcPr>
+            <w:tcW w:w="3119" w:type="dxa"/>
+          </w:tcPr>
+          <w:p>
+            <w:pPr>
+              <w:rPr>
+                <w:rFonts w:asciiTheme="majorBidi" w:hAnsiTheme="majorBidi" w:cstheme="majorBidi"/>
+                <w:sz w:val="18"/>
+              </w:rPr>
+            </w:pPr>
+          </w:p>
+          <w:p>
+            <w:pPr>
+              <w:rPr>
+                <w:rFonts w:asciiTheme="majorBidi" w:hAnsiTheme="majorBidi" w:cstheme="majorBidi"/>
+                <w:sz w:val="18"/>
+              </w:rPr>
+            </w:pPr>
+          </w:p>
+          <w:p>
+            <w:pPr>
+              <w:rPr>
+                <w:rFonts w:asciiTheme="majorBidi" w:hAnsiTheme="majorBidi" w:cstheme="majorBidi"/>
+                <w:sz w:val="18"/>
+              </w:rPr>
+            </w:pPr>
+          </w:p>
+          <w:p>
+            <w:pPr>
+              <w:rPr>
+                <w:rFonts w:asciiTheme="majorBidi" w:hAnsiTheme="majorBidi" w:cstheme="majorBidi"/>
+                <w:sz w:val="18"/>
+              </w:rPr>
+            </w:pPr>
+          </w:p>
+          <w:p>
+            <w:pPr>
+              <w:rPr>
+                <w:rFonts w:asciiTheme="majorBidi" w:hAnsiTheme="majorBidi" w:cstheme="majorBidi"/>
+                <w:sz w:val="18"/>
+              </w:rPr>
+            </w:pPr>
+            <w:r>
+              <w:rPr>
+                <w:rFonts w:asciiTheme="majorBidi" w:hAnsiTheme="majorBidi" w:cstheme="majorBidi"/>
+                <w:sz w:val="18"/>
+              </w:rPr>
+              <w:t>________________________</w:t>
+            </w:r>
+          </w:p>
+        </w:tc>
+        <w:tc>
+          <w:tcPr>
+            <w:tcW w:w="3123" w:type="dxa"/>
+          </w:tcPr>
+          <w:p>
+            <w:pPr>
+              <w:rPr>
+                <w:rFonts w:asciiTheme="majorBidi" w:hAnsiTheme="majorBidi" w:cstheme="majorBidi"/>
+                <w:sz w:val="18"/>
+              </w:rPr>
+            </w:pPr>
+          </w:p>
+        </w:tc>
+        <w:tc>
+          <w:tcPr>
+            <w:tcW w:w="3255" w:type="dxa"/>
+          </w:tcPr>
+          <w:p>
+            <w:pPr>
+              <w:rPr>
+                <w:rFonts w:asciiTheme="majorBidi" w:hAnsiTheme="majorBidi" w:cstheme="majorBidi"/>
+                <w:b/>
+                <w:bCs/>
+                <w:sz w:val="18"/>
+              </w:rPr>
+            </w:pPr>
+          </w:p>
+          <w:p>
+            <w:pPr>
+              <w:rPr>
+                <w:rFonts w:asciiTheme="majorBidi" w:hAnsiTheme="majorBidi" w:cstheme="majorBidi"/>
+                <w:b/>
+                <w:bCs/>
+                <w:sz w:val="18"/>
+              </w:rPr>
+            </w:pPr>
+          </w:p>
+          <w:p>
+            <w:pPr>
+              <w:rPr>
+                <w:rFonts w:asciiTheme="majorBidi" w:hAnsiTheme="majorBidi" w:cstheme="majorBidi"/>
+                <w:b/>
+                <w:bCs/>
+                <w:sz w:val="18"/>
+              </w:rPr>
+            </w:pPr>
+          </w:p>
+          <w:p>
+            <w:pPr>
+              <w:rPr>
+                <w:rFonts w:asciiTheme="majorBidi" w:hAnsiTheme="majorBidi" w:cstheme="majorBidi"/>
+                <w:b/>
+                <w:bCs/>
+                <w:sz w:val="18"/>
+              </w:rPr>
+            </w:pPr>
+          </w:p>
+          <w:p>
+            <w:pPr>
+              <w:rPr>
+                <w:rFonts w:asciiTheme="majorBidi" w:hAnsiTheme="majorBidi" w:cstheme="majorBidi"/>
+                <w:b/>
+                <w:bCs/>
+                <w:sz w:val="18"/>
+              </w:rPr>
+            </w:pPr>
+          </w:p>
+          <w:p>
+            <w:pPr>
+              <w:rPr>
+                <w:rFonts w:asciiTheme="majorBidi" w:hAnsiTheme="majorBidi" w:cstheme="majorBidi"/>
+                <w:b/>
+                <w:bCs/>
+                <w:sz w:val="18"/>
+              </w:rPr>
+            </w:pPr>
+            <w:r>
+              <w:rPr>
+                <w:rFonts w:asciiTheme="majorBidi" w:hAnsiTheme="majorBidi" w:cstheme="majorBidi"/>
+                <w:b/>
+                <w:bCs/>
+                <w:sz w:val="18"/>
+              </w:rPr>
+              <w:t>${nama_walas}</w:t>
+            </w:r>
+          </w:p>
+          <w:p>
+            <w:pPr>
+              <w:rPr>
+                <w:rFonts w:asciiTheme="majorBidi" w:hAnsiTheme="majorBidi" w:cstheme="majorBidi"/>
+                <w:sz w:val="18"/>
+              </w:rPr>
+            </w:pPr>
+            <w:r>
+              <w:rPr>
+                <w:rFonts w:asciiTheme="majorBidi" w:hAnsiTheme="majorBidi" w:cstheme="majorBidi"/>
+                <w:sz w:val="18"/>
+              </w:rPr>
+              <w:t>NIP.</w:t>
+            </w:r>
+          </w:p>
+        </w:tc>
+      </w:tr>
+      <w:tr>
+        <w:tc>
+          <w:tcPr>
+            <w:tcW w:w="3119" w:type="dxa"/>
+          </w:tcPr>
+          <w:p>
+            <w:pPr>
+              <w:rPr>
+                <w:rFonts w:asciiTheme="majorBidi" w:hAnsiTheme="majorBidi" w:cstheme="majorBidi"/>
+                <w:sz w:val="18"/>
+              </w:rPr>
+            </w:pPr>
+          </w:p>
+        </w:tc>
+        <w:tc>
+          <w:tcPr>
+            <w:tcW w:w="3123" w:type="dxa"/>
+          </w:tcPr>
+          <w:p>
+            <w:pPr>
+              <w:rPr>
+                <w:rFonts w:asciiTheme="majorBidi" w:hAnsiTheme="majorBidi" w:cstheme="majorBidi"/>
+                <w:sz w:val="18"/>
+              </w:rPr>
+            </w:pPr>
+            <w:r>
+              <w:rPr>
+                <w:rFonts w:asciiTheme="majorBidi" w:hAnsiTheme="majorBidi" w:cstheme="majorBidi"/>
+                <w:sz w:val="18"/>
+              </w:rPr>
+              <w:t>Mengetahui</w:t>
+            </w:r>
+          </w:p>
+        </w:tc>
+        <w:tc>
+          <w:tcPr>
+            <w:tcW w:w="3255" w:type="dxa"/>
+          </w:tcPr>
+          <w:p>
+            <w:pPr>
+              <w:rPr>
+                <w:rFonts w:asciiTheme="majorBidi" w:hAnsiTheme="majorBidi" w:cstheme="majorBidi"/>
+                <w:sz w:val="18"/>
+              </w:rPr>
+            </w:pPr>
+          </w:p>
+        </w:tc>
+      </w:tr>
+      <w:tr>
+        <w:tc>
+          <w:tcPr>
+            <w:tcW w:w="3119" w:type="dxa"/>
+          </w:tcPr>
+          <w:p>
+            <w:pPr>
+              <w:rPr>
+                <w:rFonts w:asciiTheme="majorBidi" w:hAnsiTheme="majorBidi" w:cstheme="majorBidi"/>
+                <w:sz w:val="18"/>
+              </w:rPr>
+            </w:pPr>
+          </w:p>
+        </w:tc>
+        <w:tc>
+          <w:tcPr>
+            <w:tcW w:w="3123" w:type="dxa"/>
+          </w:tcPr>
+          <w:p>
+            <w:pPr>
+              <w:rPr>
+                <w:rFonts w:asciiTheme="majorBidi" w:hAnsiTheme="majorBidi" w:cstheme="majorBidi"/>
+                <w:sz w:val="18"/>
+              </w:rPr>
+            </w:pPr>
+            <w:r>
+              <w:rPr>
+                <w:rFonts w:asciiTheme="majorBidi" w:hAnsiTheme="majorBidi" w:cstheme="majorBidi"/>
+                <w:sz w:val="18"/>
+              </w:rPr>
+              <w:t>Kepala Madrasah</w:t>
+            </w:r>
+          </w:p>
+        </w:tc>
+        <w:tc>
+          <w:tcPr>
+            <w:tcW w:w="3255" w:type="dxa"/>
+          </w:tcPr>
+          <w:p>
+            <w:pPr>
+              <w:rPr>
+                <w:rFonts w:asciiTheme="majorBidi" w:hAnsiTheme="majorBidi" w:cstheme="majorBidi"/>
+                <w:sz w:val="18"/>
+              </w:rPr>
+            </w:pPr>
+          </w:p>
+        </w:tc>
+      </w:tr>
+      <w:tr>
+        <w:tc>
+          <w:tcPr>
+            <w:tcW w:w="3119" w:type="dxa"/>
+          </w:tcPr>
+          <w:p>
+            <w:pPr>
+              <w:rPr>
+                <w:rFonts w:asciiTheme="majorBidi" w:hAnsiTheme="majorBidi" w:cstheme="majorBidi"/>
+                <w:sz w:val="18"/>
+              </w:rPr>
+            </w:pPr>
+          </w:p>
+        </w:tc>
+        <w:tc>
+          <w:tcPr>
+            <w:tcW w:w="3123" w:type="dxa"/>
+          </w:tcPr>
+          <w:p>
+            <w:pPr>
+              <w:rPr>
+                <w:rFonts w:asciiTheme="majorBidi" w:hAnsiTheme="majorBidi" w:cstheme="majorBidi"/>
+                <w:b/>
+                <w:bCs/>
+                <w:sz w:val="18"/>
+              </w:rPr>
+            </w:pPr>
+          </w:p>
+          <w:p>
+            <w:pPr>
+              <w:rPr>
+                <w:rFonts w:asciiTheme="majorBidi" w:hAnsiTheme="majorBidi" w:cstheme="majorBidi"/>
+                <w:b/>
+                <w:bCs/>
+                <w:sz w:val="18"/>
+              </w:rPr>
+            </w:pPr>
+          </w:p>
+          <w:p>
+            <w:pPr>
+              <w:rPr>
+                <w:rFonts w:asciiTheme="majorBidi" w:hAnsiTheme="majorBidi" w:cstheme="majorBidi"/>
+                <w:b/>
+                <w:bCs/>
+                <w:sz w:val="18"/>
+              </w:rPr>
+            </w:pPr>
+          </w:p>
+          <w:p>
+            <w:pPr>
+              <w:rPr>
+                <w:rFonts w:asciiTheme="majorBidi" w:hAnsiTheme="majorBidi" w:cstheme="majorBidi"/>
+                <w:b/>
+                <w:bCs/>
+                <w:sz w:val="18"/>
+              </w:rPr>
+            </w:pPr>
+          </w:p>
+          <w:p>
+            <w:pPr>
+              <w:rPr>
+                <w:rFonts w:asciiTheme="majorBidi" w:hAnsiTheme="majorBidi" w:cstheme="majorBidi"/>
+                <w:b/>
+                <w:bCs/>
+                <w:sz w:val="18"/>
+              </w:rPr>
+            </w:pPr>
+          </w:p>
+          <w:p>
+            <w:pPr>
+              <w:rPr>
+                <w:rFonts w:asciiTheme="majorBidi" w:hAnsiTheme="majorBidi" w:cstheme="majorBidi"/>
+                <w:b/>
+                <w:bCs/>
+                <w:sz w:val="18"/>
+              </w:rPr>
+            </w:pPr>
+          </w:p>
+          <w:p>
+            <w:pPr>
+              <w:rPr>
+                <w:rFonts w:asciiTheme="majorBidi" w:hAnsiTheme="majorBidi" w:cstheme="majorBidi"/>
+                <w:b/>
+                <w:bCs/>
+                <w:sz w:val="18"/>
+              </w:rPr>
+            </w:pPr>
+            <w:r>
+              <w:rPr>
+                <w:rFonts w:asciiTheme="majorBidi" w:hAnsiTheme="majorBidi" w:cstheme="majorBidi"/>
+                <w:b/>
+                <w:bCs/>
+                <w:sz w:val="18"/>
+              </w:rPr>
+              <w:t>Agus Budi Utomo, S.T., M.Pd.</w:t>
+            </w:r>
+          </w:p>
+          <w:p>
+            <w:pPr>
+              <w:rPr>
+                <w:rFonts w:asciiTheme="majorBidi" w:hAnsiTheme="majorBidi" w:cstheme="majorBidi"/>
+                <w:sz w:val="18"/>
+              </w:rPr>
+            </w:pPr>
+            <w:r>
+              <w:rPr>
+                <w:rFonts w:asciiTheme="majorBidi" w:hAnsiTheme="majorBidi" w:cstheme="majorBidi"/>
+                <w:sz w:val="18"/>
+              </w:rPr>
+              <w:t>NIP. -</w:t>
+            </w:r>
+          </w:p>
+        </w:tc>
+        <w:tc>
+          <w:tcPr>
+            <w:tcW w:w="3255" w:type="dxa"/>
+          </w:tcPr>
+          <w:p>
+            <w:pPr>
+              <w:rPr>
+                <w:rFonts w:asciiTheme="majorBidi" w:hAnsiTheme="majorBidi" w:cstheme="majorBidi"/>
+                <w:sz w:val="18"/>
+              </w:rPr>
+            </w:pPr>
+          </w:p>
+        </w:tc>
+      </w:tr>
+    </w:tbl>
     <w:p/>
     <w:sectPr>
       <w:footerReference w:type="default" r:id="rId8"/>
@@ -4238,20 +4248,6 @@
 </file>
 
 <file path=word/footer1.xml><?xml version="1.0" encoding="utf-8"?>
-<w:ftr xmlns:wpc="http://schemas.microsoft.com/office/word/2010/wordprocessingCanvas" xmlns:cx="http://schemas.microsoft.com/office/drawing/2014/chartex" xmlns:cx1="http://schemas.microsoft.com/office/drawing/2015/9/8/chartex" xmlns:cx2="http://schemas.microsoft.com/office/drawing/2015/10/21/chartex" xmlns:cx3="http://schemas.microsoft.com/office/drawing/2016/5/9/chartex" xmlns:cx4="http://schemas.microsoft.com/office/drawing/2016/5/10/chartex" xmlns:cx5="http://schemas.microsoft.com/office/drawing/2016/5/11/chartex" xmlns:cx6="http://schemas.microsoft.com/office/drawing/2016/5/12/chartex" xmlns:cx7="http://schemas.microsoft.com/office/drawing/2016/5/13/chartex" xmlns:cx8="http://schemas.microsoft.com/office/drawing/2016/5/14/chartex" xmlns:mc="http://schemas.openxmlformats.org/markup-compatibility/2006" xmlns:aink="http://schemas.microsoft.com/office/drawing/2016/ink" xmlns:am3d="http://schemas.microsoft.com/office/drawing/2017/model3d" xmlns:o="urn:schemas-microsoft-com:office:office" xmlns:r="http://schemas.openxmlformats.org/officeDocument/2006/relationships" xmlns:m="http://schemas.openxmlformats.org/officeDocument/2006/math" xmlns:v="urn:schemas-microsoft-com:vml" xmlns:wp14="http://schemas.microsoft.com/office/word/2010/wordprocessingDrawing" xmlns:wp="http://schemas.openxmlformats.org/drawingml/2006/wordprocessingDrawing" xmlns:w10="urn:schemas-microsoft-com:office:word" xmlns:w="http://schemas.openxmlformats.org/wordprocessingml/2006/main" xmlns:w14="http://schemas.microsoft.com/office/word/2010/wordml" xmlns:w15="http://schemas.microsoft.com/office/word/2012/wordml" xmlns:w16cex="http://schemas.microsoft.com/office/word/2018/wordml/cex" xmlns:w16cid="http://schemas.microsoft.com/office/word/2016/wordml/cid" xmlns:w16="http://schemas.microsoft.com/office/word/2018/wordml" xmlns:w16se="http://schemas.microsoft.com/office/word/2015/wordml/symex" xmlns:wpg="http://schemas.microsoft.com/office/word/2010/wordprocessingGroup" xmlns:wpi="http://schemas.microsoft.com/office/word/2010/wordprocessingInk" xmlns:wne="http://schemas.microsoft.com/office/word/2006/wordml" xmlns:wps="http://schemas.microsoft.com/office/word/2010/wordprocessingShape" mc:Ignorable="w14 w15 w16se w16cid w16 w16cex wp14">
-  <w:p>
-    <w:pPr>
-      <w:pStyle w:val="BodyText"/>
-      <w:spacing w:line="14" w:lineRule="auto"/>
-      <w:rPr>
-        <w:sz w:val="20"/>
-      </w:rPr>
-    </w:pPr>
-  </w:p>
-</w:ftr>
-</file>
-
-<file path=word/footer2.xml><?xml version="1.0" encoding="utf-8"?>
 <w:ftr xmlns:wpc="http://schemas.microsoft.com/office/word/2010/wordprocessingCanvas" xmlns:cx="http://schemas.microsoft.com/office/drawing/2014/chartex" xmlns:cx1="http://schemas.microsoft.com/office/drawing/2015/9/8/chartex" xmlns:cx2="http://schemas.microsoft.com/office/drawing/2015/10/21/chartex" xmlns:cx3="http://schemas.microsoft.com/office/drawing/2016/5/9/chartex" xmlns:cx4="http://schemas.microsoft.com/office/drawing/2016/5/10/chartex" xmlns:cx5="http://schemas.microsoft.com/office/drawing/2016/5/11/chartex" xmlns:cx6="http://schemas.microsoft.com/office/drawing/2016/5/12/chartex" xmlns:cx7="http://schemas.microsoft.com/office/drawing/2016/5/13/chartex" xmlns:cx8="http://schemas.microsoft.com/office/drawing/2016/5/14/chartex" xmlns:mc="http://schemas.openxmlformats.org/markup-compatibility/2006" xmlns:aink="http://schemas.microsoft.com/office/drawing/2016/ink" xmlns:am3d="http://schemas.microsoft.com/office/drawing/2017/model3d" xmlns:o="urn:schemas-microsoft-com:office:office" xmlns:r="http://schemas.openxmlformats.org/officeDocument/2006/relationships" xmlns:m="http://schemas.openxmlformats.org/officeDocument/2006/math" xmlns:v="urn:schemas-microsoft-com:vml" xmlns:wp14="http://schemas.microsoft.com/office/word/2010/wordprocessingDrawing" xmlns:wp="http://schemas.openxmlformats.org/drawingml/2006/wordprocessingDrawing" xmlns:w10="urn:schemas-microsoft-com:office:word" xmlns:w="http://schemas.openxmlformats.org/wordprocessingml/2006/main" xmlns:w14="http://schemas.microsoft.com/office/word/2010/wordml" xmlns:w15="http://schemas.microsoft.com/office/word/2012/wordml" xmlns:w16cex="http://schemas.microsoft.com/office/word/2018/wordml/cex" xmlns:w16cid="http://schemas.microsoft.com/office/word/2016/wordml/cid" xmlns:w16="http://schemas.microsoft.com/office/word/2018/wordml" xmlns:w16se="http://schemas.microsoft.com/office/word/2015/wordml/symex" xmlns:wpg="http://schemas.microsoft.com/office/word/2010/wordprocessingGroup" xmlns:wpi="http://schemas.microsoft.com/office/word/2010/wordprocessingInk" xmlns:wne="http://schemas.microsoft.com/office/word/2006/wordml" xmlns:wps="http://schemas.microsoft.com/office/word/2010/wordprocessingShape" mc:Ignorable="w14 w15 w16se w16cid w16 w16cex wp14">
   <w:p>
     <w:pPr>
@@ -4449,120 +4445,6 @@
                         <w:sz w:val="18"/>
                       </w:rPr>
                       <w:fldChar w:fldCharType="end"/>
-                    </w:r>
-                  </w:p>
-                </w:txbxContent>
-              </v:textbox>
-              <w10:wrap anchorx="page" anchory="page"/>
-            </v:shape>
-          </w:pict>
-        </mc:Fallback>
-      </mc:AlternateContent>
-    </w:r>
-    <w:r>
-      <w:rPr>
-        <w:noProof/>
-        <w:sz w:val="20"/>
-      </w:rPr>
-      <mc:AlternateContent>
-        <mc:Choice Requires="wps">
-          <w:drawing>
-            <wp:anchor distT="0" distB="0" distL="0" distR="0" simplePos="0" relativeHeight="251660288" behindDoc="1" locked="0" layoutInCell="1" allowOverlap="1" wp14:anchorId="05BB5F57" wp14:editId="00452F14">
-              <wp:simplePos x="0" y="0"/>
-              <wp:positionH relativeFrom="page">
-                <wp:posOffset>419303</wp:posOffset>
-              </wp:positionH>
-              <wp:positionV relativeFrom="page">
-                <wp:posOffset>10367968</wp:posOffset>
-              </wp:positionV>
-              <wp:extent cx="1518920" cy="132080"/>
-              <wp:effectExtent l="0" t="0" r="0" b="0"/>
-              <wp:wrapNone/>
-              <wp:docPr id="2" name="Textbox 2"/>
-              <wp:cNvGraphicFramePr>
-                <a:graphicFrameLocks xmlns:a="http://schemas.openxmlformats.org/drawingml/2006/main"/>
-              </wp:cNvGraphicFramePr>
-              <a:graphic xmlns:a="http://schemas.openxmlformats.org/drawingml/2006/main">
-                <a:graphicData uri="http://schemas.microsoft.com/office/word/2010/wordprocessingShape">
-                  <wps:wsp>
-                    <wps:cNvSpPr txBox="1">
-                      <a:spLocks/>
-                    </wps:cNvSpPr>
-                    <wps:spPr>
-                      <a:xfrm>
-                        <a:off x="0" y="0"/>
-                        <a:ext cx="1518920" cy="132080"/>
-                      </a:xfrm>
-                      <a:prstGeom prst="rect">
-                        <a:avLst/>
-                      </a:prstGeom>
-                    </wps:spPr>
-                    <wps:txbx>
-                      <w:txbxContent>
-                        <w:p>
-                          <w:pPr>
-                            <w:spacing w:before="15"/>
-                            <w:ind w:left="20"/>
-                            <w:rPr>
-                              <w:rFonts w:ascii="Arial"/>
-                              <w:sz w:val="15"/>
-                            </w:rPr>
-                          </w:pPr>
-                          <w:r>
-                            <w:rPr>
-                              <w:rFonts w:ascii="Arial"/>
-                              <w:sz w:val="15"/>
-                            </w:rPr>
-                            <w:t xml:space="preserve">IX.G _ AIDAH AFAF _ </w:t>
-                          </w:r>
-                          <w:r>
-                            <w:rPr>
-                              <w:rFonts w:ascii="Arial"/>
-                              <w:spacing w:val="-2"/>
-                              <w:sz w:val="15"/>
-                            </w:rPr>
-                            <w:t>0111900948</w:t>
-                          </w:r>
-                        </w:p>
-                      </w:txbxContent>
-                    </wps:txbx>
-                    <wps:bodyPr wrap="square" lIns="0" tIns="0" rIns="0" bIns="0" rtlCol="0">
-                      <a:noAutofit/>
-                    </wps:bodyPr>
-                  </wps:wsp>
-                </a:graphicData>
-              </a:graphic>
-            </wp:anchor>
-          </w:drawing>
-        </mc:Choice>
-        <mc:Fallback>
-          <w:pict>
-            <v:shape w14:anchorId="05BB5F57" id="Textbox 2" o:spid="_x0000_s1027" type="#_x0000_t202" style="position:absolute;margin-left:33pt;margin-top:816.4pt;width:119.6pt;height:10.4pt;z-index:-251656192;visibility:visible;mso-wrap-style:square;mso-wrap-distance-left:0;mso-wrap-distance-top:0;mso-wrap-distance-right:0;mso-wrap-distance-bottom:0;mso-position-horizontal:absolute;mso-position-horizontal-relative:page;mso-position-vertical:absolute;mso-position-vertical-relative:page;v-text-anchor:top" o:gfxdata="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" filled="f" stroked="f">
-              <v:textbox inset="0,0,0,0">
-                <w:txbxContent>
-                  <w:p>
-                    <w:pPr>
-                      <w:spacing w:before="15"/>
-                      <w:ind w:left="20"/>
-                      <w:rPr>
-                        <w:rFonts w:ascii="Arial"/>
-                        <w:sz w:val="15"/>
-                      </w:rPr>
-                    </w:pPr>
-                    <w:r>
-                      <w:rPr>
-                        <w:rFonts w:ascii="Arial"/>
-                        <w:sz w:val="15"/>
-                      </w:rPr>
-                      <w:t xml:space="preserve">IX.G _ AIDAH AFAF _ </w:t>
-                    </w:r>
-                    <w:r>
-                      <w:rPr>
-                        <w:rFonts w:ascii="Arial"/>
-                        <w:spacing w:val="-2"/>
-                        <w:sz w:val="15"/>
-                      </w:rPr>
-                      <w:t>0111900948</w:t>
                     </w:r>
                   </w:p>
                 </w:txbxContent>
@@ -5164,6 +5046,56 @@
       </w:tblBorders>
     </w:tblPr>
   </w:style>
+  <w:style w:type="paragraph" w:styleId="Header">
+    <w:name w:val="header"/>
+    <w:basedOn w:val="Normal"/>
+    <w:link w:val="HeaderChar"/>
+    <w:uiPriority w:val="99"/>
+    <w:unhideWhenUsed/>
+    <w:rsid w:val="003F3C6E"/>
+    <w:pPr>
+      <w:tabs>
+        <w:tab w:val="center" w:pos="4513"/>
+        <w:tab w:val="right" w:pos="9026"/>
+      </w:tabs>
+    </w:pPr>
+  </w:style>
+  <w:style w:type="character" w:customStyle="1" w:styleId="HeaderChar">
+    <w:name w:val="Header Char"/>
+    <w:basedOn w:val="DefaultParagraphFont"/>
+    <w:link w:val="Header"/>
+    <w:uiPriority w:val="99"/>
+    <w:rsid w:val="003F3C6E"/>
+    <w:rPr>
+      <w:rFonts w:ascii="Gill Sans MT" w:eastAsia="Gill Sans MT" w:hAnsi="Gill Sans MT" w:cs="Gill Sans MT"/>
+      <w:lang w:val="ms"/>
+    </w:rPr>
+  </w:style>
+  <w:style w:type="paragraph" w:styleId="Footer">
+    <w:name w:val="footer"/>
+    <w:basedOn w:val="Normal"/>
+    <w:link w:val="FooterChar"/>
+    <w:uiPriority w:val="99"/>
+    <w:unhideWhenUsed/>
+    <w:rsid w:val="003F3C6E"/>
+    <w:pPr>
+      <w:tabs>
+        <w:tab w:val="center" w:pos="4513"/>
+        <w:tab w:val="right" w:pos="9026"/>
+      </w:tabs>
+    </w:pPr>
+  </w:style>
+  <w:style w:type="character" w:customStyle="1" w:styleId="FooterChar">
+    <w:name w:val="Footer Char"/>
+    <w:basedOn w:val="DefaultParagraphFont"/>
+    <w:link w:val="Footer"/>
+    <w:uiPriority w:val="99"/>
+    <w:rsid w:val="003F3C6E"/>
+    <w:rPr>
+      <w:rFonts w:ascii="Gill Sans MT" w:eastAsia="Gill Sans MT" w:hAnsi="Gill Sans MT" w:cs="Gill Sans MT"/>
+      <w:lang w:val="ms"/>
+    </w:rPr>
+  </w:style>
 </w:styles>
 </file>
 
@@ -5460,4 +5392,16 @@
     </a:ext>
   </a:extLst>
 </a:theme>
+</file>
+
+<file path=customXml/item1.xml><?xml version="1.0" encoding="utf-8"?>
+<b:Sources xmlns:b="http://schemas.openxmlformats.org/officeDocument/2006/bibliography" xmlns="http://schemas.openxmlformats.org/officeDocument/2006/bibliography" SelectedStyle="\APASixthEditionOfficeOnline.xsl" StyleName="APA" Version="6"/>
+</file>
+
+<file path=customXml/itemProps1.xml><?xml version="1.0" encoding="utf-8"?>
+<ds:datastoreItem xmlns:ds="http://schemas.openxmlformats.org/officeDocument/2006/customXml" ds:itemID="{877DD82A-52E4-4935-85D8-7BB0C3CAE4C8}">
+  <ds:schemaRefs>
+    <ds:schemaRef ds:uri="http://schemas.openxmlformats.org/officeDocument/2006/bibliography"/>
+  </ds:schemaRefs>
+</ds:datastoreItem>
 </file>
--- a/templates/raport-smk.docx
+++ b/templates/raport-smk.docx
@@ -2,6 +2,590 @@
 <file path=word/document.xml><?xml version="1.0" encoding="utf-8"?>
 <w:document xmlns:wpc="http://schemas.microsoft.com/office/word/2010/wordprocessingCanvas" xmlns:cx="http://schemas.microsoft.com/office/drawing/2014/chartex" xmlns:cx1="http://schemas.microsoft.com/office/drawing/2015/9/8/chartex" xmlns:cx2="http://schemas.microsoft.com/office/drawing/2015/10/21/chartex" xmlns:cx3="http://schemas.microsoft.com/office/drawing/2016/5/9/chartex" xmlns:cx4="http://schemas.microsoft.com/office/drawing/2016/5/10/chartex" xmlns:cx5="http://schemas.microsoft.com/office/drawing/2016/5/11/chartex" xmlns:cx6="http://schemas.microsoft.com/office/drawing/2016/5/12/chartex" xmlns:cx7="http://schemas.microsoft.com/office/drawing/2016/5/13/chartex" xmlns:cx8="http://schemas.microsoft.com/office/drawing/2016/5/14/chartex" xmlns:mc="http://schemas.openxmlformats.org/markup-compatibility/2006" xmlns:aink="http://schemas.microsoft.com/office/drawing/2016/ink" xmlns:am3d="http://schemas.microsoft.com/office/drawing/2017/model3d" xmlns:o="urn:schemas-microsoft-com:office:office" xmlns:r="http://schemas.openxmlformats.org/officeDocument/2006/relationships" xmlns:m="http://schemas.openxmlformats.org/officeDocument/2006/math" xmlns:v="urn:schemas-microsoft-com:vml" xmlns:wp14="http://schemas.microsoft.com/office/word/2010/wordprocessingDrawing" xmlns:wp="http://schemas.openxmlformats.org/drawingml/2006/wordprocessingDrawing" xmlns:w10="urn:schemas-microsoft-com:office:word" xmlns:w="http://schemas.openxmlformats.org/wordprocessingml/2006/main" xmlns:w14="http://schemas.microsoft.com/office/word/2010/wordml" xmlns:w15="http://schemas.microsoft.com/office/word/2012/wordml" xmlns:w16cex="http://schemas.microsoft.com/office/word/2018/wordml/cex" xmlns:w16cid="http://schemas.microsoft.com/office/word/2016/wordml/cid" xmlns:w16="http://schemas.microsoft.com/office/word/2018/wordml" xmlns:w16se="http://schemas.microsoft.com/office/word/2015/wordml/symex" xmlns:wpg="http://schemas.microsoft.com/office/word/2010/wordprocessingGroup" xmlns:wpi="http://schemas.microsoft.com/office/word/2010/wordprocessingInk" xmlns:wne="http://schemas.microsoft.com/office/word/2006/wordml" xmlns:wps="http://schemas.microsoft.com/office/word/2010/wordprocessingShape" mc:Ignorable="w14 w15 w16se w16cid w16 w16cex wp14">
   <w:body>
+    <w:p>
+      <w:pPr>
+        <w:widowControl/>
+        <w:autoSpaceDE/>
+        <w:autoSpaceDN/>
+        <w:spacing w:after="160" w:line="259" w:lineRule="auto"/>
+        <w:rPr>
+          <w:rFonts w:asciiTheme="majorBidi" w:hAnsiTheme="majorBidi" w:cstheme="majorBidi"/>
+        </w:rPr>
+      </w:pPr>
+      <w:r>
+        <w:rPr>
+          <w:rFonts w:asciiTheme="majorBidi" w:hAnsiTheme="majorBidi" w:cstheme="majorBidi"/>
+          <w:noProof/>
+        </w:rPr>
+        <w:drawing>
+          <wp:anchor distT="0" distB="0" distL="114300" distR="114300" simplePos="0" relativeHeight="251665408" behindDoc="0" locked="0" layoutInCell="1" allowOverlap="1" wp14:anchorId="08314DC5" wp14:editId="3ED5DB0C">
+            <wp:simplePos x="0" y="0"/>
+            <wp:positionH relativeFrom="margin">
+              <wp:posOffset>-423107</wp:posOffset>
+            </wp:positionH>
+            <wp:positionV relativeFrom="margin">
+              <wp:posOffset>-321441</wp:posOffset>
+            </wp:positionV>
+            <wp:extent cx="7646276" cy="10798496"/>
+            <wp:effectExtent l="0" t="0" r="0" b="3175"/>
+            <wp:wrapNone/>
+            <wp:docPr id="4" name="Picture 4"/>
+            <wp:cNvGraphicFramePr>
+              <a:graphicFrameLocks xmlns:a="http://schemas.openxmlformats.org/drawingml/2006/main" noChangeAspect="1"/>
+            </wp:cNvGraphicFramePr>
+            <a:graphic xmlns:a="http://schemas.openxmlformats.org/drawingml/2006/main">
+              <a:graphicData uri="http://schemas.openxmlformats.org/drawingml/2006/picture">
+                <pic:pic xmlns:pic="http://schemas.openxmlformats.org/drawingml/2006/picture">
+                  <pic:nvPicPr>
+                    <pic:cNvPr id="0" name="Picture 1"/>
+                    <pic:cNvPicPr>
+                      <a:picLocks noChangeAspect="1" noChangeArrowheads="1"/>
+                    </pic:cNvPicPr>
+                  </pic:nvPicPr>
+                  <pic:blipFill>
+                    <a:blip r:embed="rId7" cstate="print">
+                      <a:extLst>
+                        <a:ext uri="{28A0092B-C50C-407E-A947-70E740481C1C}">
+                          <a14:useLocalDpi xmlns:a14="http://schemas.microsoft.com/office/drawing/2010/main" val="0"/>
+                        </a:ext>
+                      </a:extLst>
+                    </a:blip>
+                    <a:srcRect/>
+                    <a:stretch>
+                      <a:fillRect/>
+                    </a:stretch>
+                  </pic:blipFill>
+                  <pic:spPr bwMode="auto">
+                    <a:xfrm>
+                      <a:off x="0" y="0"/>
+                      <a:ext cx="7650120" cy="10803925"/>
+                    </a:xfrm>
+                    <a:prstGeom prst="rect">
+                      <a:avLst/>
+                    </a:prstGeom>
+                    <a:noFill/>
+                    <a:ln>
+                      <a:noFill/>
+                    </a:ln>
+                  </pic:spPr>
+                </pic:pic>
+              </a:graphicData>
+            </a:graphic>
+            <wp14:sizeRelH relativeFrom="page">
+              <wp14:pctWidth>0</wp14:pctWidth>
+            </wp14:sizeRelH>
+            <wp14:sizeRelV relativeFrom="page">
+              <wp14:pctHeight>0</wp14:pctHeight>
+            </wp14:sizeRelV>
+          </wp:anchor>
+        </w:drawing>
+      </w:r>
+    </w:p>
+    <w:p>
+      <w:pPr>
+        <w:widowControl/>
+        <w:autoSpaceDE/>
+        <w:autoSpaceDN/>
+        <w:spacing w:after="160" w:line="259" w:lineRule="auto"/>
+        <w:rPr>
+          <w:rFonts w:asciiTheme="majorBidi" w:eastAsia="Times New Roman" w:hAnsiTheme="majorBidi" w:cstheme="majorBidi"/>
+          <w:b/>
+          <w:bCs/>
+          <w:sz w:val="25"/>
+          <w:szCs w:val="25"/>
+        </w:rPr>
+      </w:pPr>
+      <w:r>
+        <w:rPr>
+          <w:rFonts w:asciiTheme="majorBidi" w:hAnsiTheme="majorBidi" w:cstheme="majorBidi"/>
+          <w:noProof/>
+        </w:rPr>
+        <mc:AlternateContent>
+          <mc:Choice Requires="wps">
+            <w:drawing>
+              <wp:anchor distT="0" distB="0" distL="114300" distR="114300" simplePos="0" relativeHeight="251669504" behindDoc="0" locked="0" layoutInCell="1" allowOverlap="1" wp14:anchorId="1C6A4A11" wp14:editId="40AA0BF9">
+                <wp:simplePos x="0" y="0"/>
+                <wp:positionH relativeFrom="column">
+                  <wp:posOffset>2653030</wp:posOffset>
+                </wp:positionH>
+                <wp:positionV relativeFrom="paragraph">
+                  <wp:posOffset>7446645</wp:posOffset>
+                </wp:positionV>
+                <wp:extent cx="3388995" cy="330835"/>
+                <wp:effectExtent l="0" t="0" r="0" b="0"/>
+                <wp:wrapNone/>
+                <wp:docPr id="9" name="Text Box 9"/>
+                <wp:cNvGraphicFramePr/>
+                <a:graphic xmlns:a="http://schemas.openxmlformats.org/drawingml/2006/main">
+                  <a:graphicData uri="http://schemas.microsoft.com/office/word/2010/wordprocessingShape">
+                    <wps:wsp>
+                      <wps:cNvSpPr txBox="1"/>
+                      <wps:spPr>
+                        <a:xfrm>
+                          <a:off x="0" y="0"/>
+                          <a:ext cx="3388995" cy="330835"/>
+                        </a:xfrm>
+                        <a:prstGeom prst="rect">
+                          <a:avLst/>
+                        </a:prstGeom>
+                        <a:noFill/>
+                        <a:ln w="6350">
+                          <a:noFill/>
+                        </a:ln>
+                      </wps:spPr>
+                      <wps:txbx>
+                        <w:txbxContent>
+                          <w:p>
+                            <w:pPr>
+                              <w:rPr>
+                                <w:rFonts w:asciiTheme="majorBidi" w:hAnsiTheme="majorBidi" w:cstheme="majorBidi"/>
+                                <w:b/>
+                                <w:bCs/>
+                                <w:sz w:val="28"/>
+                                <w:szCs w:val="28"/>
+                                <w:lang w:val="en-US"/>
+                              </w:rPr>
+                            </w:pPr>
+                            <w:r>
+                              <w:rPr>
+                                <w:rFonts w:asciiTheme="majorBidi" w:hAnsiTheme="majorBidi" w:cstheme="majorBidi"/>
+                                <w:b/>
+                                <w:bCs/>
+                                <w:sz w:val="28"/>
+                                <w:szCs w:val="28"/>
+                                <w:lang w:val="en-US"/>
+                              </w:rPr>
+                              <w:t>${</w:t>
+                            </w:r>
+                            <w:proofErr w:type="spellStart"/>
+                            <w:r>
+                              <w:rPr>
+                                <w:rFonts w:asciiTheme="majorBidi" w:hAnsiTheme="majorBidi" w:cstheme="majorBidi"/>
+                                <w:b/>
+                                <w:bCs/>
+                                <w:sz w:val="28"/>
+                                <w:szCs w:val="28"/>
+                                <w:lang w:val="en-US"/>
+                              </w:rPr>
+                              <w:t>induk_sekolah</w:t>
+                            </w:r>
+                            <w:proofErr w:type="spellEnd"/>
+                            <w:r>
+                              <w:rPr>
+                                <w:rFonts w:asciiTheme="majorBidi" w:hAnsiTheme="majorBidi" w:cstheme="majorBidi"/>
+                                <w:b/>
+                                <w:bCs/>
+                                <w:sz w:val="28"/>
+                                <w:szCs w:val="28"/>
+                                <w:lang w:val="en-US"/>
+                              </w:rPr>
+                              <w:t>}</w:t>
+                            </w:r>
+                          </w:p>
+                        </w:txbxContent>
+                      </wps:txbx>
+                      <wps:bodyPr rot="0" spcFirstLastPara="0" vertOverflow="overflow" horzOverflow="overflow" vert="horz" wrap="square" lIns="91440" tIns="45720" rIns="91440" bIns="45720" numCol="1" spcCol="0" rtlCol="0" fromWordArt="0" anchor="t" anchorCtr="0" forceAA="0" compatLnSpc="1">
+                        <a:prstTxWarp prst="textNoShape">
+                          <a:avLst/>
+                        </a:prstTxWarp>
+                        <a:noAutofit/>
+                      </wps:bodyPr>
+                    </wps:wsp>
+                  </a:graphicData>
+                </a:graphic>
+              </wp:anchor>
+            </w:drawing>
+          </mc:Choice>
+          <mc:Fallback>
+            <w:pict>
+              <v:shapetype w14:anchorId="1C6A4A11" id="_x0000_t202" coordsize="21600,21600" o:spt="202" path="m,l,21600r21600,l21600,xe">
+                <v:stroke joinstyle="miter"/>
+                <v:path gradientshapeok="t" o:connecttype="rect"/>
+              </v:shapetype>
+              <v:shape id="Text Box 9" o:spid="_x0000_s1026" type="#_x0000_t202" style="position:absolute;margin-left:208.9pt;margin-top:586.35pt;width:266.85pt;height:26.05pt;z-index:251669504;visibility:visible;mso-wrap-style:square;mso-wrap-distance-left:9pt;mso-wrap-distance-top:0;mso-wrap-distance-right:9pt;mso-wrap-distance-bottom:0;mso-position-horizontal:absolute;mso-position-horizontal-relative:text;mso-position-vertical:absolute;mso-position-vertical-relative:text;v-text-anchor:top" o:gfxdata="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" filled="f" stroked="f" strokeweight=".5pt">
+                <v:textbox>
+                  <w:txbxContent>
+                    <w:p>
+                      <w:pPr>
+                        <w:rPr>
+                          <w:rFonts w:asciiTheme="majorBidi" w:hAnsiTheme="majorBidi" w:cstheme="majorBidi"/>
+                          <w:b/>
+                          <w:bCs/>
+                          <w:sz w:val="28"/>
+                          <w:szCs w:val="28"/>
+                          <w:lang w:val="en-US"/>
+                        </w:rPr>
+                      </w:pPr>
+                      <w:r>
+                        <w:rPr>
+                          <w:rFonts w:asciiTheme="majorBidi" w:hAnsiTheme="majorBidi" w:cstheme="majorBidi"/>
+                          <w:b/>
+                          <w:bCs/>
+                          <w:sz w:val="28"/>
+                          <w:szCs w:val="28"/>
+                          <w:lang w:val="en-US"/>
+                        </w:rPr>
+                        <w:t>${</w:t>
+                      </w:r>
+                      <w:proofErr w:type="spellStart"/>
+                      <w:r>
+                        <w:rPr>
+                          <w:rFonts w:asciiTheme="majorBidi" w:hAnsiTheme="majorBidi" w:cstheme="majorBidi"/>
+                          <w:b/>
+                          <w:bCs/>
+                          <w:sz w:val="28"/>
+                          <w:szCs w:val="28"/>
+                          <w:lang w:val="en-US"/>
+                        </w:rPr>
+                        <w:t>induk_sekolah</w:t>
+                      </w:r>
+                      <w:proofErr w:type="spellEnd"/>
+                      <w:r>
+                        <w:rPr>
+                          <w:rFonts w:asciiTheme="majorBidi" w:hAnsiTheme="majorBidi" w:cstheme="majorBidi"/>
+                          <w:b/>
+                          <w:bCs/>
+                          <w:sz w:val="28"/>
+                          <w:szCs w:val="28"/>
+                          <w:lang w:val="en-US"/>
+                        </w:rPr>
+                        <w:t>}</w:t>
+                      </w:r>
+                    </w:p>
+                  </w:txbxContent>
+                </v:textbox>
+              </v:shape>
+            </w:pict>
+          </mc:Fallback>
+        </mc:AlternateContent>
+      </w:r>
+      <w:r>
+        <w:rPr>
+          <w:rFonts w:asciiTheme="majorBidi" w:hAnsiTheme="majorBidi" w:cstheme="majorBidi"/>
+          <w:noProof/>
+        </w:rPr>
+        <mc:AlternateContent>
+          <mc:Choice Requires="wps">
+            <w:drawing>
+              <wp:anchor distT="0" distB="0" distL="114300" distR="114300" simplePos="0" relativeHeight="251666432" behindDoc="0" locked="0" layoutInCell="1" allowOverlap="1" wp14:anchorId="26B32BF1" wp14:editId="14169049">
+                <wp:simplePos x="0" y="0"/>
+                <wp:positionH relativeFrom="column">
+                  <wp:posOffset>2654300</wp:posOffset>
+                </wp:positionH>
+                <wp:positionV relativeFrom="paragraph">
+                  <wp:posOffset>7075805</wp:posOffset>
+                </wp:positionV>
+                <wp:extent cx="3388995" cy="330835"/>
+                <wp:effectExtent l="0" t="0" r="0" b="0"/>
+                <wp:wrapNone/>
+                <wp:docPr id="7" name="Text Box 7"/>
+                <wp:cNvGraphicFramePr/>
+                <a:graphic xmlns:a="http://schemas.openxmlformats.org/drawingml/2006/main">
+                  <a:graphicData uri="http://schemas.microsoft.com/office/word/2010/wordprocessingShape">
+                    <wps:wsp>
+                      <wps:cNvSpPr txBox="1"/>
+                      <wps:spPr>
+                        <a:xfrm>
+                          <a:off x="0" y="0"/>
+                          <a:ext cx="3388995" cy="330835"/>
+                        </a:xfrm>
+                        <a:prstGeom prst="rect">
+                          <a:avLst/>
+                        </a:prstGeom>
+                        <a:noFill/>
+                        <a:ln w="6350">
+                          <a:noFill/>
+                        </a:ln>
+                      </wps:spPr>
+                      <wps:txbx>
+                        <w:txbxContent>
+                          <w:p>
+                            <w:pPr>
+                              <w:rPr>
+                                <w:rFonts w:asciiTheme="majorBidi" w:hAnsiTheme="majorBidi" w:cstheme="majorBidi"/>
+                                <w:b/>
+                                <w:bCs/>
+                                <w:sz w:val="28"/>
+                                <w:szCs w:val="28"/>
+                                <w:lang w:val="en-US"/>
+                              </w:rPr>
+                            </w:pPr>
+                            <w:r>
+                              <w:rPr>
+                                <w:rFonts w:asciiTheme="majorBidi" w:hAnsiTheme="majorBidi" w:cstheme="majorBidi"/>
+                                <w:b/>
+                                <w:bCs/>
+                                <w:sz w:val="28"/>
+                                <w:szCs w:val="28"/>
+                                <w:lang w:val="en-US"/>
+                              </w:rPr>
+                              <w:t>${</w:t>
+                            </w:r>
+                            <w:proofErr w:type="spellStart"/>
+                            <w:r>
+                              <w:rPr>
+                                <w:rFonts w:asciiTheme="majorBidi" w:hAnsiTheme="majorBidi" w:cstheme="majorBidi"/>
+                                <w:b/>
+                                <w:bCs/>
+                                <w:sz w:val="28"/>
+                                <w:szCs w:val="28"/>
+                                <w:lang w:val="en-US"/>
+                              </w:rPr>
+                              <w:t>nama</w:t>
+                            </w:r>
+                            <w:proofErr w:type="spellEnd"/>
+                            <w:r>
+                              <w:rPr>
+                                <w:rFonts w:asciiTheme="majorBidi" w:hAnsiTheme="majorBidi" w:cstheme="majorBidi"/>
+                                <w:b/>
+                                <w:bCs/>
+                                <w:sz w:val="28"/>
+                                <w:szCs w:val="28"/>
+                                <w:lang w:val="en-US"/>
+                              </w:rPr>
+                              <w:t>}</w:t>
+                            </w:r>
+                          </w:p>
+                        </w:txbxContent>
+                      </wps:txbx>
+                      <wps:bodyPr rot="0" spcFirstLastPara="0" vertOverflow="overflow" horzOverflow="overflow" vert="horz" wrap="square" lIns="91440" tIns="45720" rIns="91440" bIns="45720" numCol="1" spcCol="0" rtlCol="0" fromWordArt="0" anchor="t" anchorCtr="0" forceAA="0" compatLnSpc="1">
+                        <a:prstTxWarp prst="textNoShape">
+                          <a:avLst/>
+                        </a:prstTxWarp>
+                        <a:noAutofit/>
+                      </wps:bodyPr>
+                    </wps:wsp>
+                  </a:graphicData>
+                </a:graphic>
+              </wp:anchor>
+            </w:drawing>
+          </mc:Choice>
+          <mc:Fallback>
+            <w:pict>
+              <v:shape w14:anchorId="26B32BF1" id="Text Box 7" o:spid="_x0000_s1027" type="#_x0000_t202" style="position:absolute;margin-left:209pt;margin-top:557.15pt;width:266.85pt;height:26.05pt;z-index:251666432;visibility:visible;mso-wrap-style:square;mso-wrap-distance-left:9pt;mso-wrap-distance-top:0;mso-wrap-distance-right:9pt;mso-wrap-distance-bottom:0;mso-position-horizontal:absolute;mso-position-horizontal-relative:text;mso-position-vertical:absolute;mso-position-vertical-relative:text;v-text-anchor:top" o:gfxdata="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" filled="f" stroked="f" strokeweight=".5pt">
+                <v:textbox>
+                  <w:txbxContent>
+                    <w:p>
+                      <w:pPr>
+                        <w:rPr>
+                          <w:rFonts w:asciiTheme="majorBidi" w:hAnsiTheme="majorBidi" w:cstheme="majorBidi"/>
+                          <w:b/>
+                          <w:bCs/>
+                          <w:sz w:val="28"/>
+                          <w:szCs w:val="28"/>
+                          <w:lang w:val="en-US"/>
+                        </w:rPr>
+                      </w:pPr>
+                      <w:r>
+                        <w:rPr>
+                          <w:rFonts w:asciiTheme="majorBidi" w:hAnsiTheme="majorBidi" w:cstheme="majorBidi"/>
+                          <w:b/>
+                          <w:bCs/>
+                          <w:sz w:val="28"/>
+                          <w:szCs w:val="28"/>
+                          <w:lang w:val="en-US"/>
+                        </w:rPr>
+                        <w:t>${</w:t>
+                      </w:r>
+                      <w:proofErr w:type="spellStart"/>
+                      <w:r>
+                        <w:rPr>
+                          <w:rFonts w:asciiTheme="majorBidi" w:hAnsiTheme="majorBidi" w:cstheme="majorBidi"/>
+                          <w:b/>
+                          <w:bCs/>
+                          <w:sz w:val="28"/>
+                          <w:szCs w:val="28"/>
+                          <w:lang w:val="en-US"/>
+                        </w:rPr>
+                        <w:t>nama</w:t>
+                      </w:r>
+                      <w:proofErr w:type="spellEnd"/>
+                      <w:r>
+                        <w:rPr>
+                          <w:rFonts w:asciiTheme="majorBidi" w:hAnsiTheme="majorBidi" w:cstheme="majorBidi"/>
+                          <w:b/>
+                          <w:bCs/>
+                          <w:sz w:val="28"/>
+                          <w:szCs w:val="28"/>
+                          <w:lang w:val="en-US"/>
+                        </w:rPr>
+                        <w:t>}</w:t>
+                      </w:r>
+                    </w:p>
+                  </w:txbxContent>
+                </v:textbox>
+              </v:shape>
+            </w:pict>
+          </mc:Fallback>
+        </mc:AlternateContent>
+      </w:r>
+      <w:r>
+        <w:rPr>
+          <w:rFonts w:asciiTheme="majorBidi" w:hAnsiTheme="majorBidi" w:cstheme="majorBidi"/>
+          <w:noProof/>
+        </w:rPr>
+        <mc:AlternateContent>
+          <mc:Choice Requires="wps">
+            <w:drawing>
+              <wp:anchor distT="0" distB="0" distL="114300" distR="114300" simplePos="0" relativeHeight="251671552" behindDoc="0" locked="0" layoutInCell="1" allowOverlap="1" wp14:anchorId="684ECDB4" wp14:editId="6BE9A951">
+                <wp:simplePos x="0" y="0"/>
+                <wp:positionH relativeFrom="column">
+                  <wp:posOffset>2658745</wp:posOffset>
+                </wp:positionH>
+                <wp:positionV relativeFrom="paragraph">
+                  <wp:posOffset>7807754</wp:posOffset>
+                </wp:positionV>
+                <wp:extent cx="3388995" cy="330835"/>
+                <wp:effectExtent l="0" t="0" r="0" b="0"/>
+                <wp:wrapNone/>
+                <wp:docPr id="10" name="Text Box 10"/>
+                <wp:cNvGraphicFramePr/>
+                <a:graphic xmlns:a="http://schemas.openxmlformats.org/drawingml/2006/main">
+                  <a:graphicData uri="http://schemas.microsoft.com/office/word/2010/wordprocessingShape">
+                    <wps:wsp>
+                      <wps:cNvSpPr txBox="1"/>
+                      <wps:spPr>
+                        <a:xfrm>
+                          <a:off x="0" y="0"/>
+                          <a:ext cx="3388995" cy="330835"/>
+                        </a:xfrm>
+                        <a:prstGeom prst="rect">
+                          <a:avLst/>
+                        </a:prstGeom>
+                        <a:noFill/>
+                        <a:ln w="6350">
+                          <a:noFill/>
+                        </a:ln>
+                      </wps:spPr>
+                      <wps:txbx>
+                        <w:txbxContent>
+                          <w:p>
+                            <w:pPr>
+                              <w:rPr>
+                                <w:rFonts w:asciiTheme="majorBidi" w:hAnsiTheme="majorBidi" w:cstheme="majorBidi"/>
+                                <w:b/>
+                                <w:bCs/>
+                                <w:sz w:val="28"/>
+                                <w:szCs w:val="28"/>
+                                <w:lang w:val="en-US"/>
+                              </w:rPr>
+                            </w:pPr>
+                            <w:r>
+                              <w:rPr>
+                                <w:rFonts w:asciiTheme="majorBidi" w:hAnsiTheme="majorBidi" w:cstheme="majorBidi"/>
+                                <w:b/>
+                                <w:bCs/>
+                                <w:sz w:val="28"/>
+                                <w:szCs w:val="28"/>
+                                <w:lang w:val="en-US"/>
+                              </w:rPr>
+                              <w:t>${</w:t>
+                            </w:r>
+                            <w:proofErr w:type="spellStart"/>
+                            <w:r>
+                              <w:rPr>
+                                <w:rFonts w:asciiTheme="majorBidi" w:hAnsiTheme="majorBidi" w:cstheme="majorBidi"/>
+                                <w:b/>
+                                <w:bCs/>
+                                <w:sz w:val="28"/>
+                                <w:szCs w:val="28"/>
+                                <w:lang w:val="en-US"/>
+                              </w:rPr>
+                              <w:t>nisn</w:t>
+                            </w:r>
+                            <w:proofErr w:type="spellEnd"/>
+                            <w:r>
+                              <w:rPr>
+                                <w:rFonts w:asciiTheme="majorBidi" w:hAnsiTheme="majorBidi" w:cstheme="majorBidi"/>
+                                <w:b/>
+                                <w:bCs/>
+                                <w:sz w:val="28"/>
+                                <w:szCs w:val="28"/>
+                                <w:lang w:val="en-US"/>
+                              </w:rPr>
+                              <w:t>}</w:t>
+                            </w:r>
+                          </w:p>
+                        </w:txbxContent>
+                      </wps:txbx>
+                      <wps:bodyPr rot="0" spcFirstLastPara="0" vertOverflow="overflow" horzOverflow="overflow" vert="horz" wrap="square" lIns="91440" tIns="45720" rIns="91440" bIns="45720" numCol="1" spcCol="0" rtlCol="0" fromWordArt="0" anchor="t" anchorCtr="0" forceAA="0" compatLnSpc="1">
+                        <a:prstTxWarp prst="textNoShape">
+                          <a:avLst/>
+                        </a:prstTxWarp>
+                        <a:noAutofit/>
+                      </wps:bodyPr>
+                    </wps:wsp>
+                  </a:graphicData>
+                </a:graphic>
+              </wp:anchor>
+            </w:drawing>
+          </mc:Choice>
+          <mc:Fallback>
+            <w:pict>
+              <v:shape w14:anchorId="684ECDB4" id="Text Box 10" o:spid="_x0000_s1028" type="#_x0000_t202" style="position:absolute;margin-left:209.35pt;margin-top:614.8pt;width:266.85pt;height:26.05pt;z-index:251671552;visibility:visible;mso-wrap-style:square;mso-wrap-distance-left:9pt;mso-wrap-distance-top:0;mso-wrap-distance-right:9pt;mso-wrap-distance-bottom:0;mso-position-horizontal:absolute;mso-position-horizontal-relative:text;mso-position-vertical:absolute;mso-position-vertical-relative:text;v-text-anchor:top" o:gfxdata="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" filled="f" stroked="f" strokeweight=".5pt">
+                <v:textbox>
+                  <w:txbxContent>
+                    <w:p>
+                      <w:pPr>
+                        <w:rPr>
+                          <w:rFonts w:asciiTheme="majorBidi" w:hAnsiTheme="majorBidi" w:cstheme="majorBidi"/>
+                          <w:b/>
+                          <w:bCs/>
+                          <w:sz w:val="28"/>
+                          <w:szCs w:val="28"/>
+                          <w:lang w:val="en-US"/>
+                        </w:rPr>
+                      </w:pPr>
+                      <w:r>
+                        <w:rPr>
+                          <w:rFonts w:asciiTheme="majorBidi" w:hAnsiTheme="majorBidi" w:cstheme="majorBidi"/>
+                          <w:b/>
+                          <w:bCs/>
+                          <w:sz w:val="28"/>
+                          <w:szCs w:val="28"/>
+                          <w:lang w:val="en-US"/>
+                        </w:rPr>
+                        <w:t>${</w:t>
+                      </w:r>
+                      <w:proofErr w:type="spellStart"/>
+                      <w:r>
+                        <w:rPr>
+                          <w:rFonts w:asciiTheme="majorBidi" w:hAnsiTheme="majorBidi" w:cstheme="majorBidi"/>
+                          <w:b/>
+                          <w:bCs/>
+                          <w:sz w:val="28"/>
+                          <w:szCs w:val="28"/>
+                          <w:lang w:val="en-US"/>
+                        </w:rPr>
+                        <w:t>nisn</w:t>
+                      </w:r>
+                      <w:proofErr w:type="spellEnd"/>
+                      <w:r>
+                        <w:rPr>
+                          <w:rFonts w:asciiTheme="majorBidi" w:hAnsiTheme="majorBidi" w:cstheme="majorBidi"/>
+                          <w:b/>
+                          <w:bCs/>
+                          <w:sz w:val="28"/>
+                          <w:szCs w:val="28"/>
+                          <w:lang w:val="en-US"/>
+                        </w:rPr>
+                        <w:t>}</w:t>
+                      </w:r>
+                    </w:p>
+                  </w:txbxContent>
+                </v:textbox>
+              </v:shape>
+            </w:pict>
+          </mc:Fallback>
+        </mc:AlternateContent>
+      </w:r>
+      <w:r>
+        <w:rPr>
+          <w:rFonts w:asciiTheme="majorBidi" w:hAnsiTheme="majorBidi" w:cstheme="majorBidi"/>
+        </w:rPr>
+        <w:br w:type="page"/>
+      </w:r>
+    </w:p>
     <w:p>
       <w:pPr>
         <w:pStyle w:val="Heading1"/>
@@ -16,14 +600,15 @@
           <w:noProof/>
           <w:sz w:val="19"/>
         </w:rPr>
+        <w:lastRenderedPageBreak/>
         <w:drawing>
-          <wp:anchor distT="0" distB="0" distL="0" distR="0" simplePos="0" relativeHeight="251664384" behindDoc="0" locked="0" layoutInCell="1" allowOverlap="1" wp14:anchorId="659ECEC6" wp14:editId="186F74DF">
+          <wp:anchor distT="0" distB="0" distL="0" distR="0" simplePos="0" relativeHeight="251664384" behindDoc="0" locked="0" layoutInCell="1" allowOverlap="1" wp14:anchorId="659ECEC6" wp14:editId="3FE349D5">
             <wp:simplePos x="0" y="0"/>
             <wp:positionH relativeFrom="page">
-              <wp:posOffset>514686</wp:posOffset>
+              <wp:posOffset>514350</wp:posOffset>
             </wp:positionH>
             <wp:positionV relativeFrom="paragraph">
-              <wp:posOffset>-117355</wp:posOffset>
+              <wp:posOffset>-151793</wp:posOffset>
             </wp:positionV>
             <wp:extent cx="759460" cy="713893"/>
             <wp:effectExtent l="0" t="0" r="0" b="0"/>
@@ -40,7 +625,7 @@
                     <pic:cNvPicPr/>
                   </pic:nvPicPr>
                   <pic:blipFill>
-                    <a:blip r:embed="rId7" cstate="print">
+                    <a:blip r:embed="rId8" cstate="print">
                       <a:extLst>
                         <a:ext uri="{28A0092B-C50C-407E-A947-70E740481C1C}">
                           <a14:useLocalDpi xmlns:a14="http://schemas.microsoft.com/office/drawing/2010/main" val="0"/>
@@ -667,7 +1252,23 @@
                 <w:spacing w:val="-4"/>
                 <w:sz w:val="18"/>
               </w:rPr>
-              <w:t>${stb} / ${nisn}</w:t>
+              <w:t>${</w:t>
+            </w:r>
+            <w:r>
+              <w:rPr>
+                <w:rFonts w:asciiTheme="majorBidi" w:hAnsiTheme="majorBidi" w:cstheme="majorBidi"/>
+                <w:spacing w:val="-4"/>
+                <w:sz w:val="18"/>
+              </w:rPr>
+              <w:t>induk_sekolah</w:t>
+            </w:r>
+            <w:r>
+              <w:rPr>
+                <w:rFonts w:asciiTheme="majorBidi" w:hAnsiTheme="majorBidi" w:cstheme="majorBidi"/>
+                <w:spacing w:val="-4"/>
+                <w:sz w:val="18"/>
+              </w:rPr>
+              <w:t>} / ${nisn}</w:t>
             </w:r>
           </w:p>
         </w:tc>
@@ -1183,7 +1784,7 @@
     </w:p>
     <w:tbl>
       <w:tblPr>
-        <w:tblW w:w="0" w:type="auto"/>
+        <w:tblW w:w="10641" w:type="dxa"/>
         <w:tblInd w:w="121" w:type="dxa"/>
         <w:tblBorders>
           <w:top w:val="single" w:sz="6" w:space="0" w:color="000000"/>
@@ -1204,9 +1805,9 @@
       </w:tblPr>
       <w:tblGrid>
         <w:gridCol w:w="438"/>
-        <w:gridCol w:w="2977"/>
+        <w:gridCol w:w="2410"/>
         <w:gridCol w:w="851"/>
-        <w:gridCol w:w="6375"/>
+        <w:gridCol w:w="6942"/>
       </w:tblGrid>
       <w:tr>
         <w:trPr>
@@ -1224,19 +1825,19 @@
           <w:p>
             <w:pPr>
               <w:pStyle w:val="TableParagraph"/>
-              <w:spacing w:before="0"/>
-              <w:rPr>
-                <w:rFonts w:asciiTheme="majorBidi" w:hAnsiTheme="majorBidi" w:cstheme="majorBidi"/>
-                <w:b/>
-                <w:sz w:val="18"/>
-                <w:szCs w:val="18"/>
-              </w:rPr>
-            </w:pPr>
-          </w:p>
-        </w:tc>
-        <w:tc>
-          <w:tcPr>
-            <w:tcW w:w="2977" w:type="dxa"/>
+              <w:spacing w:before="0" w:line="360" w:lineRule="auto"/>
+              <w:rPr>
+                <w:rFonts w:asciiTheme="majorBidi" w:hAnsiTheme="majorBidi" w:cstheme="majorBidi"/>
+                <w:b/>
+                <w:sz w:val="18"/>
+                <w:szCs w:val="18"/>
+              </w:rPr>
+            </w:pPr>
+          </w:p>
+        </w:tc>
+        <w:tc>
+          <w:tcPr>
+            <w:tcW w:w="2410" w:type="dxa"/>
             <w:tcBorders>
               <w:left w:val="nil"/>
               <w:bottom w:val="single" w:sz="6" w:space="0" w:color="000000"/>
@@ -1246,7 +1847,7 @@
           <w:p>
             <w:pPr>
               <w:pStyle w:val="TableParagraph"/>
-              <w:spacing w:before="0"/>
+              <w:spacing w:before="0" w:line="360" w:lineRule="auto"/>
               <w:ind w:left="317"/>
               <w:jc w:val="center"/>
               <w:rPr>
@@ -1298,7 +1899,7 @@
           <w:p>
             <w:pPr>
               <w:pStyle w:val="TableParagraph"/>
-              <w:spacing w:before="0"/>
+              <w:spacing w:before="0" w:line="360" w:lineRule="auto"/>
               <w:ind w:left="17" w:right="5"/>
               <w:jc w:val="center"/>
               <w:rPr>
@@ -1341,7 +1942,7 @@
         </w:tc>
         <w:tc>
           <w:tcPr>
-            <w:tcW w:w="6375" w:type="dxa"/>
+            <w:tcW w:w="6942" w:type="dxa"/>
             <w:tcBorders>
               <w:bottom w:val="single" w:sz="6" w:space="0" w:color="000000"/>
             </w:tcBorders>
@@ -1350,7 +1951,7 @@
           <w:p>
             <w:pPr>
               <w:pStyle w:val="TableParagraph"/>
-              <w:spacing w:before="0"/>
+              <w:spacing w:before="0" w:line="360" w:lineRule="auto"/>
               <w:ind w:left="9"/>
               <w:jc w:val="center"/>
               <w:rPr>
@@ -1406,7 +2007,7 @@
           <w:p>
             <w:pPr>
               <w:pStyle w:val="TableParagraph"/>
-              <w:spacing w:before="0" w:line="264" w:lineRule="auto"/>
+              <w:spacing w:before="0" w:line="360" w:lineRule="auto"/>
               <w:ind w:left="84" w:right="62"/>
               <w:jc w:val="both"/>
               <w:rPr>
@@ -1421,7 +2022,7 @@
         </w:tc>
         <w:tc>
           <w:tcPr>
-            <w:tcW w:w="2977" w:type="dxa"/>
+            <w:tcW w:w="2410" w:type="dxa"/>
             <w:tcBorders>
               <w:left w:val="nil"/>
               <w:right w:val="nil"/>
@@ -1430,7 +2031,7 @@
           <w:p>
             <w:pPr>
               <w:pStyle w:val="TableParagraph"/>
-              <w:spacing w:before="0" w:line="264" w:lineRule="auto"/>
+              <w:spacing w:before="0" w:line="360" w:lineRule="auto"/>
               <w:ind w:left="84" w:right="62"/>
               <w:jc w:val="both"/>
               <w:rPr>
@@ -1464,7 +2065,7 @@
           <w:p>
             <w:pPr>
               <w:pStyle w:val="TableParagraph"/>
-              <w:spacing w:before="0" w:line="264" w:lineRule="auto"/>
+              <w:spacing w:before="0" w:line="360" w:lineRule="auto"/>
               <w:ind w:left="84" w:right="62"/>
               <w:jc w:val="both"/>
               <w:rPr>
@@ -1479,7 +2080,7 @@
         </w:tc>
         <w:tc>
           <w:tcPr>
-            <w:tcW w:w="6375" w:type="dxa"/>
+            <w:tcW w:w="6942" w:type="dxa"/>
             <w:tcBorders>
               <w:left w:val="nil"/>
             </w:tcBorders>
@@ -1487,7 +2088,7 @@
           <w:p>
             <w:pPr>
               <w:pStyle w:val="TableParagraph"/>
-              <w:spacing w:before="0" w:line="264" w:lineRule="auto"/>
+              <w:spacing w:before="0" w:line="360" w:lineRule="auto"/>
               <w:ind w:left="84" w:right="62"/>
               <w:jc w:val="both"/>
               <w:rPr>
@@ -1515,7 +2116,7 @@
           <w:p>
             <w:pPr>
               <w:pStyle w:val="TableParagraph"/>
-              <w:spacing w:before="0"/>
+              <w:spacing w:before="0" w:line="360" w:lineRule="auto"/>
               <w:ind w:left="14"/>
               <w:jc w:val="center"/>
               <w:rPr>
@@ -1536,7 +2137,7 @@
         </w:tc>
         <w:tc>
           <w:tcPr>
-            <w:tcW w:w="2977" w:type="dxa"/>
+            <w:tcW w:w="2410" w:type="dxa"/>
             <w:tcBorders>
               <w:bottom w:val="single" w:sz="6" w:space="0" w:color="000000"/>
             </w:tcBorders>
@@ -1544,7 +2145,7 @@
           <w:p>
             <w:pPr>
               <w:pStyle w:val="TableParagraph"/>
-              <w:spacing w:before="0"/>
+              <w:spacing w:before="0" w:line="360" w:lineRule="auto"/>
               <w:ind w:left="67"/>
               <w:rPr>
                 <w:rFonts w:asciiTheme="majorBidi" w:hAnsiTheme="majorBidi" w:cstheme="majorBidi"/>
@@ -1572,7 +2173,7 @@
           <w:p>
             <w:pPr>
               <w:pStyle w:val="TableParagraph"/>
-              <w:spacing w:before="0"/>
+              <w:spacing w:before="0" w:line="360" w:lineRule="auto"/>
               <w:ind w:left="17" w:right="1"/>
               <w:jc w:val="center"/>
               <w:rPr>
@@ -1593,7 +2194,7 @@
         </w:tc>
         <w:tc>
           <w:tcPr>
-            <w:tcW w:w="6375" w:type="dxa"/>
+            <w:tcW w:w="6942" w:type="dxa"/>
             <w:tcBorders>
               <w:bottom w:val="single" w:sz="6" w:space="0" w:color="000000"/>
             </w:tcBorders>
@@ -1601,7 +2202,7 @@
           <w:p>
             <w:pPr>
               <w:pStyle w:val="TableParagraph"/>
-              <w:spacing w:before="0" w:line="264" w:lineRule="auto"/>
+              <w:spacing w:before="0" w:line="360" w:lineRule="auto"/>
               <w:ind w:left="84" w:right="62"/>
               <w:jc w:val="both"/>
               <w:rPr>
@@ -1635,7 +2236,7 @@
           <w:p>
             <w:pPr>
               <w:pStyle w:val="TableParagraph"/>
-              <w:spacing w:before="0" w:line="264" w:lineRule="auto"/>
+              <w:spacing w:before="0" w:line="360" w:lineRule="auto"/>
               <w:ind w:left="84" w:right="62"/>
               <w:jc w:val="both"/>
               <w:rPr>
@@ -1650,7 +2251,7 @@
         </w:tc>
         <w:tc>
           <w:tcPr>
-            <w:tcW w:w="2977" w:type="dxa"/>
+            <w:tcW w:w="2410" w:type="dxa"/>
             <w:tcBorders>
               <w:left w:val="nil"/>
               <w:right w:val="nil"/>
@@ -1659,7 +2260,7 @@
           <w:p>
             <w:pPr>
               <w:pStyle w:val="TableParagraph"/>
-              <w:spacing w:before="0" w:line="264" w:lineRule="auto"/>
+              <w:spacing w:before="0" w:line="360" w:lineRule="auto"/>
               <w:ind w:left="84" w:right="62"/>
               <w:jc w:val="both"/>
               <w:rPr>
@@ -1693,7 +2294,7 @@
           <w:p>
             <w:pPr>
               <w:pStyle w:val="TableParagraph"/>
-              <w:spacing w:before="0" w:line="264" w:lineRule="auto"/>
+              <w:spacing w:before="0" w:line="360" w:lineRule="auto"/>
               <w:ind w:left="84" w:right="62"/>
               <w:jc w:val="both"/>
               <w:rPr>
@@ -1708,7 +2309,7 @@
         </w:tc>
         <w:tc>
           <w:tcPr>
-            <w:tcW w:w="6375" w:type="dxa"/>
+            <w:tcW w:w="6942" w:type="dxa"/>
             <w:tcBorders>
               <w:left w:val="nil"/>
             </w:tcBorders>
@@ -1716,7 +2317,7 @@
           <w:p>
             <w:pPr>
               <w:pStyle w:val="TableParagraph"/>
-              <w:spacing w:before="0" w:line="264" w:lineRule="auto"/>
+              <w:spacing w:before="0" w:line="360" w:lineRule="auto"/>
               <w:ind w:left="84" w:right="62"/>
               <w:jc w:val="both"/>
               <w:rPr>
@@ -1744,7 +2345,7 @@
           <w:p>
             <w:pPr>
               <w:pStyle w:val="TableParagraph"/>
-              <w:spacing w:before="0"/>
+              <w:spacing w:before="0" w:line="360" w:lineRule="auto"/>
               <w:ind w:left="14"/>
               <w:jc w:val="center"/>
               <w:rPr>
@@ -1765,7 +2366,7 @@
         </w:tc>
         <w:tc>
           <w:tcPr>
-            <w:tcW w:w="2977" w:type="dxa"/>
+            <w:tcW w:w="2410" w:type="dxa"/>
             <w:tcBorders>
               <w:bottom w:val="single" w:sz="4" w:space="0" w:color="auto"/>
             </w:tcBorders>
@@ -1773,7 +2374,7 @@
           <w:p>
             <w:pPr>
               <w:pStyle w:val="TableParagraph"/>
-              <w:spacing w:before="0"/>
+              <w:spacing w:before="0" w:line="360" w:lineRule="auto"/>
               <w:ind w:left="67"/>
               <w:rPr>
                 <w:rFonts w:asciiTheme="majorBidi" w:hAnsiTheme="majorBidi" w:cstheme="majorBidi"/>
@@ -1801,7 +2402,7 @@
           <w:p>
             <w:pPr>
               <w:pStyle w:val="TableParagraph"/>
-              <w:spacing w:before="0"/>
+              <w:spacing w:before="0" w:line="360" w:lineRule="auto"/>
               <w:ind w:left="17" w:right="1"/>
               <w:jc w:val="center"/>
               <w:rPr>
@@ -1822,7 +2423,7 @@
         </w:tc>
         <w:tc>
           <w:tcPr>
-            <w:tcW w:w="6375" w:type="dxa"/>
+            <w:tcW w:w="6942" w:type="dxa"/>
             <w:tcBorders>
               <w:bottom w:val="single" w:sz="4" w:space="0" w:color="auto"/>
             </w:tcBorders>
@@ -1830,7 +2431,7 @@
           <w:p>
             <w:pPr>
               <w:pStyle w:val="TableParagraph"/>
-              <w:spacing w:before="0" w:line="264" w:lineRule="auto"/>
+              <w:spacing w:before="0" w:line="360" w:lineRule="auto"/>
               <w:ind w:left="84" w:right="61"/>
               <w:jc w:val="both"/>
               <w:rPr>
@@ -1867,19 +2468,19 @@
           <w:p>
             <w:pPr>
               <w:pStyle w:val="TableParagraph"/>
-              <w:spacing w:before="0"/>
-              <w:rPr>
-                <w:rFonts w:asciiTheme="majorBidi" w:hAnsiTheme="majorBidi" w:cstheme="majorBidi"/>
-                <w:b/>
-                <w:sz w:val="18"/>
-                <w:szCs w:val="18"/>
-              </w:rPr>
-            </w:pPr>
-          </w:p>
-        </w:tc>
-        <w:tc>
-          <w:tcPr>
-            <w:tcW w:w="2977" w:type="dxa"/>
+              <w:spacing w:before="0" w:line="360" w:lineRule="auto"/>
+              <w:rPr>
+                <w:rFonts w:asciiTheme="majorBidi" w:hAnsiTheme="majorBidi" w:cstheme="majorBidi"/>
+                <w:b/>
+                <w:sz w:val="18"/>
+                <w:szCs w:val="18"/>
+              </w:rPr>
+            </w:pPr>
+          </w:p>
+        </w:tc>
+        <w:tc>
+          <w:tcPr>
+            <w:tcW w:w="2410" w:type="dxa"/>
             <w:tcBorders>
               <w:top w:val="single" w:sz="4" w:space="0" w:color="auto"/>
               <w:left w:val="single" w:sz="4" w:space="0" w:color="auto"/>
@@ -1890,7 +2491,7 @@
           <w:p>
             <w:pPr>
               <w:pStyle w:val="TableParagraph"/>
-              <w:spacing w:before="0"/>
+              <w:spacing w:before="0" w:line="360" w:lineRule="auto"/>
               <w:ind w:left="67"/>
               <w:rPr>
                 <w:rFonts w:asciiTheme="majorBidi" w:hAnsiTheme="majorBidi" w:cstheme="majorBidi"/>
@@ -1924,7 +2525,7 @@
           <w:p>
             <w:pPr>
               <w:pStyle w:val="TableParagraph"/>
-              <w:spacing w:before="0"/>
+              <w:spacing w:before="0" w:line="360" w:lineRule="auto"/>
               <w:ind w:left="17" w:right="2"/>
               <w:jc w:val="center"/>
               <w:rPr>
@@ -1947,7 +2548,7 @@
         </w:tc>
         <w:tc>
           <w:tcPr>
-            <w:tcW w:w="6375" w:type="dxa"/>
+            <w:tcW w:w="6942" w:type="dxa"/>
             <w:tcBorders>
               <w:top w:val="single" w:sz="4" w:space="0" w:color="auto"/>
               <w:left w:val="single" w:sz="4" w:space="0" w:color="auto"/>
@@ -1958,7 +2559,7 @@
           <w:p>
             <w:pPr>
               <w:pStyle w:val="TableParagraph"/>
-              <w:spacing w:before="0"/>
+              <w:spacing w:before="0" w:line="360" w:lineRule="auto"/>
               <w:rPr>
                 <w:rFonts w:asciiTheme="majorBidi" w:hAnsiTheme="majorBidi" w:cstheme="majorBidi"/>
                 <w:sz w:val="18"/>
@@ -1969,55 +2570,1736 @@
         </w:tc>
       </w:tr>
     </w:tbl>
-    <w:p>
-      <w:pPr>
-        <w:spacing w:before="65" w:after="40"/>
-        <w:rPr>
-          <w:rFonts w:asciiTheme="majorBidi" w:hAnsiTheme="majorBidi" w:cstheme="majorBidi"/>
-          <w:b/>
-          <w:spacing w:val="-2"/>
-          <w:sz w:val="21"/>
-        </w:rPr>
-      </w:pPr>
-      <w:r>
-        <w:rPr>
-          <w:rFonts w:asciiTheme="majorBidi" w:hAnsiTheme="majorBidi" w:cstheme="majorBidi"/>
-          <w:b/>
-          <w:spacing w:val="-2"/>
-          <w:sz w:val="21"/>
-        </w:rPr>
-        <w:t xml:space="preserve"> </w:t>
-      </w:r>
-    </w:p>
-    <w:p>
-      <w:pPr>
-        <w:spacing w:before="65" w:after="40"/>
-        <w:rPr>
-          <w:rFonts w:asciiTheme="majorBidi" w:hAnsiTheme="majorBidi" w:cstheme="majorBidi"/>
-          <w:b/>
-          <w:spacing w:val="-2"/>
-          <w:sz w:val="21"/>
-        </w:rPr>
-      </w:pPr>
-      <w:r>
-        <w:rPr>
-          <w:rFonts w:asciiTheme="majorBidi" w:hAnsiTheme="majorBidi" w:cstheme="majorBidi"/>
-          <w:b/>
-          <w:spacing w:val="-2"/>
-          <w:sz w:val="21"/>
-        </w:rPr>
-        <w:t xml:space="preserve">  </w:t>
-      </w:r>
-      <w:r>
-        <w:rPr>
-          <w:rFonts w:asciiTheme="majorBidi" w:hAnsiTheme="majorBidi" w:cstheme="majorBidi"/>
-          <w:b/>
-          <w:spacing w:val="-2"/>
-          <w:sz w:val="21"/>
-        </w:rPr>
-        <w:t>Kokurikuler</w:t>
-      </w:r>
-    </w:p>
+    <w:tbl>
+      <w:tblPr>
+        <w:tblStyle w:val="TableGrid"/>
+        <w:tblW w:w="0" w:type="auto"/>
+        <w:tblInd w:w="114" w:type="dxa"/>
+        <w:tblCellMar>
+          <w:top w:w="113" w:type="dxa"/>
+          <w:bottom w:w="113" w:type="dxa"/>
+        </w:tblCellMar>
+        <w:tblLook w:val="04A0" w:firstRow="1" w:lastRow="0" w:firstColumn="1" w:lastColumn="0" w:noHBand="0" w:noVBand="1"/>
+      </w:tblPr>
+      <w:tblGrid>
+        <w:gridCol w:w="10658"/>
+      </w:tblGrid>
+      <w:tr>
+        <w:tc>
+          <w:tcPr>
+            <w:tcW w:w="10658" w:type="dxa"/>
+            <w:tcBorders>
+              <w:top w:val="nil"/>
+              <w:left w:val="nil"/>
+              <w:right w:val="nil"/>
+            </w:tcBorders>
+          </w:tcPr>
+          <w:p>
+            <w:pPr>
+              <w:rPr>
+                <w:rFonts w:asciiTheme="majorBidi" w:hAnsiTheme="majorBidi" w:cstheme="majorBidi"/>
+                <w:b/>
+                <w:spacing w:val="-2"/>
+                <w:sz w:val="21"/>
+              </w:rPr>
+            </w:pPr>
+          </w:p>
+          <w:p>
+            <w:pPr>
+              <w:rPr>
+                <w:rFonts w:asciiTheme="majorBidi" w:hAnsiTheme="majorBidi" w:cstheme="majorBidi"/>
+                <w:bCs/>
+                <w:sz w:val="18"/>
+                <w:szCs w:val="18"/>
+              </w:rPr>
+            </w:pPr>
+            <w:r>
+              <w:rPr>
+                <w:rFonts w:asciiTheme="majorBidi" w:hAnsiTheme="majorBidi" w:cstheme="majorBidi"/>
+                <w:b/>
+                <w:spacing w:val="-2"/>
+                <w:sz w:val="21"/>
+              </w:rPr>
+              <w:t>Kokurikuler</w:t>
+            </w:r>
+          </w:p>
+        </w:tc>
+      </w:tr>
+      <w:tr>
+        <w:tc>
+          <w:tcPr>
+            <w:tcW w:w="10658" w:type="dxa"/>
+          </w:tcPr>
+          <w:p>
+            <w:pPr>
+              <w:spacing w:line="360" w:lineRule="auto"/>
+              <w:jc w:val="lowKashida"/>
+              <w:rPr>
+                <w:rFonts w:asciiTheme="majorBidi" w:hAnsiTheme="majorBidi" w:cstheme="majorBidi"/>
+                <w:bCs/>
+                <w:sz w:val="18"/>
+                <w:szCs w:val="18"/>
+              </w:rPr>
+            </w:pPr>
+            <w:bookmarkStart w:id="0" w:name="_Hlk218079943"/>
+            <w:r>
+              <w:rPr>
+                <w:rFonts w:asciiTheme="majorBidi" w:hAnsiTheme="majorBidi" w:cstheme="majorBidi"/>
+                <w:bCs/>
+                <w:sz w:val="18"/>
+                <w:szCs w:val="18"/>
+              </w:rPr>
+              <w:t>${kokurikuler}</w:t>
+            </w:r>
+          </w:p>
+          <w:p>
+            <w:pPr>
+              <w:spacing w:line="360" w:lineRule="auto"/>
+              <w:jc w:val="lowKashida"/>
+              <w:rPr>
+                <w:rFonts w:asciiTheme="majorBidi" w:hAnsiTheme="majorBidi" w:cstheme="majorBidi"/>
+                <w:bCs/>
+                <w:sz w:val="18"/>
+                <w:szCs w:val="18"/>
+              </w:rPr>
+            </w:pPr>
+          </w:p>
+        </w:tc>
+      </w:tr>
+      <w:bookmarkEnd w:id="0"/>
+    </w:tbl>
+    <w:tbl>
+      <w:tblPr>
+        <w:tblW w:w="0" w:type="auto"/>
+        <w:tblInd w:w="121" w:type="dxa"/>
+        <w:tblBorders>
+          <w:top w:val="single" w:sz="4" w:space="0" w:color="auto"/>
+          <w:left w:val="single" w:sz="4" w:space="0" w:color="auto"/>
+          <w:bottom w:val="single" w:sz="4" w:space="0" w:color="auto"/>
+          <w:right w:val="single" w:sz="4" w:space="0" w:color="auto"/>
+          <w:insideH w:val="single" w:sz="4" w:space="0" w:color="auto"/>
+          <w:insideV w:val="single" w:sz="4" w:space="0" w:color="auto"/>
+        </w:tblBorders>
+        <w:tblLayout w:type="fixed"/>
+        <w:tblCellMar>
+          <w:top w:w="28" w:type="dxa"/>
+          <w:left w:w="28" w:type="dxa"/>
+          <w:bottom w:w="28" w:type="dxa"/>
+          <w:right w:w="28" w:type="dxa"/>
+        </w:tblCellMar>
+        <w:tblLook w:val="01E0" w:firstRow="1" w:lastRow="1" w:firstColumn="1" w:lastColumn="1" w:noHBand="0" w:noVBand="0"/>
+      </w:tblPr>
+      <w:tblGrid>
+        <w:gridCol w:w="555"/>
+        <w:gridCol w:w="30"/>
+        <w:gridCol w:w="3075"/>
+        <w:gridCol w:w="30"/>
+        <w:gridCol w:w="1575"/>
+        <w:gridCol w:w="30"/>
+        <w:gridCol w:w="5250"/>
+      </w:tblGrid>
+      <w:tr>
+        <w:trPr>
+          <w:trHeight w:val="291"/>
+        </w:trPr>
+        <w:tc>
+          <w:tcPr>
+            <w:tcW w:w="10545" w:type="dxa"/>
+            <w:gridSpan w:val="7"/>
+            <w:tcBorders>
+              <w:top w:val="nil"/>
+              <w:left w:val="nil"/>
+              <w:right w:val="nil"/>
+            </w:tcBorders>
+          </w:tcPr>
+          <w:p>
+            <w:pPr>
+              <w:pStyle w:val="TableParagraph"/>
+              <w:spacing w:before="0" w:line="360" w:lineRule="auto"/>
+              <w:ind w:left="9"/>
+              <w:rPr>
+                <w:rFonts w:asciiTheme="majorBidi" w:hAnsiTheme="majorBidi" w:cstheme="majorBidi"/>
+                <w:b/>
+                <w:spacing w:val="-2"/>
+                <w:sz w:val="21"/>
+              </w:rPr>
+            </w:pPr>
+          </w:p>
+          <w:p>
+            <w:pPr>
+              <w:pStyle w:val="TableParagraph"/>
+              <w:spacing w:before="0" w:line="360" w:lineRule="auto"/>
+              <w:ind w:left="9"/>
+              <w:rPr>
+                <w:rFonts w:asciiTheme="majorBidi" w:hAnsiTheme="majorBidi" w:cstheme="majorBidi"/>
+                <w:b/>
+                <w:spacing w:val="-2"/>
+                <w:sz w:val="18"/>
+                <w:szCs w:val="18"/>
+              </w:rPr>
+            </w:pPr>
+            <w:r>
+              <w:rPr>
+                <w:rFonts w:asciiTheme="majorBidi" w:hAnsiTheme="majorBidi" w:cstheme="majorBidi"/>
+                <w:b/>
+                <w:spacing w:val="-2"/>
+                <w:sz w:val="21"/>
+              </w:rPr>
+              <w:t>Ekstrakurikuler</w:t>
+            </w:r>
+          </w:p>
+        </w:tc>
+      </w:tr>
+      <w:tr>
+        <w:trPr>
+          <w:trHeight w:val="291"/>
+        </w:trPr>
+        <w:tc>
+          <w:tcPr>
+            <w:tcW w:w="555" w:type="dxa"/>
+          </w:tcPr>
+          <w:p>
+            <w:pPr>
+              <w:pStyle w:val="TableParagraph"/>
+              <w:spacing w:before="56" w:line="360" w:lineRule="auto"/>
+              <w:ind w:left="15" w:right="2"/>
+              <w:jc w:val="center"/>
+              <w:rPr>
+                <w:rFonts w:asciiTheme="majorBidi" w:hAnsiTheme="majorBidi" w:cstheme="majorBidi"/>
+                <w:b/>
+                <w:sz w:val="18"/>
+                <w:szCs w:val="18"/>
+              </w:rPr>
+            </w:pPr>
+            <w:r>
+              <w:rPr>
+                <w:rFonts w:asciiTheme="majorBidi" w:hAnsiTheme="majorBidi" w:cstheme="majorBidi"/>
+                <w:b/>
+                <w:spacing w:val="-5"/>
+                <w:sz w:val="18"/>
+                <w:szCs w:val="18"/>
+              </w:rPr>
+              <w:t>No</w:t>
+            </w:r>
+          </w:p>
+        </w:tc>
+        <w:tc>
+          <w:tcPr>
+            <w:tcW w:w="3105" w:type="dxa"/>
+            <w:gridSpan w:val="2"/>
+          </w:tcPr>
+          <w:p>
+            <w:pPr>
+              <w:pStyle w:val="TableParagraph"/>
+              <w:spacing w:before="56" w:line="360" w:lineRule="auto"/>
+              <w:ind w:left="580"/>
+              <w:rPr>
+                <w:rFonts w:asciiTheme="majorBidi" w:hAnsiTheme="majorBidi" w:cstheme="majorBidi"/>
+                <w:b/>
+                <w:sz w:val="18"/>
+                <w:szCs w:val="18"/>
+              </w:rPr>
+            </w:pPr>
+            <w:r>
+              <w:rPr>
+                <w:rFonts w:asciiTheme="majorBidi" w:hAnsiTheme="majorBidi" w:cstheme="majorBidi"/>
+                <w:b/>
+                <w:sz w:val="18"/>
+                <w:szCs w:val="18"/>
+              </w:rPr>
+              <w:t>Kegiatan</w:t>
+            </w:r>
+            <w:r>
+              <w:rPr>
+                <w:rFonts w:asciiTheme="majorBidi" w:hAnsiTheme="majorBidi" w:cstheme="majorBidi"/>
+                <w:b/>
+                <w:spacing w:val="14"/>
+                <w:sz w:val="18"/>
+                <w:szCs w:val="18"/>
+              </w:rPr>
+              <w:t xml:space="preserve"> </w:t>
+            </w:r>
+            <w:r>
+              <w:rPr>
+                <w:rFonts w:asciiTheme="majorBidi" w:hAnsiTheme="majorBidi" w:cstheme="majorBidi"/>
+                <w:b/>
+                <w:spacing w:val="-2"/>
+                <w:sz w:val="18"/>
+                <w:szCs w:val="18"/>
+              </w:rPr>
+              <w:t>Ekstrakurikuler</w:t>
+            </w:r>
+          </w:p>
+        </w:tc>
+        <w:tc>
+          <w:tcPr>
+            <w:tcW w:w="1605" w:type="dxa"/>
+            <w:gridSpan w:val="2"/>
+          </w:tcPr>
+          <w:p>
+            <w:pPr>
+              <w:pStyle w:val="TableParagraph"/>
+              <w:spacing w:before="56" w:line="360" w:lineRule="auto"/>
+              <w:ind w:left="13" w:right="1"/>
+              <w:jc w:val="center"/>
+              <w:rPr>
+                <w:rFonts w:asciiTheme="majorBidi" w:hAnsiTheme="majorBidi" w:cstheme="majorBidi"/>
+                <w:b/>
+                <w:sz w:val="18"/>
+                <w:szCs w:val="18"/>
+              </w:rPr>
+            </w:pPr>
+            <w:r>
+              <w:rPr>
+                <w:rFonts w:asciiTheme="majorBidi" w:hAnsiTheme="majorBidi" w:cstheme="majorBidi"/>
+                <w:b/>
+                <w:spacing w:val="-2"/>
+                <w:sz w:val="18"/>
+                <w:szCs w:val="18"/>
+              </w:rPr>
+              <w:t>Nilai</w:t>
+            </w:r>
+          </w:p>
+        </w:tc>
+        <w:tc>
+          <w:tcPr>
+            <w:tcW w:w="5280" w:type="dxa"/>
+            <w:gridSpan w:val="2"/>
+          </w:tcPr>
+          <w:p>
+            <w:pPr>
+              <w:pStyle w:val="TableParagraph"/>
+              <w:spacing w:before="56" w:line="360" w:lineRule="auto"/>
+              <w:ind w:left="9"/>
+              <w:jc w:val="center"/>
+              <w:rPr>
+                <w:rFonts w:asciiTheme="majorBidi" w:hAnsiTheme="majorBidi" w:cstheme="majorBidi"/>
+                <w:b/>
+                <w:sz w:val="18"/>
+                <w:szCs w:val="18"/>
+              </w:rPr>
+            </w:pPr>
+            <w:r>
+              <w:rPr>
+                <w:rFonts w:asciiTheme="majorBidi" w:hAnsiTheme="majorBidi" w:cstheme="majorBidi"/>
+                <w:b/>
+                <w:spacing w:val="-2"/>
+                <w:sz w:val="18"/>
+                <w:szCs w:val="18"/>
+              </w:rPr>
+              <w:t>Keterangan</w:t>
+            </w:r>
+          </w:p>
+        </w:tc>
+      </w:tr>
+      <w:tr>
+        <w:trPr>
+          <w:trHeight w:val="339"/>
+        </w:trPr>
+        <w:tc>
+          <w:tcPr>
+            <w:tcW w:w="555" w:type="dxa"/>
+          </w:tcPr>
+          <w:p>
+            <w:pPr>
+              <w:pStyle w:val="TableParagraph"/>
+              <w:spacing w:before="67" w:line="360" w:lineRule="auto"/>
+              <w:ind w:left="15"/>
+              <w:jc w:val="center"/>
+              <w:rPr>
+                <w:rFonts w:asciiTheme="majorBidi" w:hAnsiTheme="majorBidi" w:cstheme="majorBidi"/>
+                <w:b/>
+                <w:sz w:val="18"/>
+                <w:szCs w:val="18"/>
+              </w:rPr>
+            </w:pPr>
+            <w:r>
+              <w:rPr>
+                <w:rFonts w:asciiTheme="majorBidi" w:hAnsiTheme="majorBidi" w:cstheme="majorBidi"/>
+                <w:b/>
+                <w:spacing w:val="-10"/>
+                <w:sz w:val="18"/>
+                <w:szCs w:val="18"/>
+              </w:rPr>
+              <w:t>1</w:t>
+            </w:r>
+          </w:p>
+        </w:tc>
+        <w:tc>
+          <w:tcPr>
+            <w:tcW w:w="3105" w:type="dxa"/>
+            <w:gridSpan w:val="2"/>
+          </w:tcPr>
+          <w:p>
+            <w:pPr>
+              <w:pStyle w:val="TableParagraph"/>
+              <w:spacing w:before="67" w:line="360" w:lineRule="auto"/>
+              <w:ind w:left="67"/>
+              <w:rPr>
+                <w:rFonts w:asciiTheme="majorBidi" w:hAnsiTheme="majorBidi" w:cstheme="majorBidi"/>
+                <w:b/>
+                <w:sz w:val="18"/>
+                <w:szCs w:val="18"/>
+              </w:rPr>
+            </w:pPr>
+            <w:r>
+              <w:rPr>
+                <w:rFonts w:asciiTheme="majorBidi" w:hAnsiTheme="majorBidi" w:cstheme="majorBidi"/>
+                <w:b/>
+                <w:sz w:val="18"/>
+                <w:szCs w:val="18"/>
+              </w:rPr>
+              <w:t xml:space="preserve">Hizbul Wathan ( HW </w:t>
+            </w:r>
+            <w:r>
+              <w:rPr>
+                <w:rFonts w:asciiTheme="majorBidi" w:hAnsiTheme="majorBidi" w:cstheme="majorBidi"/>
+                <w:b/>
+                <w:spacing w:val="-10"/>
+                <w:sz w:val="18"/>
+                <w:szCs w:val="18"/>
+              </w:rPr>
+              <w:t>)</w:t>
+            </w:r>
+          </w:p>
+        </w:tc>
+        <w:tc>
+          <w:tcPr>
+            <w:tcW w:w="1605" w:type="dxa"/>
+            <w:gridSpan w:val="2"/>
+          </w:tcPr>
+          <w:p>
+            <w:pPr>
+              <w:pStyle w:val="TableParagraph"/>
+              <w:spacing w:before="80" w:line="360" w:lineRule="auto"/>
+              <w:ind w:left="13"/>
+              <w:jc w:val="center"/>
+              <w:rPr>
+                <w:rFonts w:asciiTheme="majorBidi" w:hAnsiTheme="majorBidi" w:cstheme="majorBidi"/>
+                <w:sz w:val="18"/>
+                <w:szCs w:val="18"/>
+              </w:rPr>
+            </w:pPr>
+            <w:r>
+              <w:rPr>
+                <w:rFonts w:asciiTheme="majorBidi" w:hAnsiTheme="majorBidi" w:cstheme="majorBidi"/>
+                <w:spacing w:val="-4"/>
+                <w:sz w:val="18"/>
+                <w:szCs w:val="18"/>
+              </w:rPr>
+              <w:t>${hw}</w:t>
+            </w:r>
+          </w:p>
+        </w:tc>
+        <w:tc>
+          <w:tcPr>
+            <w:tcW w:w="5280" w:type="dxa"/>
+            <w:gridSpan w:val="2"/>
+          </w:tcPr>
+          <w:p>
+            <w:pPr>
+              <w:pStyle w:val="TableParagraph"/>
+              <w:spacing w:before="80" w:line="360" w:lineRule="auto"/>
+              <w:ind w:left="67"/>
+              <w:rPr>
+                <w:rFonts w:asciiTheme="majorBidi" w:hAnsiTheme="majorBidi" w:cstheme="majorBidi"/>
+                <w:sz w:val="18"/>
+                <w:szCs w:val="18"/>
+              </w:rPr>
+            </w:pPr>
+            <w:r>
+              <w:rPr>
+                <w:rFonts w:asciiTheme="majorBidi" w:hAnsiTheme="majorBidi" w:cstheme="majorBidi"/>
+                <w:sz w:val="18"/>
+                <w:szCs w:val="18"/>
+              </w:rPr>
+              <w:t>${hw</w:t>
+            </w:r>
+            <w:r>
+              <w:rPr>
+                <w:rFonts w:asciiTheme="majorBidi" w:hAnsiTheme="majorBidi" w:cstheme="majorBidi"/>
+                <w:sz w:val="18"/>
+                <w:szCs w:val="18"/>
+              </w:rPr>
+              <w:t>_aktif</w:t>
+            </w:r>
+            <w:r>
+              <w:rPr>
+                <w:rFonts w:asciiTheme="majorBidi" w:hAnsiTheme="majorBidi" w:cstheme="majorBidi"/>
+                <w:sz w:val="18"/>
+                <w:szCs w:val="18"/>
+              </w:rPr>
+              <w:t>}</w:t>
+            </w:r>
+            <w:r>
+              <w:rPr>
+                <w:rFonts w:asciiTheme="majorBidi" w:hAnsiTheme="majorBidi" w:cstheme="majorBidi"/>
+                <w:spacing w:val="8"/>
+                <w:sz w:val="18"/>
+                <w:szCs w:val="18"/>
+              </w:rPr>
+              <w:t xml:space="preserve"> </w:t>
+            </w:r>
+            <w:r>
+              <w:rPr>
+                <w:rFonts w:asciiTheme="majorBidi" w:hAnsiTheme="majorBidi" w:cstheme="majorBidi"/>
+                <w:sz w:val="18"/>
+                <w:szCs w:val="18"/>
+              </w:rPr>
+              <w:t>dalam</w:t>
+            </w:r>
+            <w:r>
+              <w:rPr>
+                <w:rFonts w:asciiTheme="majorBidi" w:hAnsiTheme="majorBidi" w:cstheme="majorBidi"/>
+                <w:spacing w:val="9"/>
+                <w:sz w:val="18"/>
+                <w:szCs w:val="18"/>
+              </w:rPr>
+              <w:t xml:space="preserve"> </w:t>
+            </w:r>
+            <w:r>
+              <w:rPr>
+                <w:rFonts w:asciiTheme="majorBidi" w:hAnsiTheme="majorBidi" w:cstheme="majorBidi"/>
+                <w:sz w:val="18"/>
+                <w:szCs w:val="18"/>
+              </w:rPr>
+              <w:t>kegiatan</w:t>
+            </w:r>
+            <w:r>
+              <w:rPr>
+                <w:rFonts w:asciiTheme="majorBidi" w:hAnsiTheme="majorBidi" w:cstheme="majorBidi"/>
+                <w:spacing w:val="8"/>
+                <w:sz w:val="18"/>
+                <w:szCs w:val="18"/>
+              </w:rPr>
+              <w:t xml:space="preserve"> </w:t>
+            </w:r>
+            <w:r>
+              <w:rPr>
+                <w:rFonts w:asciiTheme="majorBidi" w:hAnsiTheme="majorBidi" w:cstheme="majorBidi"/>
+                <w:sz w:val="18"/>
+                <w:szCs w:val="18"/>
+              </w:rPr>
+              <w:t>Hizbul</w:t>
+            </w:r>
+            <w:r>
+              <w:rPr>
+                <w:rFonts w:asciiTheme="majorBidi" w:hAnsiTheme="majorBidi" w:cstheme="majorBidi"/>
+                <w:spacing w:val="9"/>
+                <w:sz w:val="18"/>
+                <w:szCs w:val="18"/>
+              </w:rPr>
+              <w:t xml:space="preserve"> </w:t>
+            </w:r>
+            <w:r>
+              <w:rPr>
+                <w:rFonts w:asciiTheme="majorBidi" w:hAnsiTheme="majorBidi" w:cstheme="majorBidi"/>
+                <w:sz w:val="18"/>
+                <w:szCs w:val="18"/>
+              </w:rPr>
+              <w:t>Wathan</w:t>
+            </w:r>
+            <w:r>
+              <w:rPr>
+                <w:rFonts w:asciiTheme="majorBidi" w:hAnsiTheme="majorBidi" w:cstheme="majorBidi"/>
+                <w:spacing w:val="9"/>
+                <w:sz w:val="18"/>
+                <w:szCs w:val="18"/>
+              </w:rPr>
+              <w:t xml:space="preserve"> </w:t>
+            </w:r>
+            <w:r>
+              <w:rPr>
+                <w:rFonts w:asciiTheme="majorBidi" w:hAnsiTheme="majorBidi" w:cstheme="majorBidi"/>
+                <w:sz w:val="18"/>
+                <w:szCs w:val="18"/>
+              </w:rPr>
+              <w:t>(</w:t>
+            </w:r>
+            <w:r>
+              <w:rPr>
+                <w:rFonts w:asciiTheme="majorBidi" w:hAnsiTheme="majorBidi" w:cstheme="majorBidi"/>
+                <w:spacing w:val="8"/>
+                <w:sz w:val="18"/>
+                <w:szCs w:val="18"/>
+              </w:rPr>
+              <w:t xml:space="preserve"> </w:t>
+            </w:r>
+            <w:r>
+              <w:rPr>
+                <w:rFonts w:asciiTheme="majorBidi" w:hAnsiTheme="majorBidi" w:cstheme="majorBidi"/>
+                <w:sz w:val="18"/>
+                <w:szCs w:val="18"/>
+              </w:rPr>
+              <w:t>HW</w:t>
+            </w:r>
+            <w:r>
+              <w:rPr>
+                <w:rFonts w:asciiTheme="majorBidi" w:hAnsiTheme="majorBidi" w:cstheme="majorBidi"/>
+                <w:spacing w:val="9"/>
+                <w:sz w:val="18"/>
+                <w:szCs w:val="18"/>
+              </w:rPr>
+              <w:t xml:space="preserve"> </w:t>
+            </w:r>
+            <w:r>
+              <w:rPr>
+                <w:rFonts w:asciiTheme="majorBidi" w:hAnsiTheme="majorBidi" w:cstheme="majorBidi"/>
+                <w:spacing w:val="-10"/>
+                <w:sz w:val="18"/>
+                <w:szCs w:val="18"/>
+              </w:rPr>
+              <w:t>)</w:t>
+            </w:r>
+          </w:p>
+        </w:tc>
+      </w:tr>
+      <w:tr>
+        <w:trPr>
+          <w:trHeight w:val="339"/>
+        </w:trPr>
+        <w:tc>
+          <w:tcPr>
+            <w:tcW w:w="555" w:type="dxa"/>
+          </w:tcPr>
+          <w:p>
+            <w:pPr>
+              <w:pStyle w:val="TableParagraph"/>
+              <w:spacing w:before="67" w:line="360" w:lineRule="auto"/>
+              <w:ind w:left="15"/>
+              <w:jc w:val="center"/>
+              <w:rPr>
+                <w:rFonts w:asciiTheme="majorBidi" w:hAnsiTheme="majorBidi" w:cstheme="majorBidi"/>
+                <w:b/>
+                <w:sz w:val="18"/>
+                <w:szCs w:val="18"/>
+              </w:rPr>
+            </w:pPr>
+            <w:r>
+              <w:rPr>
+                <w:rFonts w:asciiTheme="majorBidi" w:hAnsiTheme="majorBidi" w:cstheme="majorBidi"/>
+                <w:b/>
+                <w:spacing w:val="-10"/>
+                <w:sz w:val="18"/>
+                <w:szCs w:val="18"/>
+              </w:rPr>
+              <w:t>2</w:t>
+            </w:r>
+          </w:p>
+        </w:tc>
+        <w:tc>
+          <w:tcPr>
+            <w:tcW w:w="3105" w:type="dxa"/>
+            <w:gridSpan w:val="2"/>
+          </w:tcPr>
+          <w:p>
+            <w:pPr>
+              <w:pStyle w:val="TableParagraph"/>
+              <w:spacing w:before="67" w:line="360" w:lineRule="auto"/>
+              <w:ind w:left="67"/>
+              <w:rPr>
+                <w:rFonts w:asciiTheme="majorBidi" w:hAnsiTheme="majorBidi" w:cstheme="majorBidi"/>
+                <w:b/>
+                <w:sz w:val="18"/>
+                <w:szCs w:val="18"/>
+              </w:rPr>
+            </w:pPr>
+            <w:r>
+              <w:rPr>
+                <w:rFonts w:asciiTheme="majorBidi" w:hAnsiTheme="majorBidi" w:cstheme="majorBidi"/>
+                <w:b/>
+                <w:sz w:val="18"/>
+                <w:szCs w:val="18"/>
+              </w:rPr>
+              <w:t xml:space="preserve">Tapak </w:t>
+            </w:r>
+            <w:r>
+              <w:rPr>
+                <w:rFonts w:asciiTheme="majorBidi" w:hAnsiTheme="majorBidi" w:cstheme="majorBidi"/>
+                <w:b/>
+                <w:spacing w:val="-4"/>
+                <w:sz w:val="18"/>
+                <w:szCs w:val="18"/>
+              </w:rPr>
+              <w:t>Suci</w:t>
+            </w:r>
+          </w:p>
+        </w:tc>
+        <w:tc>
+          <w:tcPr>
+            <w:tcW w:w="1605" w:type="dxa"/>
+            <w:gridSpan w:val="2"/>
+          </w:tcPr>
+          <w:p>
+            <w:pPr>
+              <w:pStyle w:val="TableParagraph"/>
+              <w:spacing w:before="80" w:line="360" w:lineRule="auto"/>
+              <w:ind w:left="13" w:right="4"/>
+              <w:jc w:val="center"/>
+              <w:rPr>
+                <w:rFonts w:asciiTheme="majorBidi" w:hAnsiTheme="majorBidi" w:cstheme="majorBidi"/>
+                <w:sz w:val="18"/>
+                <w:szCs w:val="18"/>
+              </w:rPr>
+            </w:pPr>
+            <w:r>
+              <w:rPr>
+                <w:rFonts w:asciiTheme="majorBidi" w:hAnsiTheme="majorBidi" w:cstheme="majorBidi"/>
+                <w:sz w:val="18"/>
+                <w:szCs w:val="18"/>
+              </w:rPr>
+              <w:t>${ts}</w:t>
+            </w:r>
+          </w:p>
+        </w:tc>
+        <w:tc>
+          <w:tcPr>
+            <w:tcW w:w="5280" w:type="dxa"/>
+            <w:gridSpan w:val="2"/>
+          </w:tcPr>
+          <w:p>
+            <w:pPr>
+              <w:pStyle w:val="TableParagraph"/>
+              <w:spacing w:before="80" w:line="360" w:lineRule="auto"/>
+              <w:ind w:left="67"/>
+              <w:rPr>
+                <w:rFonts w:asciiTheme="majorBidi" w:hAnsiTheme="majorBidi" w:cstheme="majorBidi"/>
+                <w:sz w:val="18"/>
+                <w:szCs w:val="18"/>
+              </w:rPr>
+            </w:pPr>
+            <w:r>
+              <w:rPr>
+                <w:rFonts w:asciiTheme="majorBidi" w:hAnsiTheme="majorBidi" w:cstheme="majorBidi"/>
+                <w:sz w:val="18"/>
+                <w:szCs w:val="18"/>
+              </w:rPr>
+              <w:t>${ts</w:t>
+            </w:r>
+            <w:r>
+              <w:rPr>
+                <w:rFonts w:asciiTheme="majorBidi" w:hAnsiTheme="majorBidi" w:cstheme="majorBidi"/>
+                <w:sz w:val="18"/>
+                <w:szCs w:val="18"/>
+              </w:rPr>
+              <w:t>_aktif</w:t>
+            </w:r>
+            <w:r>
+              <w:rPr>
+                <w:rFonts w:asciiTheme="majorBidi" w:hAnsiTheme="majorBidi" w:cstheme="majorBidi"/>
+                <w:sz w:val="18"/>
+                <w:szCs w:val="18"/>
+              </w:rPr>
+              <w:t>}</w:t>
+            </w:r>
+            <w:r>
+              <w:rPr>
+                <w:rFonts w:asciiTheme="majorBidi" w:hAnsiTheme="majorBidi" w:cstheme="majorBidi"/>
+                <w:sz w:val="18"/>
+                <w:szCs w:val="18"/>
+              </w:rPr>
+              <w:t xml:space="preserve"> </w:t>
+            </w:r>
+            <w:r>
+              <w:rPr>
+                <w:rFonts w:asciiTheme="majorBidi" w:hAnsiTheme="majorBidi" w:cstheme="majorBidi"/>
+                <w:sz w:val="18"/>
+                <w:szCs w:val="18"/>
+              </w:rPr>
+              <w:t>dalam</w:t>
+            </w:r>
+            <w:r>
+              <w:rPr>
+                <w:rFonts w:asciiTheme="majorBidi" w:hAnsiTheme="majorBidi" w:cstheme="majorBidi"/>
+                <w:spacing w:val="10"/>
+                <w:sz w:val="18"/>
+                <w:szCs w:val="18"/>
+              </w:rPr>
+              <w:t xml:space="preserve"> </w:t>
+            </w:r>
+            <w:r>
+              <w:rPr>
+                <w:rFonts w:asciiTheme="majorBidi" w:hAnsiTheme="majorBidi" w:cstheme="majorBidi"/>
+                <w:sz w:val="18"/>
+                <w:szCs w:val="18"/>
+              </w:rPr>
+              <w:t>kegiatan</w:t>
+            </w:r>
+            <w:r>
+              <w:rPr>
+                <w:rFonts w:asciiTheme="majorBidi" w:hAnsiTheme="majorBidi" w:cstheme="majorBidi"/>
+                <w:spacing w:val="10"/>
+                <w:sz w:val="18"/>
+                <w:szCs w:val="18"/>
+              </w:rPr>
+              <w:t xml:space="preserve"> </w:t>
+            </w:r>
+            <w:r>
+              <w:rPr>
+                <w:rFonts w:asciiTheme="majorBidi" w:hAnsiTheme="majorBidi" w:cstheme="majorBidi"/>
+                <w:sz w:val="18"/>
+                <w:szCs w:val="18"/>
+              </w:rPr>
+              <w:t>Tapak</w:t>
+            </w:r>
+            <w:r>
+              <w:rPr>
+                <w:rFonts w:asciiTheme="majorBidi" w:hAnsiTheme="majorBidi" w:cstheme="majorBidi"/>
+                <w:spacing w:val="10"/>
+                <w:sz w:val="18"/>
+                <w:szCs w:val="18"/>
+              </w:rPr>
+              <w:t xml:space="preserve"> </w:t>
+            </w:r>
+            <w:r>
+              <w:rPr>
+                <w:rFonts w:asciiTheme="majorBidi" w:hAnsiTheme="majorBidi" w:cstheme="majorBidi"/>
+                <w:spacing w:val="-4"/>
+                <w:sz w:val="18"/>
+                <w:szCs w:val="18"/>
+              </w:rPr>
+              <w:t>Suci</w:t>
+            </w:r>
+          </w:p>
+        </w:tc>
+      </w:tr>
+      <w:tr>
+        <w:trPr>
+          <w:trHeight w:val="339"/>
+        </w:trPr>
+        <w:tc>
+          <w:tcPr>
+            <w:tcW w:w="555" w:type="dxa"/>
+          </w:tcPr>
+          <w:p>
+            <w:pPr>
+              <w:pStyle w:val="TableParagraph"/>
+              <w:spacing w:before="67" w:line="360" w:lineRule="auto"/>
+              <w:ind w:left="15"/>
+              <w:jc w:val="center"/>
+              <w:rPr>
+                <w:rFonts w:asciiTheme="majorBidi" w:hAnsiTheme="majorBidi" w:cstheme="majorBidi"/>
+                <w:b/>
+                <w:sz w:val="18"/>
+                <w:szCs w:val="18"/>
+              </w:rPr>
+            </w:pPr>
+            <w:r>
+              <w:rPr>
+                <w:rFonts w:asciiTheme="majorBidi" w:hAnsiTheme="majorBidi" w:cstheme="majorBidi"/>
+                <w:b/>
+                <w:spacing w:val="-10"/>
+                <w:sz w:val="18"/>
+                <w:szCs w:val="18"/>
+              </w:rPr>
+              <w:t>3</w:t>
+            </w:r>
+          </w:p>
+        </w:tc>
+        <w:tc>
+          <w:tcPr>
+            <w:tcW w:w="3105" w:type="dxa"/>
+            <w:gridSpan w:val="2"/>
+          </w:tcPr>
+          <w:p>
+            <w:pPr>
+              <w:pStyle w:val="TableParagraph"/>
+              <w:spacing w:before="67" w:line="360" w:lineRule="auto"/>
+              <w:ind w:left="67"/>
+              <w:rPr>
+                <w:rFonts w:asciiTheme="majorBidi" w:hAnsiTheme="majorBidi" w:cstheme="majorBidi"/>
+                <w:b/>
+                <w:sz w:val="18"/>
+                <w:szCs w:val="18"/>
+              </w:rPr>
+            </w:pPr>
+            <w:r>
+              <w:rPr>
+                <w:rFonts w:asciiTheme="majorBidi" w:hAnsiTheme="majorBidi" w:cstheme="majorBidi"/>
+                <w:b/>
+                <w:spacing w:val="-2"/>
+                <w:sz w:val="18"/>
+                <w:szCs w:val="18"/>
+              </w:rPr>
+              <w:t>Muhadloroh</w:t>
+            </w:r>
+          </w:p>
+        </w:tc>
+        <w:tc>
+          <w:tcPr>
+            <w:tcW w:w="1605" w:type="dxa"/>
+            <w:gridSpan w:val="2"/>
+          </w:tcPr>
+          <w:p>
+            <w:pPr>
+              <w:pStyle w:val="TableParagraph"/>
+              <w:spacing w:before="80" w:line="360" w:lineRule="auto"/>
+              <w:ind w:left="13"/>
+              <w:jc w:val="center"/>
+              <w:rPr>
+                <w:rFonts w:asciiTheme="majorBidi" w:hAnsiTheme="majorBidi" w:cstheme="majorBidi"/>
+                <w:sz w:val="18"/>
+                <w:szCs w:val="18"/>
+              </w:rPr>
+            </w:pPr>
+            <w:r>
+              <w:rPr>
+                <w:rFonts w:asciiTheme="majorBidi" w:hAnsiTheme="majorBidi" w:cstheme="majorBidi"/>
+                <w:spacing w:val="-4"/>
+                <w:sz w:val="18"/>
+                <w:szCs w:val="18"/>
+              </w:rPr>
+              <w:t>${muhadloroh}</w:t>
+            </w:r>
+          </w:p>
+        </w:tc>
+        <w:tc>
+          <w:tcPr>
+            <w:tcW w:w="5280" w:type="dxa"/>
+            <w:gridSpan w:val="2"/>
+          </w:tcPr>
+          <w:p>
+            <w:pPr>
+              <w:pStyle w:val="TableParagraph"/>
+              <w:spacing w:before="80" w:line="360" w:lineRule="auto"/>
+              <w:ind w:left="67"/>
+              <w:rPr>
+                <w:rFonts w:asciiTheme="majorBidi" w:hAnsiTheme="majorBidi" w:cstheme="majorBidi"/>
+                <w:sz w:val="18"/>
+                <w:szCs w:val="18"/>
+              </w:rPr>
+            </w:pPr>
+            <w:r>
+              <w:rPr>
+                <w:rFonts w:asciiTheme="majorBidi" w:hAnsiTheme="majorBidi" w:cstheme="majorBidi"/>
+                <w:sz w:val="18"/>
+                <w:szCs w:val="18"/>
+              </w:rPr>
+              <w:t>${muhadloroh</w:t>
+            </w:r>
+            <w:r>
+              <w:rPr>
+                <w:rFonts w:asciiTheme="majorBidi" w:hAnsiTheme="majorBidi" w:cstheme="majorBidi"/>
+                <w:sz w:val="18"/>
+                <w:szCs w:val="18"/>
+              </w:rPr>
+              <w:t>_aktif</w:t>
+            </w:r>
+            <w:r>
+              <w:rPr>
+                <w:rFonts w:asciiTheme="majorBidi" w:hAnsiTheme="majorBidi" w:cstheme="majorBidi"/>
+                <w:sz w:val="18"/>
+                <w:szCs w:val="18"/>
+              </w:rPr>
+              <w:t>}</w:t>
+            </w:r>
+            <w:r>
+              <w:rPr>
+                <w:rFonts w:asciiTheme="majorBidi" w:hAnsiTheme="majorBidi" w:cstheme="majorBidi"/>
+                <w:sz w:val="18"/>
+                <w:szCs w:val="18"/>
+              </w:rPr>
+              <w:t>dalam</w:t>
+            </w:r>
+            <w:r>
+              <w:rPr>
+                <w:rFonts w:asciiTheme="majorBidi" w:hAnsiTheme="majorBidi" w:cstheme="majorBidi"/>
+                <w:spacing w:val="10"/>
+                <w:sz w:val="18"/>
+                <w:szCs w:val="18"/>
+              </w:rPr>
+              <w:t xml:space="preserve"> </w:t>
+            </w:r>
+            <w:r>
+              <w:rPr>
+                <w:rFonts w:asciiTheme="majorBidi" w:hAnsiTheme="majorBidi" w:cstheme="majorBidi"/>
+                <w:sz w:val="18"/>
+                <w:szCs w:val="18"/>
+              </w:rPr>
+              <w:t>kegiatan</w:t>
+            </w:r>
+            <w:r>
+              <w:rPr>
+                <w:rFonts w:asciiTheme="majorBidi" w:hAnsiTheme="majorBidi" w:cstheme="majorBidi"/>
+                <w:spacing w:val="10"/>
+                <w:sz w:val="18"/>
+                <w:szCs w:val="18"/>
+              </w:rPr>
+              <w:t xml:space="preserve"> </w:t>
+            </w:r>
+            <w:r>
+              <w:rPr>
+                <w:rFonts w:asciiTheme="majorBidi" w:hAnsiTheme="majorBidi" w:cstheme="majorBidi"/>
+                <w:spacing w:val="-2"/>
+                <w:sz w:val="18"/>
+                <w:szCs w:val="18"/>
+              </w:rPr>
+              <w:t>Muhadloroh</w:t>
+            </w:r>
+          </w:p>
+        </w:tc>
+      </w:tr>
+      <w:tr>
+        <w:tblPrEx>
+          <w:tblBorders>
+            <w:top w:val="single" w:sz="6" w:space="0" w:color="000000"/>
+            <w:left w:val="single" w:sz="6" w:space="0" w:color="000000"/>
+            <w:bottom w:val="single" w:sz="6" w:space="0" w:color="000000"/>
+            <w:right w:val="single" w:sz="6" w:space="0" w:color="000000"/>
+            <w:insideH w:val="single" w:sz="6" w:space="0" w:color="000000"/>
+            <w:insideV w:val="single" w:sz="6" w:space="0" w:color="000000"/>
+          </w:tblBorders>
+        </w:tblPrEx>
+        <w:trPr>
+          <w:trHeight w:val="309"/>
+        </w:trPr>
+        <w:tc>
+          <w:tcPr>
+            <w:tcW w:w="10545" w:type="dxa"/>
+            <w:gridSpan w:val="7"/>
+            <w:tcBorders>
+              <w:top w:val="nil"/>
+              <w:left w:val="nil"/>
+              <w:bottom w:val="single" w:sz="4" w:space="0" w:color="auto"/>
+              <w:right w:val="nil"/>
+            </w:tcBorders>
+          </w:tcPr>
+          <w:p>
+            <w:pPr>
+              <w:pStyle w:val="TableParagraph"/>
+              <w:spacing w:before="0" w:line="360" w:lineRule="auto"/>
+              <w:ind w:left="9"/>
+              <w:rPr>
+                <w:rFonts w:asciiTheme="majorBidi" w:hAnsiTheme="majorBidi" w:cstheme="majorBidi"/>
+                <w:b/>
+                <w:spacing w:val="-2"/>
+                <w:sz w:val="21"/>
+              </w:rPr>
+            </w:pPr>
+          </w:p>
+          <w:p>
+            <w:pPr>
+              <w:pStyle w:val="TableParagraph"/>
+              <w:spacing w:before="0" w:line="360" w:lineRule="auto"/>
+              <w:ind w:left="9"/>
+              <w:rPr>
+                <w:rFonts w:asciiTheme="majorBidi" w:hAnsiTheme="majorBidi" w:cstheme="majorBidi"/>
+                <w:b/>
+                <w:spacing w:val="-2"/>
+                <w:sz w:val="16"/>
+              </w:rPr>
+            </w:pPr>
+            <w:r>
+              <w:rPr>
+                <w:rFonts w:asciiTheme="majorBidi" w:hAnsiTheme="majorBidi" w:cstheme="majorBidi"/>
+                <w:b/>
+                <w:spacing w:val="-2"/>
+                <w:sz w:val="21"/>
+              </w:rPr>
+              <w:t>Prestasi</w:t>
+            </w:r>
+          </w:p>
+        </w:tc>
+      </w:tr>
+      <w:tr>
+        <w:tblPrEx>
+          <w:tblBorders>
+            <w:top w:val="single" w:sz="6" w:space="0" w:color="000000"/>
+            <w:left w:val="single" w:sz="6" w:space="0" w:color="000000"/>
+            <w:bottom w:val="single" w:sz="6" w:space="0" w:color="000000"/>
+            <w:right w:val="single" w:sz="6" w:space="0" w:color="000000"/>
+            <w:insideH w:val="single" w:sz="6" w:space="0" w:color="000000"/>
+            <w:insideV w:val="single" w:sz="6" w:space="0" w:color="000000"/>
+          </w:tblBorders>
+        </w:tblPrEx>
+        <w:trPr>
+          <w:trHeight w:val="309"/>
+        </w:trPr>
+        <w:tc>
+          <w:tcPr>
+            <w:tcW w:w="585" w:type="dxa"/>
+            <w:gridSpan w:val="2"/>
+            <w:tcBorders>
+              <w:top w:val="single" w:sz="4" w:space="0" w:color="auto"/>
+            </w:tcBorders>
+          </w:tcPr>
+          <w:p>
+            <w:pPr>
+              <w:pStyle w:val="TableParagraph"/>
+              <w:spacing w:before="52" w:line="360" w:lineRule="auto"/>
+              <w:ind w:left="15" w:right="1"/>
+              <w:jc w:val="center"/>
+              <w:rPr>
+                <w:rFonts w:asciiTheme="majorBidi" w:hAnsiTheme="majorBidi" w:cstheme="majorBidi"/>
+                <w:b/>
+                <w:sz w:val="18"/>
+              </w:rPr>
+            </w:pPr>
+            <w:r>
+              <w:rPr>
+                <w:rFonts w:asciiTheme="majorBidi" w:hAnsiTheme="majorBidi" w:cstheme="majorBidi"/>
+                <w:b/>
+                <w:spacing w:val="-5"/>
+                <w:sz w:val="18"/>
+              </w:rPr>
+              <w:t>No</w:t>
+            </w:r>
+          </w:p>
+        </w:tc>
+        <w:tc>
+          <w:tcPr>
+            <w:tcW w:w="3105" w:type="dxa"/>
+            <w:gridSpan w:val="2"/>
+            <w:tcBorders>
+              <w:top w:val="single" w:sz="4" w:space="0" w:color="auto"/>
+            </w:tcBorders>
+          </w:tcPr>
+          <w:p>
+            <w:pPr>
+              <w:pStyle w:val="TableParagraph"/>
+              <w:spacing w:before="65" w:line="360" w:lineRule="auto"/>
+              <w:ind w:left="997"/>
+              <w:rPr>
+                <w:rFonts w:asciiTheme="majorBidi" w:hAnsiTheme="majorBidi" w:cstheme="majorBidi"/>
+                <w:b/>
+                <w:sz w:val="16"/>
+              </w:rPr>
+            </w:pPr>
+            <w:r>
+              <w:rPr>
+                <w:rFonts w:asciiTheme="majorBidi" w:hAnsiTheme="majorBidi" w:cstheme="majorBidi"/>
+                <w:b/>
+                <w:sz w:val="16"/>
+              </w:rPr>
+              <w:t>Jenis</w:t>
+            </w:r>
+            <w:r>
+              <w:rPr>
+                <w:rFonts w:asciiTheme="majorBidi" w:hAnsiTheme="majorBidi" w:cstheme="majorBidi"/>
+                <w:b/>
+                <w:spacing w:val="9"/>
+                <w:sz w:val="16"/>
+              </w:rPr>
+              <w:t xml:space="preserve"> </w:t>
+            </w:r>
+            <w:r>
+              <w:rPr>
+                <w:rFonts w:asciiTheme="majorBidi" w:hAnsiTheme="majorBidi" w:cstheme="majorBidi"/>
+                <w:b/>
+                <w:spacing w:val="-2"/>
+                <w:sz w:val="16"/>
+              </w:rPr>
+              <w:t>Prestasi</w:t>
+            </w:r>
+          </w:p>
+        </w:tc>
+        <w:tc>
+          <w:tcPr>
+            <w:tcW w:w="6855" w:type="dxa"/>
+            <w:gridSpan w:val="3"/>
+            <w:tcBorders>
+              <w:top w:val="single" w:sz="4" w:space="0" w:color="auto"/>
+            </w:tcBorders>
+          </w:tcPr>
+          <w:p>
+            <w:pPr>
+              <w:pStyle w:val="TableParagraph"/>
+              <w:spacing w:before="65" w:line="360" w:lineRule="auto"/>
+              <w:ind w:left="9"/>
+              <w:jc w:val="center"/>
+              <w:rPr>
+                <w:rFonts w:asciiTheme="majorBidi" w:hAnsiTheme="majorBidi" w:cstheme="majorBidi"/>
+                <w:b/>
+                <w:sz w:val="16"/>
+              </w:rPr>
+            </w:pPr>
+            <w:r>
+              <w:rPr>
+                <w:rFonts w:asciiTheme="majorBidi" w:hAnsiTheme="majorBidi" w:cstheme="majorBidi"/>
+                <w:b/>
+                <w:spacing w:val="-2"/>
+                <w:sz w:val="16"/>
+              </w:rPr>
+              <w:t>Keterangan</w:t>
+            </w:r>
+          </w:p>
+        </w:tc>
+      </w:tr>
+      <w:tr>
+        <w:tblPrEx>
+          <w:tblBorders>
+            <w:top w:val="single" w:sz="6" w:space="0" w:color="000000"/>
+            <w:left w:val="single" w:sz="6" w:space="0" w:color="000000"/>
+            <w:bottom w:val="single" w:sz="6" w:space="0" w:color="000000"/>
+            <w:right w:val="single" w:sz="6" w:space="0" w:color="000000"/>
+            <w:insideH w:val="single" w:sz="6" w:space="0" w:color="000000"/>
+            <w:insideV w:val="single" w:sz="6" w:space="0" w:color="000000"/>
+          </w:tblBorders>
+        </w:tblPrEx>
+        <w:trPr>
+          <w:trHeight w:val="339"/>
+        </w:trPr>
+        <w:tc>
+          <w:tcPr>
+            <w:tcW w:w="585" w:type="dxa"/>
+            <w:gridSpan w:val="2"/>
+          </w:tcPr>
+          <w:p>
+            <w:pPr>
+              <w:pStyle w:val="TableParagraph"/>
+              <w:spacing w:before="67" w:line="360" w:lineRule="auto"/>
+              <w:ind w:left="15"/>
+              <w:jc w:val="center"/>
+              <w:rPr>
+                <w:rFonts w:asciiTheme="majorBidi" w:hAnsiTheme="majorBidi" w:cstheme="majorBidi"/>
+                <w:b/>
+                <w:sz w:val="18"/>
+              </w:rPr>
+            </w:pPr>
+            <w:r>
+              <w:rPr>
+                <w:rFonts w:asciiTheme="majorBidi" w:hAnsiTheme="majorBidi" w:cstheme="majorBidi"/>
+                <w:b/>
+                <w:spacing w:val="-10"/>
+                <w:sz w:val="18"/>
+              </w:rPr>
+              <w:t>1</w:t>
+            </w:r>
+          </w:p>
+        </w:tc>
+        <w:tc>
+          <w:tcPr>
+            <w:tcW w:w="3105" w:type="dxa"/>
+            <w:gridSpan w:val="2"/>
+          </w:tcPr>
+          <w:p>
+            <w:pPr>
+              <w:pStyle w:val="TableParagraph"/>
+              <w:spacing w:before="0" w:line="360" w:lineRule="auto"/>
+              <w:rPr>
+                <w:rFonts w:asciiTheme="majorBidi" w:hAnsiTheme="majorBidi" w:cstheme="majorBidi"/>
+                <w:sz w:val="14"/>
+              </w:rPr>
+            </w:pPr>
+          </w:p>
+        </w:tc>
+        <w:tc>
+          <w:tcPr>
+            <w:tcW w:w="6855" w:type="dxa"/>
+            <w:gridSpan w:val="3"/>
+          </w:tcPr>
+          <w:p>
+            <w:pPr>
+              <w:pStyle w:val="TableParagraph"/>
+              <w:spacing w:before="0" w:line="360" w:lineRule="auto"/>
+              <w:rPr>
+                <w:rFonts w:asciiTheme="majorBidi" w:hAnsiTheme="majorBidi" w:cstheme="majorBidi"/>
+                <w:sz w:val="14"/>
+              </w:rPr>
+            </w:pPr>
+          </w:p>
+        </w:tc>
+      </w:tr>
+      <w:tr>
+        <w:tblPrEx>
+          <w:tblBorders>
+            <w:top w:val="single" w:sz="6" w:space="0" w:color="000000"/>
+            <w:left w:val="single" w:sz="6" w:space="0" w:color="000000"/>
+            <w:bottom w:val="single" w:sz="6" w:space="0" w:color="000000"/>
+            <w:right w:val="single" w:sz="6" w:space="0" w:color="000000"/>
+            <w:insideH w:val="single" w:sz="6" w:space="0" w:color="000000"/>
+            <w:insideV w:val="single" w:sz="6" w:space="0" w:color="000000"/>
+          </w:tblBorders>
+        </w:tblPrEx>
+        <w:trPr>
+          <w:trHeight w:val="339"/>
+        </w:trPr>
+        <w:tc>
+          <w:tcPr>
+            <w:tcW w:w="585" w:type="dxa"/>
+            <w:gridSpan w:val="2"/>
+          </w:tcPr>
+          <w:p>
+            <w:pPr>
+              <w:pStyle w:val="TableParagraph"/>
+              <w:spacing w:before="67" w:line="360" w:lineRule="auto"/>
+              <w:ind w:left="15"/>
+              <w:jc w:val="center"/>
+              <w:rPr>
+                <w:rFonts w:asciiTheme="majorBidi" w:hAnsiTheme="majorBidi" w:cstheme="majorBidi"/>
+                <w:b/>
+                <w:sz w:val="18"/>
+              </w:rPr>
+            </w:pPr>
+            <w:r>
+              <w:rPr>
+                <w:rFonts w:asciiTheme="majorBidi" w:hAnsiTheme="majorBidi" w:cstheme="majorBidi"/>
+                <w:b/>
+                <w:spacing w:val="-10"/>
+                <w:sz w:val="18"/>
+              </w:rPr>
+              <w:t>2</w:t>
+            </w:r>
+          </w:p>
+        </w:tc>
+        <w:tc>
+          <w:tcPr>
+            <w:tcW w:w="3105" w:type="dxa"/>
+            <w:gridSpan w:val="2"/>
+          </w:tcPr>
+          <w:p>
+            <w:pPr>
+              <w:pStyle w:val="TableParagraph"/>
+              <w:spacing w:before="0" w:line="360" w:lineRule="auto"/>
+              <w:rPr>
+                <w:rFonts w:asciiTheme="majorBidi" w:hAnsiTheme="majorBidi" w:cstheme="majorBidi"/>
+                <w:sz w:val="14"/>
+              </w:rPr>
+            </w:pPr>
+          </w:p>
+        </w:tc>
+        <w:tc>
+          <w:tcPr>
+            <w:tcW w:w="6855" w:type="dxa"/>
+            <w:gridSpan w:val="3"/>
+          </w:tcPr>
+          <w:p>
+            <w:pPr>
+              <w:pStyle w:val="TableParagraph"/>
+              <w:spacing w:before="0" w:line="360" w:lineRule="auto"/>
+              <w:rPr>
+                <w:rFonts w:asciiTheme="majorBidi" w:hAnsiTheme="majorBidi" w:cstheme="majorBidi"/>
+                <w:sz w:val="14"/>
+              </w:rPr>
+            </w:pPr>
+          </w:p>
+        </w:tc>
+      </w:tr>
+      <w:tr>
+        <w:tblPrEx>
+          <w:tblBorders>
+            <w:top w:val="single" w:sz="6" w:space="0" w:color="000000"/>
+            <w:left w:val="single" w:sz="6" w:space="0" w:color="000000"/>
+            <w:bottom w:val="single" w:sz="6" w:space="0" w:color="000000"/>
+            <w:right w:val="single" w:sz="6" w:space="0" w:color="000000"/>
+            <w:insideH w:val="single" w:sz="6" w:space="0" w:color="000000"/>
+            <w:insideV w:val="single" w:sz="6" w:space="0" w:color="000000"/>
+          </w:tblBorders>
+        </w:tblPrEx>
+        <w:trPr>
+          <w:trHeight w:val="339"/>
+        </w:trPr>
+        <w:tc>
+          <w:tcPr>
+            <w:tcW w:w="585" w:type="dxa"/>
+            <w:gridSpan w:val="2"/>
+          </w:tcPr>
+          <w:p>
+            <w:pPr>
+              <w:pStyle w:val="TableParagraph"/>
+              <w:spacing w:before="67" w:line="360" w:lineRule="auto"/>
+              <w:ind w:left="15"/>
+              <w:jc w:val="center"/>
+              <w:rPr>
+                <w:rFonts w:asciiTheme="majorBidi" w:hAnsiTheme="majorBidi" w:cstheme="majorBidi"/>
+                <w:b/>
+                <w:sz w:val="18"/>
+              </w:rPr>
+            </w:pPr>
+            <w:r>
+              <w:rPr>
+                <w:rFonts w:asciiTheme="majorBidi" w:hAnsiTheme="majorBidi" w:cstheme="majorBidi"/>
+                <w:b/>
+                <w:spacing w:val="-10"/>
+                <w:sz w:val="18"/>
+              </w:rPr>
+              <w:lastRenderedPageBreak/>
+              <w:t>3</w:t>
+            </w:r>
+          </w:p>
+        </w:tc>
+        <w:tc>
+          <w:tcPr>
+            <w:tcW w:w="3105" w:type="dxa"/>
+            <w:gridSpan w:val="2"/>
+          </w:tcPr>
+          <w:p>
+            <w:pPr>
+              <w:pStyle w:val="TableParagraph"/>
+              <w:spacing w:before="0" w:line="360" w:lineRule="auto"/>
+              <w:rPr>
+                <w:rFonts w:asciiTheme="majorBidi" w:hAnsiTheme="majorBidi" w:cstheme="majorBidi"/>
+                <w:sz w:val="14"/>
+              </w:rPr>
+            </w:pPr>
+          </w:p>
+        </w:tc>
+        <w:tc>
+          <w:tcPr>
+            <w:tcW w:w="6855" w:type="dxa"/>
+            <w:gridSpan w:val="3"/>
+          </w:tcPr>
+          <w:p>
+            <w:pPr>
+              <w:pStyle w:val="TableParagraph"/>
+              <w:spacing w:before="0" w:line="360" w:lineRule="auto"/>
+              <w:rPr>
+                <w:rFonts w:asciiTheme="majorBidi" w:hAnsiTheme="majorBidi" w:cstheme="majorBidi"/>
+                <w:sz w:val="14"/>
+              </w:rPr>
+            </w:pPr>
+          </w:p>
+        </w:tc>
+      </w:tr>
+      <w:tr>
+        <w:tblPrEx>
+          <w:tblBorders>
+            <w:top w:val="single" w:sz="6" w:space="0" w:color="000000"/>
+            <w:left w:val="single" w:sz="6" w:space="0" w:color="000000"/>
+            <w:bottom w:val="single" w:sz="6" w:space="0" w:color="000000"/>
+            <w:right w:val="single" w:sz="6" w:space="0" w:color="000000"/>
+            <w:insideH w:val="single" w:sz="6" w:space="0" w:color="000000"/>
+            <w:insideV w:val="single" w:sz="6" w:space="0" w:color="000000"/>
+          </w:tblBorders>
+        </w:tblPrEx>
+        <w:trPr>
+          <w:trHeight w:val="339"/>
+        </w:trPr>
+        <w:tc>
+          <w:tcPr>
+            <w:tcW w:w="10545" w:type="dxa"/>
+            <w:gridSpan w:val="7"/>
+            <w:tcBorders>
+              <w:top w:val="nil"/>
+              <w:left w:val="nil"/>
+              <w:bottom w:val="single" w:sz="4" w:space="0" w:color="auto"/>
+              <w:right w:val="nil"/>
+            </w:tcBorders>
+          </w:tcPr>
+          <w:p>
+            <w:pPr>
+              <w:pStyle w:val="TableParagraph"/>
+              <w:spacing w:before="0" w:line="360" w:lineRule="auto"/>
+              <w:ind w:left="67"/>
+              <w:jc w:val="both"/>
+              <w:rPr>
+                <w:rFonts w:asciiTheme="majorBidi" w:hAnsiTheme="majorBidi" w:cstheme="majorBidi"/>
+                <w:b/>
+                <w:spacing w:val="-2"/>
+                <w:sz w:val="21"/>
+              </w:rPr>
+            </w:pPr>
+          </w:p>
+          <w:p>
+            <w:pPr>
+              <w:pStyle w:val="TableParagraph"/>
+              <w:spacing w:before="0" w:line="360" w:lineRule="auto"/>
+              <w:ind w:left="67"/>
+              <w:jc w:val="both"/>
+              <w:rPr>
+                <w:rFonts w:asciiTheme="majorBidi" w:hAnsiTheme="majorBidi" w:cstheme="majorBidi"/>
+                <w:spacing w:val="-4"/>
+                <w:sz w:val="16"/>
+              </w:rPr>
+            </w:pPr>
+            <w:r>
+              <w:rPr>
+                <w:rFonts w:asciiTheme="majorBidi" w:hAnsiTheme="majorBidi" w:cstheme="majorBidi"/>
+                <w:b/>
+                <w:spacing w:val="-2"/>
+                <w:sz w:val="21"/>
+              </w:rPr>
+              <w:t>Ketidakhadiran</w:t>
+            </w:r>
+          </w:p>
+        </w:tc>
+      </w:tr>
+      <w:tr>
+        <w:tblPrEx>
+          <w:tblBorders>
+            <w:top w:val="single" w:sz="6" w:space="0" w:color="000000"/>
+            <w:left w:val="single" w:sz="6" w:space="0" w:color="000000"/>
+            <w:bottom w:val="single" w:sz="6" w:space="0" w:color="000000"/>
+            <w:right w:val="single" w:sz="6" w:space="0" w:color="000000"/>
+            <w:insideH w:val="single" w:sz="6" w:space="0" w:color="000000"/>
+            <w:insideV w:val="single" w:sz="6" w:space="0" w:color="000000"/>
+          </w:tblBorders>
+        </w:tblPrEx>
+        <w:trPr>
+          <w:trHeight w:val="339"/>
+        </w:trPr>
+        <w:tc>
+          <w:tcPr>
+            <w:tcW w:w="3660" w:type="dxa"/>
+            <w:gridSpan w:val="3"/>
+            <w:tcBorders>
+              <w:top w:val="single" w:sz="4" w:space="0" w:color="auto"/>
+            </w:tcBorders>
+          </w:tcPr>
+          <w:p>
+            <w:pPr>
+              <w:pStyle w:val="TableParagraph"/>
+              <w:spacing w:before="67" w:line="360" w:lineRule="auto"/>
+              <w:ind w:left="67"/>
+              <w:rPr>
+                <w:rFonts w:asciiTheme="majorBidi" w:hAnsiTheme="majorBidi" w:cstheme="majorBidi"/>
+                <w:b/>
+                <w:sz w:val="18"/>
+              </w:rPr>
+            </w:pPr>
+            <w:r>
+              <w:rPr>
+                <w:rFonts w:asciiTheme="majorBidi" w:hAnsiTheme="majorBidi" w:cstheme="majorBidi"/>
+                <w:b/>
+                <w:spacing w:val="-2"/>
+                <w:sz w:val="18"/>
+              </w:rPr>
+              <w:t>Sakit</w:t>
+            </w:r>
+          </w:p>
+        </w:tc>
+        <w:tc>
+          <w:tcPr>
+            <w:tcW w:w="1635" w:type="dxa"/>
+            <w:gridSpan w:val="3"/>
+            <w:tcBorders>
+              <w:top w:val="single" w:sz="4" w:space="0" w:color="auto"/>
+            </w:tcBorders>
+          </w:tcPr>
+          <w:p>
+            <w:pPr>
+              <w:pStyle w:val="TableParagraph"/>
+              <w:spacing w:before="80" w:line="360" w:lineRule="auto"/>
+              <w:ind w:left="14"/>
+              <w:jc w:val="center"/>
+              <w:rPr>
+                <w:rFonts w:asciiTheme="majorBidi" w:hAnsiTheme="majorBidi" w:cstheme="majorBidi"/>
+                <w:sz w:val="16"/>
+              </w:rPr>
+            </w:pPr>
+            <w:r>
+              <w:rPr>
+                <w:rFonts w:asciiTheme="majorBidi" w:hAnsiTheme="majorBidi" w:cstheme="majorBidi"/>
+                <w:spacing w:val="-10"/>
+                <w:sz w:val="16"/>
+              </w:rPr>
+              <w:t>${sakit}</w:t>
+            </w:r>
+          </w:p>
+        </w:tc>
+        <w:tc>
+          <w:tcPr>
+            <w:tcW w:w="5250" w:type="dxa"/>
+            <w:tcBorders>
+              <w:top w:val="single" w:sz="4" w:space="0" w:color="auto"/>
+            </w:tcBorders>
+          </w:tcPr>
+          <w:p>
+            <w:pPr>
+              <w:pStyle w:val="TableParagraph"/>
+              <w:spacing w:before="80" w:line="360" w:lineRule="auto"/>
+              <w:ind w:left="67"/>
+              <w:rPr>
+                <w:rFonts w:asciiTheme="majorBidi" w:hAnsiTheme="majorBidi" w:cstheme="majorBidi"/>
+                <w:sz w:val="16"/>
+              </w:rPr>
+            </w:pPr>
+            <w:r>
+              <w:rPr>
+                <w:rFonts w:asciiTheme="majorBidi" w:hAnsiTheme="majorBidi" w:cstheme="majorBidi"/>
+                <w:spacing w:val="-4"/>
+                <w:sz w:val="16"/>
+              </w:rPr>
+              <w:t>Hari</w:t>
+            </w:r>
+          </w:p>
+        </w:tc>
+      </w:tr>
+      <w:tr>
+        <w:tblPrEx>
+          <w:tblBorders>
+            <w:top w:val="single" w:sz="6" w:space="0" w:color="000000"/>
+            <w:left w:val="single" w:sz="6" w:space="0" w:color="000000"/>
+            <w:bottom w:val="single" w:sz="6" w:space="0" w:color="000000"/>
+            <w:right w:val="single" w:sz="6" w:space="0" w:color="000000"/>
+            <w:insideH w:val="single" w:sz="6" w:space="0" w:color="000000"/>
+            <w:insideV w:val="single" w:sz="6" w:space="0" w:color="000000"/>
+          </w:tblBorders>
+        </w:tblPrEx>
+        <w:trPr>
+          <w:trHeight w:val="339"/>
+        </w:trPr>
+        <w:tc>
+          <w:tcPr>
+            <w:tcW w:w="3660" w:type="dxa"/>
+            <w:gridSpan w:val="3"/>
+          </w:tcPr>
+          <w:p>
+            <w:pPr>
+              <w:pStyle w:val="TableParagraph"/>
+              <w:spacing w:before="67" w:line="360" w:lineRule="auto"/>
+              <w:ind w:left="67"/>
+              <w:rPr>
+                <w:rFonts w:asciiTheme="majorBidi" w:hAnsiTheme="majorBidi" w:cstheme="majorBidi"/>
+                <w:b/>
+                <w:sz w:val="18"/>
+              </w:rPr>
+            </w:pPr>
+            <w:r>
+              <w:rPr>
+                <w:rFonts w:asciiTheme="majorBidi" w:hAnsiTheme="majorBidi" w:cstheme="majorBidi"/>
+                <w:b/>
+                <w:spacing w:val="-4"/>
+                <w:sz w:val="18"/>
+              </w:rPr>
+              <w:t>Izin</w:t>
+            </w:r>
+          </w:p>
+        </w:tc>
+        <w:tc>
+          <w:tcPr>
+            <w:tcW w:w="1635" w:type="dxa"/>
+            <w:gridSpan w:val="3"/>
+          </w:tcPr>
+          <w:p>
+            <w:pPr>
+              <w:pStyle w:val="TableParagraph"/>
+              <w:spacing w:before="80" w:line="360" w:lineRule="auto"/>
+              <w:ind w:left="14"/>
+              <w:jc w:val="center"/>
+              <w:rPr>
+                <w:rFonts w:asciiTheme="majorBidi" w:hAnsiTheme="majorBidi" w:cstheme="majorBidi"/>
+                <w:sz w:val="16"/>
+              </w:rPr>
+            </w:pPr>
+            <w:r>
+              <w:rPr>
+                <w:rFonts w:asciiTheme="majorBidi" w:hAnsiTheme="majorBidi" w:cstheme="majorBidi"/>
+                <w:spacing w:val="-10"/>
+                <w:sz w:val="16"/>
+              </w:rPr>
+              <w:t>${izin}</w:t>
+            </w:r>
+          </w:p>
+        </w:tc>
+        <w:tc>
+          <w:tcPr>
+            <w:tcW w:w="5250" w:type="dxa"/>
+          </w:tcPr>
+          <w:p>
+            <w:pPr>
+              <w:pStyle w:val="TableParagraph"/>
+              <w:spacing w:before="80" w:line="360" w:lineRule="auto"/>
+              <w:ind w:left="67"/>
+              <w:rPr>
+                <w:rFonts w:asciiTheme="majorBidi" w:hAnsiTheme="majorBidi" w:cstheme="majorBidi"/>
+                <w:sz w:val="16"/>
+              </w:rPr>
+            </w:pPr>
+            <w:r>
+              <w:rPr>
+                <w:rFonts w:asciiTheme="majorBidi" w:hAnsiTheme="majorBidi" w:cstheme="majorBidi"/>
+                <w:spacing w:val="-4"/>
+                <w:sz w:val="16"/>
+              </w:rPr>
+              <w:t>Hari</w:t>
+            </w:r>
+          </w:p>
+        </w:tc>
+      </w:tr>
+      <w:tr>
+        <w:tblPrEx>
+          <w:tblBorders>
+            <w:top w:val="single" w:sz="6" w:space="0" w:color="000000"/>
+            <w:left w:val="single" w:sz="6" w:space="0" w:color="000000"/>
+            <w:bottom w:val="single" w:sz="6" w:space="0" w:color="000000"/>
+            <w:right w:val="single" w:sz="6" w:space="0" w:color="000000"/>
+            <w:insideH w:val="single" w:sz="6" w:space="0" w:color="000000"/>
+            <w:insideV w:val="single" w:sz="6" w:space="0" w:color="000000"/>
+          </w:tblBorders>
+        </w:tblPrEx>
+        <w:trPr>
+          <w:trHeight w:val="339"/>
+        </w:trPr>
+        <w:tc>
+          <w:tcPr>
+            <w:tcW w:w="3660" w:type="dxa"/>
+            <w:gridSpan w:val="3"/>
+          </w:tcPr>
+          <w:p>
+            <w:pPr>
+              <w:pStyle w:val="TableParagraph"/>
+              <w:spacing w:before="67" w:line="360" w:lineRule="auto"/>
+              <w:ind w:left="67"/>
+              <w:rPr>
+                <w:rFonts w:asciiTheme="majorBidi" w:hAnsiTheme="majorBidi" w:cstheme="majorBidi"/>
+                <w:b/>
+                <w:sz w:val="18"/>
+              </w:rPr>
+            </w:pPr>
+            <w:r>
+              <w:rPr>
+                <w:rFonts w:asciiTheme="majorBidi" w:hAnsiTheme="majorBidi" w:cstheme="majorBidi"/>
+                <w:b/>
+                <w:spacing w:val="-4"/>
+                <w:sz w:val="18"/>
+              </w:rPr>
+              <w:t>Alpa</w:t>
+            </w:r>
+          </w:p>
+        </w:tc>
+        <w:tc>
+          <w:tcPr>
+            <w:tcW w:w="1635" w:type="dxa"/>
+            <w:gridSpan w:val="3"/>
+          </w:tcPr>
+          <w:p>
+            <w:pPr>
+              <w:pStyle w:val="TableParagraph"/>
+              <w:spacing w:before="80" w:line="360" w:lineRule="auto"/>
+              <w:ind w:left="14"/>
+              <w:jc w:val="center"/>
+              <w:rPr>
+                <w:rFonts w:asciiTheme="majorBidi" w:hAnsiTheme="majorBidi" w:cstheme="majorBidi"/>
+                <w:sz w:val="16"/>
+              </w:rPr>
+            </w:pPr>
+            <w:r>
+              <w:rPr>
+                <w:rFonts w:asciiTheme="majorBidi" w:hAnsiTheme="majorBidi" w:cstheme="majorBidi"/>
+                <w:spacing w:val="-10"/>
+                <w:sz w:val="16"/>
+              </w:rPr>
+              <w:t>${alfa}</w:t>
+            </w:r>
+          </w:p>
+        </w:tc>
+        <w:tc>
+          <w:tcPr>
+            <w:tcW w:w="5250" w:type="dxa"/>
+          </w:tcPr>
+          <w:p>
+            <w:pPr>
+              <w:pStyle w:val="TableParagraph"/>
+              <w:spacing w:before="80" w:line="360" w:lineRule="auto"/>
+              <w:ind w:left="67"/>
+              <w:rPr>
+                <w:rFonts w:asciiTheme="majorBidi" w:hAnsiTheme="majorBidi" w:cstheme="majorBidi"/>
+                <w:sz w:val="16"/>
+              </w:rPr>
+            </w:pPr>
+            <w:r>
+              <w:rPr>
+                <w:rFonts w:asciiTheme="majorBidi" w:hAnsiTheme="majorBidi" w:cstheme="majorBidi"/>
+                <w:spacing w:val="-4"/>
+                <w:sz w:val="16"/>
+              </w:rPr>
+              <w:t>Hari</w:t>
+            </w:r>
+          </w:p>
+        </w:tc>
+      </w:tr>
+    </w:tbl>
     <w:tbl>
       <w:tblPr>
         <w:tblStyle w:val="TableGrid"/>
@@ -2033,14 +4315,30 @@
         <w:gridCol w:w="10648"/>
       </w:tblGrid>
       <w:tr>
-        <w:tc>
-          <w:tcPr>
-            <w:tcW w:w="10768" w:type="dxa"/>
-          </w:tcPr>
-          <w:p>
-            <w:pPr>
-              <w:spacing w:line="264" w:lineRule="auto"/>
-              <w:jc w:val="lowKashida"/>
+        <w:trPr>
+          <w:trHeight w:val="411"/>
+        </w:trPr>
+        <w:tc>
+          <w:tcPr>
+            <w:tcW w:w="10648" w:type="dxa"/>
+            <w:tcBorders>
+              <w:top w:val="nil"/>
+              <w:left w:val="nil"/>
+              <w:bottom w:val="single" w:sz="4" w:space="0" w:color="auto"/>
+              <w:right w:val="nil"/>
+            </w:tcBorders>
+          </w:tcPr>
+          <w:p>
+            <w:pPr>
+              <w:rPr>
+                <w:rFonts w:asciiTheme="majorBidi" w:hAnsiTheme="majorBidi" w:cstheme="majorBidi"/>
+                <w:b/>
+                <w:sz w:val="21"/>
+              </w:rPr>
+            </w:pPr>
+          </w:p>
+          <w:p>
+            <w:pPr>
               <w:rPr>
                 <w:rFonts w:asciiTheme="majorBidi" w:hAnsiTheme="majorBidi" w:cstheme="majorBidi"/>
                 <w:bCs/>
@@ -2048,1641 +4346,190 @@
                 <w:szCs w:val="18"/>
               </w:rPr>
             </w:pPr>
-            <w:bookmarkStart w:id="0" w:name="_Hlk218079943"/>
-            <w:r>
+            <w:r>
+              <w:rPr>
+                <w:rFonts w:asciiTheme="majorBidi" w:hAnsiTheme="majorBidi" w:cstheme="majorBidi"/>
+                <w:b/>
+                <w:sz w:val="21"/>
+              </w:rPr>
+              <w:t xml:space="preserve">Catatan Wali </w:t>
+            </w:r>
+            <w:r>
+              <w:rPr>
+                <w:rFonts w:asciiTheme="majorBidi" w:hAnsiTheme="majorBidi" w:cstheme="majorBidi"/>
+                <w:b/>
+                <w:spacing w:val="-2"/>
+                <w:sz w:val="21"/>
+              </w:rPr>
+              <w:t>Kelas</w:t>
+            </w:r>
+          </w:p>
+        </w:tc>
+      </w:tr>
+      <w:tr>
+        <w:tc>
+          <w:tcPr>
+            <w:tcW w:w="10648" w:type="dxa"/>
+            <w:tcBorders>
+              <w:top w:val="single" w:sz="4" w:space="0" w:color="auto"/>
+            </w:tcBorders>
+          </w:tcPr>
+          <w:p>
+            <w:pPr>
+              <w:spacing w:line="360" w:lineRule="auto"/>
               <w:rPr>
                 <w:rFonts w:asciiTheme="majorBidi" w:hAnsiTheme="majorBidi" w:cstheme="majorBidi"/>
                 <w:bCs/>
                 <w:sz w:val="18"/>
                 <w:szCs w:val="18"/>
               </w:rPr>
-              <w:t>${kokurikuler}</w:t>
-            </w:r>
+            </w:pPr>
+            <w:r>
+              <w:rPr>
+                <w:rFonts w:asciiTheme="majorBidi" w:hAnsiTheme="majorBidi" w:cstheme="majorBidi"/>
+                <w:bCs/>
+                <w:sz w:val="18"/>
+                <w:szCs w:val="18"/>
+              </w:rPr>
+              <w:t>${</w:t>
+            </w:r>
+            <w:r>
+              <w:rPr>
+                <w:rFonts w:asciiTheme="majorBidi" w:hAnsiTheme="majorBidi" w:cstheme="majorBidi"/>
+                <w:bCs/>
+                <w:sz w:val="18"/>
+                <w:szCs w:val="18"/>
+              </w:rPr>
+              <w:t>catatan</w:t>
+            </w:r>
+            <w:r>
+              <w:rPr>
+                <w:rFonts w:asciiTheme="majorBidi" w:hAnsiTheme="majorBidi" w:cstheme="majorBidi"/>
+                <w:bCs/>
+                <w:sz w:val="18"/>
+                <w:szCs w:val="18"/>
+              </w:rPr>
+              <w:t>}</w:t>
+            </w:r>
+          </w:p>
+          <w:p>
+            <w:pPr>
+              <w:spacing w:line="360" w:lineRule="auto"/>
+              <w:rPr>
+                <w:rFonts w:asciiTheme="majorBidi" w:hAnsiTheme="majorBidi" w:cstheme="majorBidi"/>
+                <w:bCs/>
+                <w:sz w:val="21"/>
+              </w:rPr>
+            </w:pPr>
+          </w:p>
+        </w:tc>
+      </w:tr>
+      <w:tr>
+        <w:tc>
+          <w:tcPr>
+            <w:tcW w:w="10648" w:type="dxa"/>
+            <w:tcBorders>
+              <w:top w:val="nil"/>
+              <w:left w:val="nil"/>
+              <w:bottom w:val="single" w:sz="4" w:space="0" w:color="auto"/>
+              <w:right w:val="nil"/>
+            </w:tcBorders>
+          </w:tcPr>
+          <w:p>
+            <w:pPr>
+              <w:rPr>
+                <w:rFonts w:asciiTheme="majorBidi" w:hAnsiTheme="majorBidi" w:cstheme="majorBidi"/>
+                <w:b/>
+                <w:sz w:val="21"/>
+              </w:rPr>
+            </w:pPr>
+          </w:p>
+          <w:p>
+            <w:pPr>
+              <w:rPr>
+                <w:rFonts w:asciiTheme="majorBidi" w:hAnsiTheme="majorBidi" w:cstheme="majorBidi"/>
+                <w:bCs/>
+                <w:sz w:val="16"/>
+                <w:szCs w:val="16"/>
+              </w:rPr>
+            </w:pPr>
             <w:bookmarkStart w:id="1" w:name="_GoBack"/>
             <w:bookmarkEnd w:id="1"/>
-          </w:p>
-        </w:tc>
-      </w:tr>
-    </w:tbl>
-    <w:bookmarkEnd w:id="0"/>
-    <w:p>
-      <w:pPr>
-        <w:spacing w:before="83" w:after="29"/>
-        <w:ind w:left="114"/>
-        <w:rPr>
-          <w:rFonts w:asciiTheme="majorBidi" w:hAnsiTheme="majorBidi" w:cstheme="majorBidi"/>
-          <w:b/>
-          <w:sz w:val="21"/>
-        </w:rPr>
-      </w:pPr>
-      <w:r>
-        <w:rPr>
-          <w:rFonts w:asciiTheme="majorBidi" w:hAnsiTheme="majorBidi" w:cstheme="majorBidi"/>
-          <w:b/>
-          <w:spacing w:val="-2"/>
-          <w:sz w:val="21"/>
-        </w:rPr>
-        <w:t>Ekstrakurikuler</w:t>
-      </w:r>
-    </w:p>
-    <w:tbl>
-      <w:tblPr>
-        <w:tblW w:w="0" w:type="auto"/>
-        <w:tblInd w:w="121" w:type="dxa"/>
-        <w:tblBorders>
-          <w:top w:val="single" w:sz="4" w:space="0" w:color="auto"/>
-          <w:left w:val="single" w:sz="4" w:space="0" w:color="auto"/>
-          <w:bottom w:val="single" w:sz="4" w:space="0" w:color="auto"/>
-          <w:right w:val="single" w:sz="4" w:space="0" w:color="auto"/>
-          <w:insideH w:val="single" w:sz="4" w:space="0" w:color="auto"/>
-          <w:insideV w:val="single" w:sz="4" w:space="0" w:color="auto"/>
-        </w:tblBorders>
-        <w:tblLayout w:type="fixed"/>
-        <w:tblCellMar>
-          <w:left w:w="0" w:type="dxa"/>
-          <w:right w:w="0" w:type="dxa"/>
-        </w:tblCellMar>
-        <w:tblLook w:val="01E0" w:firstRow="1" w:lastRow="1" w:firstColumn="1" w:lastColumn="1" w:noHBand="0" w:noVBand="0"/>
-      </w:tblPr>
-      <w:tblGrid>
-        <w:gridCol w:w="555"/>
-        <w:gridCol w:w="3105"/>
-        <w:gridCol w:w="1605"/>
-        <w:gridCol w:w="5280"/>
-      </w:tblGrid>
-      <w:tr>
-        <w:trPr>
-          <w:trHeight w:val="291"/>
-        </w:trPr>
-        <w:tc>
-          <w:tcPr>
-            <w:tcW w:w="555" w:type="dxa"/>
-          </w:tcPr>
-          <w:p>
-            <w:pPr>
-              <w:pStyle w:val="TableParagraph"/>
-              <w:spacing w:before="56"/>
-              <w:ind w:left="15" w:right="2"/>
-              <w:jc w:val="center"/>
-              <w:rPr>
-                <w:rFonts w:asciiTheme="majorBidi" w:hAnsiTheme="majorBidi" w:cstheme="majorBidi"/>
-                <w:b/>
-                <w:sz w:val="18"/>
-                <w:szCs w:val="18"/>
-              </w:rPr>
-            </w:pPr>
-            <w:r>
-              <w:rPr>
-                <w:rFonts w:asciiTheme="majorBidi" w:hAnsiTheme="majorBidi" w:cstheme="majorBidi"/>
-                <w:b/>
-                <w:spacing w:val="-5"/>
-                <w:sz w:val="18"/>
-                <w:szCs w:val="18"/>
-              </w:rPr>
-              <w:t>No</w:t>
-            </w:r>
-          </w:p>
-        </w:tc>
-        <w:tc>
-          <w:tcPr>
-            <w:tcW w:w="3105" w:type="dxa"/>
-          </w:tcPr>
-          <w:p>
-            <w:pPr>
-              <w:pStyle w:val="TableParagraph"/>
-              <w:spacing w:before="56"/>
-              <w:ind w:left="580"/>
-              <w:rPr>
-                <w:rFonts w:asciiTheme="majorBidi" w:hAnsiTheme="majorBidi" w:cstheme="majorBidi"/>
-                <w:b/>
-                <w:sz w:val="18"/>
-                <w:szCs w:val="18"/>
-              </w:rPr>
-            </w:pPr>
-            <w:r>
-              <w:rPr>
-                <w:rFonts w:asciiTheme="majorBidi" w:hAnsiTheme="majorBidi" w:cstheme="majorBidi"/>
-                <w:b/>
-                <w:sz w:val="18"/>
-                <w:szCs w:val="18"/>
-              </w:rPr>
-              <w:t>Kegiatan</w:t>
-            </w:r>
-            <w:r>
-              <w:rPr>
-                <w:rFonts w:asciiTheme="majorBidi" w:hAnsiTheme="majorBidi" w:cstheme="majorBidi"/>
-                <w:b/>
-                <w:spacing w:val="14"/>
-                <w:sz w:val="18"/>
-                <w:szCs w:val="18"/>
-              </w:rPr>
-              <w:t xml:space="preserve"> </w:t>
+            <w:r>
+              <w:rPr>
+                <w:rFonts w:asciiTheme="majorBidi" w:hAnsiTheme="majorBidi" w:cstheme="majorBidi"/>
+                <w:b/>
+                <w:sz w:val="21"/>
+              </w:rPr>
+              <w:t xml:space="preserve">Tanggapan Orang </w:t>
             </w:r>
             <w:r>
               <w:rPr>
                 <w:rFonts w:asciiTheme="majorBidi" w:hAnsiTheme="majorBidi" w:cstheme="majorBidi"/>
                 <w:b/>
                 <w:spacing w:val="-2"/>
-                <w:sz w:val="18"/>
-                <w:szCs w:val="18"/>
-              </w:rPr>
-              <w:t>Ekstrakurikuler</w:t>
-            </w:r>
-          </w:p>
-        </w:tc>
-        <w:tc>
-          <w:tcPr>
-            <w:tcW w:w="1605" w:type="dxa"/>
-          </w:tcPr>
-          <w:p>
-            <w:pPr>
-              <w:pStyle w:val="TableParagraph"/>
-              <w:spacing w:before="56"/>
-              <w:ind w:left="13" w:right="1"/>
-              <w:jc w:val="center"/>
-              <w:rPr>
-                <w:rFonts w:asciiTheme="majorBidi" w:hAnsiTheme="majorBidi" w:cstheme="majorBidi"/>
-                <w:b/>
-                <w:sz w:val="18"/>
-                <w:szCs w:val="18"/>
-              </w:rPr>
-            </w:pPr>
-            <w:r>
-              <w:rPr>
-                <w:rFonts w:asciiTheme="majorBidi" w:hAnsiTheme="majorBidi" w:cstheme="majorBidi"/>
-                <w:b/>
-                <w:spacing w:val="-2"/>
-                <w:sz w:val="18"/>
-                <w:szCs w:val="18"/>
-              </w:rPr>
-              <w:t>Nilai</w:t>
-            </w:r>
-          </w:p>
-        </w:tc>
-        <w:tc>
-          <w:tcPr>
-            <w:tcW w:w="5280" w:type="dxa"/>
-          </w:tcPr>
-          <w:p>
-            <w:pPr>
-              <w:pStyle w:val="TableParagraph"/>
-              <w:spacing w:before="56"/>
-              <w:ind w:left="9"/>
-              <w:jc w:val="center"/>
-              <w:rPr>
-                <w:rFonts w:asciiTheme="majorBidi" w:hAnsiTheme="majorBidi" w:cstheme="majorBidi"/>
-                <w:b/>
-                <w:sz w:val="18"/>
-                <w:szCs w:val="18"/>
-              </w:rPr>
-            </w:pPr>
-            <w:r>
-              <w:rPr>
-                <w:rFonts w:asciiTheme="majorBidi" w:hAnsiTheme="majorBidi" w:cstheme="majorBidi"/>
-                <w:b/>
-                <w:spacing w:val="-2"/>
-                <w:sz w:val="18"/>
-                <w:szCs w:val="18"/>
-              </w:rPr>
-              <w:t>Keterangan</w:t>
+                <w:sz w:val="21"/>
+              </w:rPr>
+              <w:t>Tua/Wali</w:t>
             </w:r>
           </w:p>
         </w:tc>
       </w:tr>
       <w:tr>
-        <w:trPr>
-          <w:trHeight w:val="339"/>
-        </w:trPr>
-        <w:tc>
-          <w:tcPr>
-            <w:tcW w:w="555" w:type="dxa"/>
-          </w:tcPr>
-          <w:p>
-            <w:pPr>
-              <w:pStyle w:val="TableParagraph"/>
-              <w:spacing w:before="67"/>
-              <w:ind w:left="15"/>
-              <w:jc w:val="center"/>
-              <w:rPr>
-                <w:rFonts w:asciiTheme="majorBidi" w:hAnsiTheme="majorBidi" w:cstheme="majorBidi"/>
-                <w:b/>
-                <w:sz w:val="18"/>
-                <w:szCs w:val="18"/>
-              </w:rPr>
-            </w:pPr>
-            <w:r>
-              <w:rPr>
-                <w:rFonts w:asciiTheme="majorBidi" w:hAnsiTheme="majorBidi" w:cstheme="majorBidi"/>
-                <w:b/>
-                <w:spacing w:val="-10"/>
-                <w:sz w:val="18"/>
-                <w:szCs w:val="18"/>
-              </w:rPr>
-              <w:t>1</w:t>
-            </w:r>
-          </w:p>
-        </w:tc>
-        <w:tc>
-          <w:tcPr>
-            <w:tcW w:w="3105" w:type="dxa"/>
-          </w:tcPr>
-          <w:p>
-            <w:pPr>
-              <w:pStyle w:val="TableParagraph"/>
-              <w:spacing w:before="67"/>
-              <w:ind w:left="67"/>
-              <w:rPr>
-                <w:rFonts w:asciiTheme="majorBidi" w:hAnsiTheme="majorBidi" w:cstheme="majorBidi"/>
-                <w:b/>
-                <w:sz w:val="18"/>
-                <w:szCs w:val="18"/>
-              </w:rPr>
-            </w:pPr>
-            <w:r>
-              <w:rPr>
-                <w:rFonts w:asciiTheme="majorBidi" w:hAnsiTheme="majorBidi" w:cstheme="majorBidi"/>
-                <w:b/>
-                <w:sz w:val="18"/>
-                <w:szCs w:val="18"/>
-              </w:rPr>
-              <w:t xml:space="preserve">Hizbul Wathan ( HW </w:t>
-            </w:r>
-            <w:r>
-              <w:rPr>
-                <w:rFonts w:asciiTheme="majorBidi" w:hAnsiTheme="majorBidi" w:cstheme="majorBidi"/>
-                <w:b/>
-                <w:spacing w:val="-10"/>
-                <w:sz w:val="18"/>
-                <w:szCs w:val="18"/>
-              </w:rPr>
-              <w:t>)</w:t>
-            </w:r>
-          </w:p>
-        </w:tc>
-        <w:tc>
-          <w:tcPr>
-            <w:tcW w:w="1605" w:type="dxa"/>
-          </w:tcPr>
-          <w:p>
-            <w:pPr>
-              <w:pStyle w:val="TableParagraph"/>
-              <w:spacing w:before="80"/>
-              <w:ind w:left="13"/>
-              <w:jc w:val="center"/>
-              <w:rPr>
-                <w:rFonts w:asciiTheme="majorBidi" w:hAnsiTheme="majorBidi" w:cstheme="majorBidi"/>
-                <w:sz w:val="18"/>
-                <w:szCs w:val="18"/>
-              </w:rPr>
-            </w:pPr>
-            <w:r>
-              <w:rPr>
-                <w:rFonts w:asciiTheme="majorBidi" w:hAnsiTheme="majorBidi" w:cstheme="majorBidi"/>
-                <w:spacing w:val="-4"/>
-                <w:sz w:val="18"/>
-                <w:szCs w:val="18"/>
-              </w:rPr>
-              <w:t>${hw}</w:t>
-            </w:r>
-          </w:p>
-        </w:tc>
-        <w:tc>
-          <w:tcPr>
-            <w:tcW w:w="5280" w:type="dxa"/>
-          </w:tcPr>
-          <w:p>
-            <w:pPr>
-              <w:pStyle w:val="TableParagraph"/>
-              <w:spacing w:before="80"/>
-              <w:ind w:left="67"/>
-              <w:rPr>
-                <w:rFonts w:asciiTheme="majorBidi" w:hAnsiTheme="majorBidi" w:cstheme="majorBidi"/>
-                <w:sz w:val="18"/>
-                <w:szCs w:val="18"/>
-              </w:rPr>
-            </w:pPr>
-            <w:r>
-              <w:rPr>
-                <w:rFonts w:asciiTheme="majorBidi" w:hAnsiTheme="majorBidi" w:cstheme="majorBidi"/>
-                <w:sz w:val="18"/>
-                <w:szCs w:val="18"/>
-              </w:rPr>
-              <w:t>${hw</w:t>
-            </w:r>
-            <w:r>
-              <w:rPr>
-                <w:rFonts w:asciiTheme="majorBidi" w:hAnsiTheme="majorBidi" w:cstheme="majorBidi"/>
-                <w:sz w:val="18"/>
-                <w:szCs w:val="18"/>
-              </w:rPr>
-              <w:t>_aktif</w:t>
-            </w:r>
-            <w:r>
-              <w:rPr>
-                <w:rFonts w:asciiTheme="majorBidi" w:hAnsiTheme="majorBidi" w:cstheme="majorBidi"/>
-                <w:sz w:val="18"/>
-                <w:szCs w:val="18"/>
-              </w:rPr>
-              <w:t>}</w:t>
-            </w:r>
-            <w:r>
-              <w:rPr>
-                <w:rFonts w:asciiTheme="majorBidi" w:hAnsiTheme="majorBidi" w:cstheme="majorBidi"/>
-                <w:spacing w:val="8"/>
-                <w:sz w:val="18"/>
-                <w:szCs w:val="18"/>
-              </w:rPr>
-              <w:t xml:space="preserve"> </w:t>
-            </w:r>
-            <w:r>
-              <w:rPr>
-                <w:rFonts w:asciiTheme="majorBidi" w:hAnsiTheme="majorBidi" w:cstheme="majorBidi"/>
-                <w:sz w:val="18"/>
-                <w:szCs w:val="18"/>
-              </w:rPr>
-              <w:t>dalam</w:t>
-            </w:r>
-            <w:r>
-              <w:rPr>
-                <w:rFonts w:asciiTheme="majorBidi" w:hAnsiTheme="majorBidi" w:cstheme="majorBidi"/>
-                <w:spacing w:val="9"/>
-                <w:sz w:val="18"/>
-                <w:szCs w:val="18"/>
-              </w:rPr>
-              <w:t xml:space="preserve"> </w:t>
-            </w:r>
-            <w:r>
-              <w:rPr>
-                <w:rFonts w:asciiTheme="majorBidi" w:hAnsiTheme="majorBidi" w:cstheme="majorBidi"/>
-                <w:sz w:val="18"/>
-                <w:szCs w:val="18"/>
-              </w:rPr>
-              <w:t>kegiatan</w:t>
-            </w:r>
-            <w:r>
-              <w:rPr>
-                <w:rFonts w:asciiTheme="majorBidi" w:hAnsiTheme="majorBidi" w:cstheme="majorBidi"/>
-                <w:spacing w:val="8"/>
-                <w:sz w:val="18"/>
-                <w:szCs w:val="18"/>
-              </w:rPr>
-              <w:t xml:space="preserve"> </w:t>
-            </w:r>
-            <w:r>
-              <w:rPr>
-                <w:rFonts w:asciiTheme="majorBidi" w:hAnsiTheme="majorBidi" w:cstheme="majorBidi"/>
-                <w:sz w:val="18"/>
-                <w:szCs w:val="18"/>
-              </w:rPr>
-              <w:t>Hizbul</w:t>
-            </w:r>
-            <w:r>
-              <w:rPr>
-                <w:rFonts w:asciiTheme="majorBidi" w:hAnsiTheme="majorBidi" w:cstheme="majorBidi"/>
-                <w:spacing w:val="9"/>
-                <w:sz w:val="18"/>
-                <w:szCs w:val="18"/>
-              </w:rPr>
-              <w:t xml:space="preserve"> </w:t>
-            </w:r>
-            <w:r>
-              <w:rPr>
-                <w:rFonts w:asciiTheme="majorBidi" w:hAnsiTheme="majorBidi" w:cstheme="majorBidi"/>
-                <w:sz w:val="18"/>
-                <w:szCs w:val="18"/>
-              </w:rPr>
-              <w:t>Wathan</w:t>
-            </w:r>
-            <w:r>
-              <w:rPr>
-                <w:rFonts w:asciiTheme="majorBidi" w:hAnsiTheme="majorBidi" w:cstheme="majorBidi"/>
-                <w:spacing w:val="9"/>
-                <w:sz w:val="18"/>
-                <w:szCs w:val="18"/>
-              </w:rPr>
-              <w:t xml:space="preserve"> </w:t>
-            </w:r>
-            <w:r>
-              <w:rPr>
-                <w:rFonts w:asciiTheme="majorBidi" w:hAnsiTheme="majorBidi" w:cstheme="majorBidi"/>
-                <w:sz w:val="18"/>
-                <w:szCs w:val="18"/>
-              </w:rPr>
-              <w:t>(</w:t>
-            </w:r>
-            <w:r>
-              <w:rPr>
-                <w:rFonts w:asciiTheme="majorBidi" w:hAnsiTheme="majorBidi" w:cstheme="majorBidi"/>
-                <w:spacing w:val="8"/>
-                <w:sz w:val="18"/>
-                <w:szCs w:val="18"/>
-              </w:rPr>
-              <w:t xml:space="preserve"> </w:t>
-            </w:r>
-            <w:r>
-              <w:rPr>
-                <w:rFonts w:asciiTheme="majorBidi" w:hAnsiTheme="majorBidi" w:cstheme="majorBidi"/>
-                <w:sz w:val="18"/>
-                <w:szCs w:val="18"/>
-              </w:rPr>
-              <w:t>HW</w:t>
-            </w:r>
-            <w:r>
-              <w:rPr>
-                <w:rFonts w:asciiTheme="majorBidi" w:hAnsiTheme="majorBidi" w:cstheme="majorBidi"/>
-                <w:spacing w:val="9"/>
-                <w:sz w:val="18"/>
-                <w:szCs w:val="18"/>
-              </w:rPr>
-              <w:t xml:space="preserve"> </w:t>
-            </w:r>
-            <w:r>
-              <w:rPr>
-                <w:rFonts w:asciiTheme="majorBidi" w:hAnsiTheme="majorBidi" w:cstheme="majorBidi"/>
-                <w:spacing w:val="-10"/>
-                <w:sz w:val="18"/>
-                <w:szCs w:val="18"/>
-              </w:rPr>
-              <w:t>)</w:t>
-            </w:r>
-          </w:p>
-        </w:tc>
-      </w:tr>
-      <w:tr>
-        <w:trPr>
-          <w:trHeight w:val="339"/>
-        </w:trPr>
-        <w:tc>
-          <w:tcPr>
-            <w:tcW w:w="555" w:type="dxa"/>
-          </w:tcPr>
-          <w:p>
-            <w:pPr>
-              <w:pStyle w:val="TableParagraph"/>
-              <w:spacing w:before="67"/>
-              <w:ind w:left="15"/>
-              <w:jc w:val="center"/>
-              <w:rPr>
-                <w:rFonts w:asciiTheme="majorBidi" w:hAnsiTheme="majorBidi" w:cstheme="majorBidi"/>
-                <w:b/>
-                <w:sz w:val="18"/>
-                <w:szCs w:val="18"/>
-              </w:rPr>
-            </w:pPr>
-            <w:r>
-              <w:rPr>
-                <w:rFonts w:asciiTheme="majorBidi" w:hAnsiTheme="majorBidi" w:cstheme="majorBidi"/>
-                <w:b/>
-                <w:spacing w:val="-10"/>
-                <w:sz w:val="18"/>
-                <w:szCs w:val="18"/>
-              </w:rPr>
-              <w:t>2</w:t>
-            </w:r>
-          </w:p>
-        </w:tc>
-        <w:tc>
-          <w:tcPr>
-            <w:tcW w:w="3105" w:type="dxa"/>
-          </w:tcPr>
-          <w:p>
-            <w:pPr>
-              <w:pStyle w:val="TableParagraph"/>
-              <w:spacing w:before="67"/>
-              <w:ind w:left="67"/>
-              <w:rPr>
-                <w:rFonts w:asciiTheme="majorBidi" w:hAnsiTheme="majorBidi" w:cstheme="majorBidi"/>
-                <w:b/>
-                <w:sz w:val="18"/>
-                <w:szCs w:val="18"/>
-              </w:rPr>
-            </w:pPr>
-            <w:r>
-              <w:rPr>
-                <w:rFonts w:asciiTheme="majorBidi" w:hAnsiTheme="majorBidi" w:cstheme="majorBidi"/>
-                <w:b/>
-                <w:sz w:val="18"/>
-                <w:szCs w:val="18"/>
-              </w:rPr>
-              <w:t xml:space="preserve">Tapak </w:t>
-            </w:r>
-            <w:r>
-              <w:rPr>
-                <w:rFonts w:asciiTheme="majorBidi" w:hAnsiTheme="majorBidi" w:cstheme="majorBidi"/>
-                <w:b/>
-                <w:spacing w:val="-4"/>
-                <w:sz w:val="18"/>
-                <w:szCs w:val="18"/>
-              </w:rPr>
-              <w:t>Suci</w:t>
-            </w:r>
-          </w:p>
-        </w:tc>
-        <w:tc>
-          <w:tcPr>
-            <w:tcW w:w="1605" w:type="dxa"/>
-          </w:tcPr>
-          <w:p>
-            <w:pPr>
-              <w:pStyle w:val="TableParagraph"/>
-              <w:spacing w:before="80"/>
-              <w:ind w:left="13" w:right="4"/>
-              <w:jc w:val="center"/>
-              <w:rPr>
-                <w:rFonts w:asciiTheme="majorBidi" w:hAnsiTheme="majorBidi" w:cstheme="majorBidi"/>
-                <w:sz w:val="18"/>
-                <w:szCs w:val="18"/>
-              </w:rPr>
-            </w:pPr>
-            <w:r>
-              <w:rPr>
-                <w:rFonts w:asciiTheme="majorBidi" w:hAnsiTheme="majorBidi" w:cstheme="majorBidi"/>
-                <w:sz w:val="18"/>
-                <w:szCs w:val="18"/>
-              </w:rPr>
-              <w:t>${ts}</w:t>
-            </w:r>
-          </w:p>
-        </w:tc>
-        <w:tc>
-          <w:tcPr>
-            <w:tcW w:w="5280" w:type="dxa"/>
-          </w:tcPr>
-          <w:p>
-            <w:pPr>
-              <w:pStyle w:val="TableParagraph"/>
-              <w:spacing w:before="80"/>
-              <w:ind w:left="67"/>
-              <w:rPr>
-                <w:rFonts w:asciiTheme="majorBidi" w:hAnsiTheme="majorBidi" w:cstheme="majorBidi"/>
-                <w:sz w:val="18"/>
-                <w:szCs w:val="18"/>
-              </w:rPr>
-            </w:pPr>
-            <w:r>
-              <w:rPr>
-                <w:rFonts w:asciiTheme="majorBidi" w:hAnsiTheme="majorBidi" w:cstheme="majorBidi"/>
-                <w:sz w:val="18"/>
-                <w:szCs w:val="18"/>
-              </w:rPr>
-              <w:t>${ts</w:t>
-            </w:r>
-            <w:r>
-              <w:rPr>
-                <w:rFonts w:asciiTheme="majorBidi" w:hAnsiTheme="majorBidi" w:cstheme="majorBidi"/>
-                <w:sz w:val="18"/>
-                <w:szCs w:val="18"/>
-              </w:rPr>
-              <w:t>_aktif</w:t>
-            </w:r>
-            <w:r>
-              <w:rPr>
-                <w:rFonts w:asciiTheme="majorBidi" w:hAnsiTheme="majorBidi" w:cstheme="majorBidi"/>
-                <w:sz w:val="18"/>
-                <w:szCs w:val="18"/>
-              </w:rPr>
-              <w:t>}</w:t>
-            </w:r>
-            <w:r>
-              <w:rPr>
-                <w:rFonts w:asciiTheme="majorBidi" w:hAnsiTheme="majorBidi" w:cstheme="majorBidi"/>
-                <w:sz w:val="18"/>
-                <w:szCs w:val="18"/>
-              </w:rPr>
-              <w:t xml:space="preserve"> </w:t>
-            </w:r>
-            <w:r>
-              <w:rPr>
-                <w:rFonts w:asciiTheme="majorBidi" w:hAnsiTheme="majorBidi" w:cstheme="majorBidi"/>
-                <w:sz w:val="18"/>
-                <w:szCs w:val="18"/>
-              </w:rPr>
-              <w:t>dalam</w:t>
-            </w:r>
-            <w:r>
-              <w:rPr>
-                <w:rFonts w:asciiTheme="majorBidi" w:hAnsiTheme="majorBidi" w:cstheme="majorBidi"/>
-                <w:spacing w:val="10"/>
-                <w:sz w:val="18"/>
-                <w:szCs w:val="18"/>
-              </w:rPr>
-              <w:t xml:space="preserve"> </w:t>
-            </w:r>
-            <w:r>
-              <w:rPr>
-                <w:rFonts w:asciiTheme="majorBidi" w:hAnsiTheme="majorBidi" w:cstheme="majorBidi"/>
-                <w:sz w:val="18"/>
-                <w:szCs w:val="18"/>
-              </w:rPr>
-              <w:t>kegiatan</w:t>
-            </w:r>
-            <w:r>
-              <w:rPr>
-                <w:rFonts w:asciiTheme="majorBidi" w:hAnsiTheme="majorBidi" w:cstheme="majorBidi"/>
-                <w:spacing w:val="10"/>
-                <w:sz w:val="18"/>
-                <w:szCs w:val="18"/>
-              </w:rPr>
-              <w:t xml:space="preserve"> </w:t>
-            </w:r>
-            <w:r>
-              <w:rPr>
-                <w:rFonts w:asciiTheme="majorBidi" w:hAnsiTheme="majorBidi" w:cstheme="majorBidi"/>
-                <w:sz w:val="18"/>
-                <w:szCs w:val="18"/>
-              </w:rPr>
-              <w:t>Tapak</w:t>
-            </w:r>
-            <w:r>
-              <w:rPr>
-                <w:rFonts w:asciiTheme="majorBidi" w:hAnsiTheme="majorBidi" w:cstheme="majorBidi"/>
-                <w:spacing w:val="10"/>
-                <w:sz w:val="18"/>
-                <w:szCs w:val="18"/>
-              </w:rPr>
-              <w:t xml:space="preserve"> </w:t>
-            </w:r>
-            <w:r>
-              <w:rPr>
-                <w:rFonts w:asciiTheme="majorBidi" w:hAnsiTheme="majorBidi" w:cstheme="majorBidi"/>
-                <w:spacing w:val="-4"/>
-                <w:sz w:val="18"/>
-                <w:szCs w:val="18"/>
-              </w:rPr>
-              <w:t>Suci</w:t>
-            </w:r>
-          </w:p>
-        </w:tc>
-      </w:tr>
-      <w:tr>
-        <w:trPr>
-          <w:trHeight w:val="339"/>
-        </w:trPr>
-        <w:tc>
-          <w:tcPr>
-            <w:tcW w:w="555" w:type="dxa"/>
-          </w:tcPr>
-          <w:p>
-            <w:pPr>
-              <w:pStyle w:val="TableParagraph"/>
-              <w:spacing w:before="67"/>
-              <w:ind w:left="15"/>
-              <w:jc w:val="center"/>
-              <w:rPr>
-                <w:rFonts w:asciiTheme="majorBidi" w:hAnsiTheme="majorBidi" w:cstheme="majorBidi"/>
-                <w:b/>
-                <w:sz w:val="18"/>
-                <w:szCs w:val="18"/>
-              </w:rPr>
-            </w:pPr>
-            <w:r>
-              <w:rPr>
-                <w:rFonts w:asciiTheme="majorBidi" w:hAnsiTheme="majorBidi" w:cstheme="majorBidi"/>
-                <w:b/>
-                <w:spacing w:val="-10"/>
-                <w:sz w:val="18"/>
-                <w:szCs w:val="18"/>
-              </w:rPr>
-              <w:t>3</w:t>
-            </w:r>
-          </w:p>
-        </w:tc>
-        <w:tc>
-          <w:tcPr>
-            <w:tcW w:w="3105" w:type="dxa"/>
-          </w:tcPr>
-          <w:p>
-            <w:pPr>
-              <w:pStyle w:val="TableParagraph"/>
-              <w:spacing w:before="67"/>
-              <w:ind w:left="67"/>
-              <w:rPr>
-                <w:rFonts w:asciiTheme="majorBidi" w:hAnsiTheme="majorBidi" w:cstheme="majorBidi"/>
-                <w:b/>
-                <w:sz w:val="18"/>
-                <w:szCs w:val="18"/>
-              </w:rPr>
-            </w:pPr>
-            <w:r>
-              <w:rPr>
-                <w:rFonts w:asciiTheme="majorBidi" w:hAnsiTheme="majorBidi" w:cstheme="majorBidi"/>
-                <w:b/>
-                <w:spacing w:val="-2"/>
-                <w:sz w:val="18"/>
-                <w:szCs w:val="18"/>
-              </w:rPr>
-              <w:t>Muhadloroh</w:t>
-            </w:r>
-          </w:p>
-        </w:tc>
-        <w:tc>
-          <w:tcPr>
-            <w:tcW w:w="1605" w:type="dxa"/>
-          </w:tcPr>
-          <w:p>
-            <w:pPr>
-              <w:pStyle w:val="TableParagraph"/>
-              <w:spacing w:before="80"/>
-              <w:ind w:left="13"/>
-              <w:jc w:val="center"/>
-              <w:rPr>
-                <w:rFonts w:asciiTheme="majorBidi" w:hAnsiTheme="majorBidi" w:cstheme="majorBidi"/>
-                <w:sz w:val="18"/>
-                <w:szCs w:val="18"/>
-              </w:rPr>
-            </w:pPr>
-            <w:r>
-              <w:rPr>
-                <w:rFonts w:asciiTheme="majorBidi" w:hAnsiTheme="majorBidi" w:cstheme="majorBidi"/>
-                <w:spacing w:val="-4"/>
-                <w:sz w:val="18"/>
-                <w:szCs w:val="18"/>
-              </w:rPr>
-              <w:t>${muhadloroh}</w:t>
-            </w:r>
-          </w:p>
-        </w:tc>
-        <w:tc>
-          <w:tcPr>
-            <w:tcW w:w="5280" w:type="dxa"/>
-          </w:tcPr>
-          <w:p>
-            <w:pPr>
-              <w:pStyle w:val="TableParagraph"/>
-              <w:spacing w:before="80"/>
-              <w:ind w:left="67"/>
-              <w:rPr>
-                <w:rFonts w:asciiTheme="majorBidi" w:hAnsiTheme="majorBidi" w:cstheme="majorBidi"/>
-                <w:sz w:val="18"/>
-                <w:szCs w:val="18"/>
-              </w:rPr>
-            </w:pPr>
-            <w:r>
-              <w:rPr>
-                <w:rFonts w:asciiTheme="majorBidi" w:hAnsiTheme="majorBidi" w:cstheme="majorBidi"/>
-                <w:sz w:val="18"/>
-                <w:szCs w:val="18"/>
-              </w:rPr>
-              <w:t>${muhadloroh</w:t>
-            </w:r>
-            <w:r>
-              <w:rPr>
-                <w:rFonts w:asciiTheme="majorBidi" w:hAnsiTheme="majorBidi" w:cstheme="majorBidi"/>
-                <w:sz w:val="18"/>
-                <w:szCs w:val="18"/>
-              </w:rPr>
-              <w:t>_aktif</w:t>
-            </w:r>
-            <w:r>
-              <w:rPr>
-                <w:rFonts w:asciiTheme="majorBidi" w:hAnsiTheme="majorBidi" w:cstheme="majorBidi"/>
-                <w:sz w:val="18"/>
-                <w:szCs w:val="18"/>
-              </w:rPr>
-              <w:t>}</w:t>
-            </w:r>
-            <w:r>
-              <w:rPr>
-                <w:rFonts w:asciiTheme="majorBidi" w:hAnsiTheme="majorBidi" w:cstheme="majorBidi"/>
-                <w:sz w:val="18"/>
-                <w:szCs w:val="18"/>
-              </w:rPr>
-              <w:t>dalam</w:t>
-            </w:r>
-            <w:r>
-              <w:rPr>
-                <w:rFonts w:asciiTheme="majorBidi" w:hAnsiTheme="majorBidi" w:cstheme="majorBidi"/>
-                <w:spacing w:val="10"/>
-                <w:sz w:val="18"/>
-                <w:szCs w:val="18"/>
-              </w:rPr>
-              <w:t xml:space="preserve"> </w:t>
-            </w:r>
-            <w:r>
-              <w:rPr>
-                <w:rFonts w:asciiTheme="majorBidi" w:hAnsiTheme="majorBidi" w:cstheme="majorBidi"/>
-                <w:sz w:val="18"/>
-                <w:szCs w:val="18"/>
-              </w:rPr>
-              <w:t>kegiatan</w:t>
-            </w:r>
-            <w:r>
-              <w:rPr>
-                <w:rFonts w:asciiTheme="majorBidi" w:hAnsiTheme="majorBidi" w:cstheme="majorBidi"/>
-                <w:spacing w:val="10"/>
-                <w:sz w:val="18"/>
-                <w:szCs w:val="18"/>
-              </w:rPr>
-              <w:t xml:space="preserve"> </w:t>
-            </w:r>
-            <w:r>
-              <w:rPr>
-                <w:rFonts w:asciiTheme="majorBidi" w:hAnsiTheme="majorBidi" w:cstheme="majorBidi"/>
-                <w:spacing w:val="-2"/>
-                <w:sz w:val="18"/>
-                <w:szCs w:val="18"/>
-              </w:rPr>
-              <w:t>Muhadloroh</w:t>
-            </w:r>
+        <w:tc>
+          <w:tcPr>
+            <w:tcW w:w="10648" w:type="dxa"/>
+            <w:tcBorders>
+              <w:top w:val="single" w:sz="4" w:space="0" w:color="auto"/>
+            </w:tcBorders>
+          </w:tcPr>
+          <w:p>
+            <w:pPr>
+              <w:spacing w:line="360" w:lineRule="auto"/>
+              <w:rPr>
+                <w:rFonts w:asciiTheme="majorBidi" w:hAnsiTheme="majorBidi" w:cstheme="majorBidi"/>
+                <w:bCs/>
+                <w:sz w:val="16"/>
+                <w:szCs w:val="16"/>
+              </w:rPr>
+            </w:pPr>
+          </w:p>
+          <w:p>
+            <w:pPr>
+              <w:spacing w:line="360" w:lineRule="auto"/>
+              <w:rPr>
+                <w:rFonts w:asciiTheme="majorBidi" w:hAnsiTheme="majorBidi" w:cstheme="majorBidi"/>
+                <w:bCs/>
+                <w:sz w:val="21"/>
+              </w:rPr>
+            </w:pPr>
+          </w:p>
+          <w:p>
+            <w:pPr>
+              <w:spacing w:line="360" w:lineRule="auto"/>
+              <w:rPr>
+                <w:rFonts w:asciiTheme="majorBidi" w:hAnsiTheme="majorBidi" w:cstheme="majorBidi"/>
+                <w:bCs/>
+                <w:sz w:val="21"/>
+              </w:rPr>
+            </w:pPr>
           </w:p>
         </w:tc>
       </w:tr>
     </w:tbl>
     <w:p>
       <w:pPr>
-        <w:spacing w:before="78" w:after="30"/>
-        <w:ind w:left="114"/>
+        <w:spacing w:line="360" w:lineRule="auto"/>
+        <w:ind w:left="6879"/>
         <w:rPr>
           <w:rFonts w:asciiTheme="majorBidi" w:hAnsiTheme="majorBidi" w:cstheme="majorBidi"/>
-          <w:b/>
-          <w:sz w:val="21"/>
+          <w:sz w:val="18"/>
         </w:rPr>
       </w:pPr>
-      <w:r>
-        <w:rPr>
-          <w:rFonts w:asciiTheme="majorBidi" w:hAnsiTheme="majorBidi" w:cstheme="majorBidi"/>
-          <w:b/>
-          <w:spacing w:val="-2"/>
-          <w:sz w:val="21"/>
-        </w:rPr>
-        <w:t>Prestasi</w:t>
-      </w:r>
     </w:p>
-    <w:tbl>
-      <w:tblPr>
-        <w:tblW w:w="0" w:type="auto"/>
-        <w:tblInd w:w="121" w:type="dxa"/>
-        <w:tblBorders>
-          <w:top w:val="single" w:sz="6" w:space="0" w:color="000000"/>
-          <w:left w:val="single" w:sz="6" w:space="0" w:color="000000"/>
-          <w:bottom w:val="single" w:sz="6" w:space="0" w:color="000000"/>
-          <w:right w:val="single" w:sz="6" w:space="0" w:color="000000"/>
-          <w:insideH w:val="single" w:sz="6" w:space="0" w:color="000000"/>
-          <w:insideV w:val="single" w:sz="6" w:space="0" w:color="000000"/>
-        </w:tblBorders>
-        <w:tblLayout w:type="fixed"/>
-        <w:tblCellMar>
-          <w:left w:w="0" w:type="dxa"/>
-          <w:right w:w="0" w:type="dxa"/>
-        </w:tblCellMar>
-        <w:tblLook w:val="01E0" w:firstRow="1" w:lastRow="1" w:firstColumn="1" w:lastColumn="1" w:noHBand="0" w:noVBand="0"/>
-      </w:tblPr>
-      <w:tblGrid>
-        <w:gridCol w:w="585"/>
-        <w:gridCol w:w="3105"/>
-        <w:gridCol w:w="6855"/>
-      </w:tblGrid>
-      <w:tr>
-        <w:trPr>
-          <w:trHeight w:val="309"/>
-        </w:trPr>
-        <w:tc>
-          <w:tcPr>
-            <w:tcW w:w="585" w:type="dxa"/>
-          </w:tcPr>
-          <w:p>
-            <w:pPr>
-              <w:pStyle w:val="TableParagraph"/>
-              <w:spacing w:before="52"/>
-              <w:ind w:left="15" w:right="1"/>
-              <w:jc w:val="center"/>
-              <w:rPr>
-                <w:rFonts w:asciiTheme="majorBidi" w:hAnsiTheme="majorBidi" w:cstheme="majorBidi"/>
-                <w:b/>
-                <w:sz w:val="18"/>
-              </w:rPr>
-            </w:pPr>
-            <w:r>
-              <w:rPr>
-                <w:rFonts w:asciiTheme="majorBidi" w:hAnsiTheme="majorBidi" w:cstheme="majorBidi"/>
-                <w:b/>
-                <w:spacing w:val="-5"/>
-                <w:sz w:val="18"/>
-              </w:rPr>
-              <w:t>No</w:t>
-            </w:r>
-          </w:p>
-        </w:tc>
-        <w:tc>
-          <w:tcPr>
-            <w:tcW w:w="3105" w:type="dxa"/>
-          </w:tcPr>
-          <w:p>
-            <w:pPr>
-              <w:pStyle w:val="TableParagraph"/>
-              <w:spacing w:before="65"/>
-              <w:ind w:left="997"/>
-              <w:rPr>
-                <w:rFonts w:asciiTheme="majorBidi" w:hAnsiTheme="majorBidi" w:cstheme="majorBidi"/>
-                <w:b/>
-                <w:sz w:val="16"/>
-              </w:rPr>
-            </w:pPr>
-            <w:r>
-              <w:rPr>
-                <w:rFonts w:asciiTheme="majorBidi" w:hAnsiTheme="majorBidi" w:cstheme="majorBidi"/>
-                <w:b/>
-                <w:sz w:val="16"/>
-              </w:rPr>
-              <w:t>Jenis</w:t>
-            </w:r>
-            <w:r>
-              <w:rPr>
-                <w:rFonts w:asciiTheme="majorBidi" w:hAnsiTheme="majorBidi" w:cstheme="majorBidi"/>
-                <w:b/>
-                <w:spacing w:val="9"/>
-                <w:sz w:val="16"/>
-              </w:rPr>
-              <w:t xml:space="preserve"> </w:t>
-            </w:r>
-            <w:r>
-              <w:rPr>
-                <w:rFonts w:asciiTheme="majorBidi" w:hAnsiTheme="majorBidi" w:cstheme="majorBidi"/>
-                <w:b/>
-                <w:spacing w:val="-2"/>
-                <w:sz w:val="16"/>
-              </w:rPr>
-              <w:t>Prestasi</w:t>
-            </w:r>
-          </w:p>
-        </w:tc>
-        <w:tc>
-          <w:tcPr>
-            <w:tcW w:w="6855" w:type="dxa"/>
-          </w:tcPr>
-          <w:p>
-            <w:pPr>
-              <w:pStyle w:val="TableParagraph"/>
-              <w:spacing w:before="65"/>
-              <w:ind w:left="9"/>
-              <w:jc w:val="center"/>
-              <w:rPr>
-                <w:rFonts w:asciiTheme="majorBidi" w:hAnsiTheme="majorBidi" w:cstheme="majorBidi"/>
-                <w:b/>
-                <w:sz w:val="16"/>
-              </w:rPr>
-            </w:pPr>
-            <w:r>
-              <w:rPr>
-                <w:rFonts w:asciiTheme="majorBidi" w:hAnsiTheme="majorBidi" w:cstheme="majorBidi"/>
-                <w:b/>
-                <w:spacing w:val="-2"/>
-                <w:sz w:val="16"/>
-              </w:rPr>
-              <w:t>Keterangan</w:t>
-            </w:r>
-          </w:p>
-        </w:tc>
-      </w:tr>
-      <w:tr>
-        <w:trPr>
-          <w:trHeight w:val="339"/>
-        </w:trPr>
-        <w:tc>
-          <w:tcPr>
-            <w:tcW w:w="585" w:type="dxa"/>
-          </w:tcPr>
-          <w:p>
-            <w:pPr>
-              <w:pStyle w:val="TableParagraph"/>
-              <w:spacing w:before="67"/>
-              <w:ind w:left="15"/>
-              <w:jc w:val="center"/>
-              <w:rPr>
-                <w:rFonts w:asciiTheme="majorBidi" w:hAnsiTheme="majorBidi" w:cstheme="majorBidi"/>
-                <w:b/>
-                <w:sz w:val="18"/>
-              </w:rPr>
-            </w:pPr>
-            <w:r>
-              <w:rPr>
-                <w:rFonts w:asciiTheme="majorBidi" w:hAnsiTheme="majorBidi" w:cstheme="majorBidi"/>
-                <w:b/>
-                <w:spacing w:val="-10"/>
-                <w:sz w:val="18"/>
-              </w:rPr>
-              <w:t>1</w:t>
-            </w:r>
-          </w:p>
-        </w:tc>
-        <w:tc>
-          <w:tcPr>
-            <w:tcW w:w="3105" w:type="dxa"/>
-          </w:tcPr>
-          <w:p>
-            <w:pPr>
-              <w:pStyle w:val="TableParagraph"/>
-              <w:spacing w:before="0"/>
-              <w:rPr>
-                <w:rFonts w:asciiTheme="majorBidi" w:hAnsiTheme="majorBidi" w:cstheme="majorBidi"/>
-                <w:sz w:val="14"/>
-              </w:rPr>
-            </w:pPr>
-          </w:p>
-        </w:tc>
-        <w:tc>
-          <w:tcPr>
-            <w:tcW w:w="6855" w:type="dxa"/>
-          </w:tcPr>
-          <w:p>
-            <w:pPr>
-              <w:pStyle w:val="TableParagraph"/>
-              <w:spacing w:before="0"/>
-              <w:rPr>
-                <w:rFonts w:asciiTheme="majorBidi" w:hAnsiTheme="majorBidi" w:cstheme="majorBidi"/>
-                <w:sz w:val="14"/>
-              </w:rPr>
-            </w:pPr>
-          </w:p>
-        </w:tc>
-      </w:tr>
-      <w:tr>
-        <w:trPr>
-          <w:trHeight w:val="339"/>
-        </w:trPr>
-        <w:tc>
-          <w:tcPr>
-            <w:tcW w:w="585" w:type="dxa"/>
-          </w:tcPr>
-          <w:p>
-            <w:pPr>
-              <w:pStyle w:val="TableParagraph"/>
-              <w:spacing w:before="67"/>
-              <w:ind w:left="15"/>
-              <w:jc w:val="center"/>
-              <w:rPr>
-                <w:rFonts w:asciiTheme="majorBidi" w:hAnsiTheme="majorBidi" w:cstheme="majorBidi"/>
-                <w:b/>
-                <w:sz w:val="18"/>
-              </w:rPr>
-            </w:pPr>
-            <w:r>
-              <w:rPr>
-                <w:rFonts w:asciiTheme="majorBidi" w:hAnsiTheme="majorBidi" w:cstheme="majorBidi"/>
-                <w:b/>
-                <w:spacing w:val="-10"/>
-                <w:sz w:val="18"/>
-              </w:rPr>
-              <w:t>2</w:t>
-            </w:r>
-          </w:p>
-        </w:tc>
-        <w:tc>
-          <w:tcPr>
-            <w:tcW w:w="3105" w:type="dxa"/>
-          </w:tcPr>
-          <w:p>
-            <w:pPr>
-              <w:pStyle w:val="TableParagraph"/>
-              <w:spacing w:before="0"/>
-              <w:rPr>
-                <w:rFonts w:asciiTheme="majorBidi" w:hAnsiTheme="majorBidi" w:cstheme="majorBidi"/>
-                <w:sz w:val="14"/>
-              </w:rPr>
-            </w:pPr>
-          </w:p>
-        </w:tc>
-        <w:tc>
-          <w:tcPr>
-            <w:tcW w:w="6855" w:type="dxa"/>
-          </w:tcPr>
-          <w:p>
-            <w:pPr>
-              <w:pStyle w:val="TableParagraph"/>
-              <w:spacing w:before="0"/>
-              <w:rPr>
-                <w:rFonts w:asciiTheme="majorBidi" w:hAnsiTheme="majorBidi" w:cstheme="majorBidi"/>
-                <w:sz w:val="14"/>
-              </w:rPr>
-            </w:pPr>
-          </w:p>
-        </w:tc>
-      </w:tr>
-      <w:tr>
-        <w:trPr>
-          <w:trHeight w:val="339"/>
-        </w:trPr>
-        <w:tc>
-          <w:tcPr>
-            <w:tcW w:w="585" w:type="dxa"/>
-          </w:tcPr>
-          <w:p>
-            <w:pPr>
-              <w:pStyle w:val="TableParagraph"/>
-              <w:spacing w:before="67"/>
-              <w:ind w:left="15"/>
-              <w:jc w:val="center"/>
-              <w:rPr>
-                <w:rFonts w:asciiTheme="majorBidi" w:hAnsiTheme="majorBidi" w:cstheme="majorBidi"/>
-                <w:b/>
-                <w:sz w:val="18"/>
-              </w:rPr>
-            </w:pPr>
-            <w:r>
-              <w:rPr>
-                <w:rFonts w:asciiTheme="majorBidi" w:hAnsiTheme="majorBidi" w:cstheme="majorBidi"/>
-                <w:b/>
-                <w:spacing w:val="-10"/>
-                <w:sz w:val="18"/>
-              </w:rPr>
-              <w:t>3</w:t>
-            </w:r>
-          </w:p>
-        </w:tc>
-        <w:tc>
-          <w:tcPr>
-            <w:tcW w:w="3105" w:type="dxa"/>
-          </w:tcPr>
-          <w:p>
-            <w:pPr>
-              <w:pStyle w:val="TableParagraph"/>
-              <w:spacing w:before="0"/>
-              <w:rPr>
-                <w:rFonts w:asciiTheme="majorBidi" w:hAnsiTheme="majorBidi" w:cstheme="majorBidi"/>
-                <w:sz w:val="14"/>
-              </w:rPr>
-            </w:pPr>
-          </w:p>
-        </w:tc>
-        <w:tc>
-          <w:tcPr>
-            <w:tcW w:w="6855" w:type="dxa"/>
-          </w:tcPr>
-          <w:p>
-            <w:pPr>
-              <w:pStyle w:val="TableParagraph"/>
-              <w:spacing w:before="0"/>
-              <w:rPr>
-                <w:rFonts w:asciiTheme="majorBidi" w:hAnsiTheme="majorBidi" w:cstheme="majorBidi"/>
-                <w:sz w:val="14"/>
-              </w:rPr>
-            </w:pPr>
-          </w:p>
-        </w:tc>
-      </w:tr>
-    </w:tbl>
     <w:p>
       <w:pPr>
-        <w:spacing w:before="78" w:after="30"/>
-        <w:ind w:left="114"/>
-        <w:rPr>
-          <w:rFonts w:asciiTheme="majorBidi" w:hAnsiTheme="majorBidi" w:cstheme="majorBidi"/>
-          <w:b/>
-          <w:sz w:val="21"/>
-        </w:rPr>
-      </w:pPr>
-      <w:r>
-        <w:rPr>
-          <w:rFonts w:asciiTheme="majorBidi" w:hAnsiTheme="majorBidi" w:cstheme="majorBidi"/>
-          <w:b/>
-          <w:spacing w:val="-2"/>
-          <w:sz w:val="21"/>
-        </w:rPr>
-        <w:t>Ketidakhadiran</w:t>
-      </w:r>
-    </w:p>
-    <w:tbl>
-      <w:tblPr>
-        <w:tblW w:w="0" w:type="auto"/>
-        <w:tblInd w:w="121" w:type="dxa"/>
-        <w:tblBorders>
-          <w:top w:val="single" w:sz="6" w:space="0" w:color="000000"/>
-          <w:left w:val="single" w:sz="6" w:space="0" w:color="000000"/>
-          <w:bottom w:val="single" w:sz="6" w:space="0" w:color="000000"/>
-          <w:right w:val="single" w:sz="6" w:space="0" w:color="000000"/>
-          <w:insideH w:val="single" w:sz="6" w:space="0" w:color="000000"/>
-          <w:insideV w:val="single" w:sz="6" w:space="0" w:color="000000"/>
-        </w:tblBorders>
-        <w:tblLayout w:type="fixed"/>
-        <w:tblCellMar>
-          <w:left w:w="0" w:type="dxa"/>
-          <w:right w:w="0" w:type="dxa"/>
-        </w:tblCellMar>
-        <w:tblLook w:val="01E0" w:firstRow="1" w:lastRow="1" w:firstColumn="1" w:lastColumn="1" w:noHBand="0" w:noVBand="0"/>
-      </w:tblPr>
-      <w:tblGrid>
-        <w:gridCol w:w="3660"/>
-        <w:gridCol w:w="1635"/>
-        <w:gridCol w:w="5250"/>
-      </w:tblGrid>
-      <w:tr>
-        <w:trPr>
-          <w:trHeight w:val="339"/>
-        </w:trPr>
-        <w:tc>
-          <w:tcPr>
-            <w:tcW w:w="3660" w:type="dxa"/>
-          </w:tcPr>
-          <w:p>
-            <w:pPr>
-              <w:pStyle w:val="TableParagraph"/>
-              <w:spacing w:before="67"/>
-              <w:ind w:left="67"/>
-              <w:rPr>
-                <w:rFonts w:asciiTheme="majorBidi" w:hAnsiTheme="majorBidi" w:cstheme="majorBidi"/>
-                <w:b/>
-                <w:sz w:val="18"/>
-              </w:rPr>
-            </w:pPr>
-            <w:r>
-              <w:rPr>
-                <w:rFonts w:asciiTheme="majorBidi" w:hAnsiTheme="majorBidi" w:cstheme="majorBidi"/>
-                <w:b/>
-                <w:spacing w:val="-2"/>
-                <w:sz w:val="18"/>
-              </w:rPr>
-              <w:t>Sakit</w:t>
-            </w:r>
-          </w:p>
-        </w:tc>
-        <w:tc>
-          <w:tcPr>
-            <w:tcW w:w="1635" w:type="dxa"/>
-          </w:tcPr>
-          <w:p>
-            <w:pPr>
-              <w:pStyle w:val="TableParagraph"/>
-              <w:spacing w:before="80"/>
-              <w:ind w:left="14"/>
-              <w:jc w:val="center"/>
-              <w:rPr>
-                <w:rFonts w:asciiTheme="majorBidi" w:hAnsiTheme="majorBidi" w:cstheme="majorBidi"/>
-                <w:sz w:val="16"/>
-              </w:rPr>
-            </w:pPr>
-            <w:r>
-              <w:rPr>
-                <w:rFonts w:asciiTheme="majorBidi" w:hAnsiTheme="majorBidi" w:cstheme="majorBidi"/>
-                <w:spacing w:val="-10"/>
-                <w:sz w:val="16"/>
-              </w:rPr>
-              <w:t>${sakit}</w:t>
-            </w:r>
-          </w:p>
-        </w:tc>
-        <w:tc>
-          <w:tcPr>
-            <w:tcW w:w="5250" w:type="dxa"/>
-          </w:tcPr>
-          <w:p>
-            <w:pPr>
-              <w:pStyle w:val="TableParagraph"/>
-              <w:spacing w:before="80"/>
-              <w:ind w:left="67"/>
-              <w:rPr>
-                <w:rFonts w:asciiTheme="majorBidi" w:hAnsiTheme="majorBidi" w:cstheme="majorBidi"/>
-                <w:sz w:val="16"/>
-              </w:rPr>
-            </w:pPr>
-            <w:r>
-              <w:rPr>
-                <w:rFonts w:asciiTheme="majorBidi" w:hAnsiTheme="majorBidi" w:cstheme="majorBidi"/>
-                <w:spacing w:val="-4"/>
-                <w:sz w:val="16"/>
-              </w:rPr>
-              <w:t>Hari</w:t>
-            </w:r>
-          </w:p>
-        </w:tc>
-      </w:tr>
-      <w:tr>
-        <w:trPr>
-          <w:trHeight w:val="339"/>
-        </w:trPr>
-        <w:tc>
-          <w:tcPr>
-            <w:tcW w:w="3660" w:type="dxa"/>
-          </w:tcPr>
-          <w:p>
-            <w:pPr>
-              <w:pStyle w:val="TableParagraph"/>
-              <w:spacing w:before="67"/>
-              <w:ind w:left="67"/>
-              <w:rPr>
-                <w:rFonts w:asciiTheme="majorBidi" w:hAnsiTheme="majorBidi" w:cstheme="majorBidi"/>
-                <w:b/>
-                <w:sz w:val="18"/>
-              </w:rPr>
-            </w:pPr>
-            <w:r>
-              <w:rPr>
-                <w:rFonts w:asciiTheme="majorBidi" w:hAnsiTheme="majorBidi" w:cstheme="majorBidi"/>
-                <w:b/>
-                <w:spacing w:val="-4"/>
-                <w:sz w:val="18"/>
-              </w:rPr>
-              <w:t>Izin</w:t>
-            </w:r>
-          </w:p>
-        </w:tc>
-        <w:tc>
-          <w:tcPr>
-            <w:tcW w:w="1635" w:type="dxa"/>
-          </w:tcPr>
-          <w:p>
-            <w:pPr>
-              <w:pStyle w:val="TableParagraph"/>
-              <w:spacing w:before="80"/>
-              <w:ind w:left="14"/>
-              <w:jc w:val="center"/>
-              <w:rPr>
-                <w:rFonts w:asciiTheme="majorBidi" w:hAnsiTheme="majorBidi" w:cstheme="majorBidi"/>
-                <w:sz w:val="16"/>
-              </w:rPr>
-            </w:pPr>
-            <w:r>
-              <w:rPr>
-                <w:rFonts w:asciiTheme="majorBidi" w:hAnsiTheme="majorBidi" w:cstheme="majorBidi"/>
-                <w:spacing w:val="-10"/>
-                <w:sz w:val="16"/>
-              </w:rPr>
-              <w:t>${izin}</w:t>
-            </w:r>
-          </w:p>
-        </w:tc>
-        <w:tc>
-          <w:tcPr>
-            <w:tcW w:w="5250" w:type="dxa"/>
-          </w:tcPr>
-          <w:p>
-            <w:pPr>
-              <w:pStyle w:val="TableParagraph"/>
-              <w:spacing w:before="80"/>
-              <w:ind w:left="67"/>
-              <w:rPr>
-                <w:rFonts w:asciiTheme="majorBidi" w:hAnsiTheme="majorBidi" w:cstheme="majorBidi"/>
-                <w:sz w:val="16"/>
-              </w:rPr>
-            </w:pPr>
-            <w:r>
-              <w:rPr>
-                <w:rFonts w:asciiTheme="majorBidi" w:hAnsiTheme="majorBidi" w:cstheme="majorBidi"/>
-                <w:spacing w:val="-4"/>
-                <w:sz w:val="16"/>
-              </w:rPr>
-              <w:t>Hari</w:t>
-            </w:r>
-          </w:p>
-        </w:tc>
-      </w:tr>
-      <w:tr>
-        <w:trPr>
-          <w:trHeight w:val="339"/>
-        </w:trPr>
-        <w:tc>
-          <w:tcPr>
-            <w:tcW w:w="3660" w:type="dxa"/>
-          </w:tcPr>
-          <w:p>
-            <w:pPr>
-              <w:pStyle w:val="TableParagraph"/>
-              <w:spacing w:before="67"/>
-              <w:ind w:left="67"/>
-              <w:rPr>
-                <w:rFonts w:asciiTheme="majorBidi" w:hAnsiTheme="majorBidi" w:cstheme="majorBidi"/>
-                <w:b/>
-                <w:sz w:val="18"/>
-              </w:rPr>
-            </w:pPr>
-            <w:r>
-              <w:rPr>
-                <w:rFonts w:asciiTheme="majorBidi" w:hAnsiTheme="majorBidi" w:cstheme="majorBidi"/>
-                <w:b/>
-                <w:spacing w:val="-4"/>
-                <w:sz w:val="18"/>
-              </w:rPr>
-              <w:t>Alpa</w:t>
-            </w:r>
-          </w:p>
-        </w:tc>
-        <w:tc>
-          <w:tcPr>
-            <w:tcW w:w="1635" w:type="dxa"/>
-          </w:tcPr>
-          <w:p>
-            <w:pPr>
-              <w:pStyle w:val="TableParagraph"/>
-              <w:spacing w:before="80"/>
-              <w:ind w:left="14"/>
-              <w:jc w:val="center"/>
-              <w:rPr>
-                <w:rFonts w:asciiTheme="majorBidi" w:hAnsiTheme="majorBidi" w:cstheme="majorBidi"/>
-                <w:sz w:val="16"/>
-              </w:rPr>
-            </w:pPr>
-            <w:r>
-              <w:rPr>
-                <w:rFonts w:asciiTheme="majorBidi" w:hAnsiTheme="majorBidi" w:cstheme="majorBidi"/>
-                <w:spacing w:val="-10"/>
-                <w:sz w:val="16"/>
-              </w:rPr>
-              <w:t>${alfa}</w:t>
-            </w:r>
-          </w:p>
-        </w:tc>
-        <w:tc>
-          <w:tcPr>
-            <w:tcW w:w="5250" w:type="dxa"/>
-          </w:tcPr>
-          <w:p>
-            <w:pPr>
-              <w:pStyle w:val="TableParagraph"/>
-              <w:spacing w:before="80"/>
-              <w:ind w:left="67"/>
-              <w:rPr>
-                <w:rFonts w:asciiTheme="majorBidi" w:hAnsiTheme="majorBidi" w:cstheme="majorBidi"/>
-                <w:sz w:val="16"/>
-              </w:rPr>
-            </w:pPr>
-            <w:r>
-              <w:rPr>
-                <w:rFonts w:asciiTheme="majorBidi" w:hAnsiTheme="majorBidi" w:cstheme="majorBidi"/>
-                <w:spacing w:val="-4"/>
-                <w:sz w:val="16"/>
-              </w:rPr>
-              <w:t>Hari</w:t>
-            </w:r>
-          </w:p>
-        </w:tc>
-      </w:tr>
-    </w:tbl>
-    <w:p>
-      <w:pPr>
-        <w:spacing w:before="78"/>
-        <w:ind w:left="114"/>
-        <w:rPr>
-          <w:rFonts w:asciiTheme="majorBidi" w:hAnsiTheme="majorBidi" w:cstheme="majorBidi"/>
-          <w:b/>
-          <w:spacing w:val="-2"/>
-          <w:sz w:val="21"/>
-        </w:rPr>
-      </w:pPr>
-      <w:r>
-        <w:rPr>
-          <w:rFonts w:asciiTheme="majorBidi" w:hAnsiTheme="majorBidi" w:cstheme="majorBidi"/>
-          <w:b/>
-          <w:sz w:val="21"/>
-        </w:rPr>
-        <w:t xml:space="preserve">Catatan Wali </w:t>
-      </w:r>
-      <w:r>
-        <w:rPr>
-          <w:rFonts w:asciiTheme="majorBidi" w:hAnsiTheme="majorBidi" w:cstheme="majorBidi"/>
-          <w:b/>
-          <w:spacing w:val="-2"/>
-          <w:sz w:val="21"/>
-        </w:rPr>
-        <w:t>Kelas</w:t>
-      </w:r>
-    </w:p>
-    <w:tbl>
-      <w:tblPr>
-        <w:tblStyle w:val="TableGrid"/>
-        <w:tblW w:w="0" w:type="auto"/>
-        <w:tblInd w:w="114" w:type="dxa"/>
-        <w:tblCellMar>
-          <w:top w:w="113" w:type="dxa"/>
-          <w:bottom w:w="113" w:type="dxa"/>
-        </w:tblCellMar>
-        <w:tblLook w:val="04A0" w:firstRow="1" w:lastRow="0" w:firstColumn="1" w:lastColumn="0" w:noHBand="0" w:noVBand="1"/>
-      </w:tblPr>
-      <w:tblGrid>
-        <w:gridCol w:w="10648"/>
-      </w:tblGrid>
-      <w:tr>
-        <w:tc>
-          <w:tcPr>
-            <w:tcW w:w="10768" w:type="dxa"/>
-          </w:tcPr>
-          <w:p>
-            <w:pPr>
-              <w:rPr>
-                <w:rFonts w:asciiTheme="majorBidi" w:hAnsiTheme="majorBidi" w:cstheme="majorBidi"/>
-                <w:bCs/>
-                <w:sz w:val="18"/>
-                <w:szCs w:val="18"/>
-              </w:rPr>
-            </w:pPr>
-            <w:r>
-              <w:rPr>
-                <w:rFonts w:asciiTheme="majorBidi" w:hAnsiTheme="majorBidi" w:cstheme="majorBidi"/>
-                <w:bCs/>
-                <w:sz w:val="18"/>
-                <w:szCs w:val="18"/>
-              </w:rPr>
-              <w:t>${</w:t>
-            </w:r>
-            <w:r>
-              <w:rPr>
-                <w:rFonts w:asciiTheme="majorBidi" w:hAnsiTheme="majorBidi" w:cstheme="majorBidi"/>
-                <w:bCs/>
-                <w:sz w:val="18"/>
-                <w:szCs w:val="18"/>
-              </w:rPr>
-              <w:t>catatan</w:t>
-            </w:r>
-            <w:r>
-              <w:rPr>
-                <w:rFonts w:asciiTheme="majorBidi" w:hAnsiTheme="majorBidi" w:cstheme="majorBidi"/>
-                <w:bCs/>
-                <w:sz w:val="18"/>
-                <w:szCs w:val="18"/>
-              </w:rPr>
-              <w:t>}</w:t>
-            </w:r>
-          </w:p>
-          <w:p>
-            <w:pPr>
-              <w:rPr>
-                <w:rFonts w:asciiTheme="majorBidi" w:hAnsiTheme="majorBidi" w:cstheme="majorBidi"/>
-                <w:bCs/>
-                <w:sz w:val="21"/>
-              </w:rPr>
-            </w:pPr>
-          </w:p>
-        </w:tc>
-      </w:tr>
-    </w:tbl>
-    <w:p>
-      <w:pPr>
-        <w:spacing w:before="83" w:after="21"/>
-        <w:ind w:left="114"/>
-        <w:rPr>
-          <w:rFonts w:asciiTheme="majorBidi" w:hAnsiTheme="majorBidi" w:cstheme="majorBidi"/>
-          <w:b/>
-          <w:sz w:val="21"/>
-        </w:rPr>
-      </w:pPr>
-      <w:r>
-        <w:rPr>
-          <w:rFonts w:asciiTheme="majorBidi" w:hAnsiTheme="majorBidi" w:cstheme="majorBidi"/>
-          <w:b/>
-          <w:sz w:val="21"/>
-        </w:rPr>
-        <w:t xml:space="preserve">Tanggapan Orang </w:t>
-      </w:r>
-      <w:r>
-        <w:rPr>
-          <w:rFonts w:asciiTheme="majorBidi" w:hAnsiTheme="majorBidi" w:cstheme="majorBidi"/>
-          <w:b/>
-          <w:spacing w:val="-2"/>
-          <w:sz w:val="21"/>
-        </w:rPr>
-        <w:t>Tua/Wali</w:t>
-      </w:r>
-    </w:p>
-    <w:tbl>
-      <w:tblPr>
-        <w:tblStyle w:val="TableGrid"/>
-        <w:tblW w:w="0" w:type="auto"/>
-        <w:tblInd w:w="114" w:type="dxa"/>
-        <w:tblCellMar>
-          <w:top w:w="113" w:type="dxa"/>
-          <w:bottom w:w="113" w:type="dxa"/>
-        </w:tblCellMar>
-        <w:tblLook w:val="04A0" w:firstRow="1" w:lastRow="0" w:firstColumn="1" w:lastColumn="0" w:noHBand="0" w:noVBand="1"/>
-      </w:tblPr>
-      <w:tblGrid>
-        <w:gridCol w:w="10648"/>
-      </w:tblGrid>
-      <w:tr>
-        <w:tc>
-          <w:tcPr>
-            <w:tcW w:w="10648" w:type="dxa"/>
-          </w:tcPr>
-          <w:p>
-            <w:pPr>
-              <w:rPr>
-                <w:rFonts w:asciiTheme="majorBidi" w:hAnsiTheme="majorBidi" w:cstheme="majorBidi"/>
-                <w:bCs/>
-                <w:sz w:val="16"/>
-                <w:szCs w:val="16"/>
-              </w:rPr>
-            </w:pPr>
-          </w:p>
-          <w:p>
-            <w:pPr>
-              <w:rPr>
-                <w:rFonts w:asciiTheme="majorBidi" w:hAnsiTheme="majorBidi" w:cstheme="majorBidi"/>
-                <w:bCs/>
-                <w:sz w:val="21"/>
-              </w:rPr>
-            </w:pPr>
-          </w:p>
-          <w:p>
-            <w:pPr>
-              <w:rPr>
-                <w:rFonts w:asciiTheme="majorBidi" w:hAnsiTheme="majorBidi" w:cstheme="majorBidi"/>
-                <w:bCs/>
-                <w:sz w:val="21"/>
-              </w:rPr>
-            </w:pPr>
-          </w:p>
-        </w:tc>
-      </w:tr>
-    </w:tbl>
-    <w:p>
-      <w:pPr>
+        <w:spacing w:line="360" w:lineRule="auto"/>
         <w:ind w:left="6879"/>
         <w:rPr>
           <w:rFonts w:asciiTheme="majorBidi" w:hAnsiTheme="majorBidi" w:cstheme="majorBidi"/>
@@ -3717,6 +4564,7 @@
           </w:tcPr>
           <w:p>
             <w:pPr>
+              <w:spacing w:line="360" w:lineRule="auto"/>
               <w:rPr>
                 <w:rFonts w:asciiTheme="majorBidi" w:hAnsiTheme="majorBidi" w:cstheme="majorBidi"/>
                 <w:sz w:val="18"/>
@@ -3730,6 +4578,7 @@
           </w:tcPr>
           <w:p>
             <w:pPr>
+              <w:spacing w:line="360" w:lineRule="auto"/>
               <w:rPr>
                 <w:rFonts w:asciiTheme="majorBidi" w:hAnsiTheme="majorBidi" w:cstheme="majorBidi"/>
                 <w:sz w:val="18"/>
@@ -3743,6 +4592,7 @@
           </w:tcPr>
           <w:p>
             <w:pPr>
+              <w:spacing w:line="360" w:lineRule="auto"/>
               <w:rPr>
                 <w:rFonts w:asciiTheme="majorBidi" w:hAnsiTheme="majorBidi" w:cstheme="majorBidi"/>
                 <w:sz w:val="18"/>
@@ -3760,7 +4610,7 @@
                 <w:rFonts w:asciiTheme="majorBidi" w:hAnsiTheme="majorBidi" w:cstheme="majorBidi"/>
                 <w:sz w:val="18"/>
               </w:rPr>
-              <w:t>19 Desember 2025</w:t>
+              <w:t>${tanggal}</w:t>
             </w:r>
           </w:p>
         </w:tc>
@@ -3772,6 +4622,7 @@
           </w:tcPr>
           <w:p>
             <w:pPr>
+              <w:spacing w:line="360" w:lineRule="auto"/>
               <w:rPr>
                 <w:rFonts w:asciiTheme="majorBidi" w:hAnsiTheme="majorBidi" w:cstheme="majorBidi"/>
                 <w:sz w:val="18"/>
@@ -3800,6 +4651,7 @@
           </w:tcPr>
           <w:p>
             <w:pPr>
+              <w:spacing w:line="360" w:lineRule="auto"/>
               <w:rPr>
                 <w:rFonts w:asciiTheme="majorBidi" w:hAnsiTheme="majorBidi" w:cstheme="majorBidi"/>
                 <w:sz w:val="18"/>
@@ -3813,6 +4665,7 @@
           </w:tcPr>
           <w:p>
             <w:pPr>
+              <w:spacing w:line="360" w:lineRule="auto"/>
               <w:rPr>
                 <w:rFonts w:asciiTheme="majorBidi" w:hAnsiTheme="majorBidi" w:cstheme="majorBidi"/>
                 <w:sz w:val="18"/>
@@ -3843,38 +4696,34 @@
           </w:tcPr>
           <w:p>
             <w:pPr>
-              <w:rPr>
-                <w:rFonts w:asciiTheme="majorBidi" w:hAnsiTheme="majorBidi" w:cstheme="majorBidi"/>
-                <w:sz w:val="18"/>
-              </w:rPr>
-            </w:pPr>
-          </w:p>
-          <w:p>
-            <w:pPr>
-              <w:rPr>
-                <w:rFonts w:asciiTheme="majorBidi" w:hAnsiTheme="majorBidi" w:cstheme="majorBidi"/>
-                <w:sz w:val="18"/>
-              </w:rPr>
-            </w:pPr>
-          </w:p>
-          <w:p>
-            <w:pPr>
-              <w:rPr>
-                <w:rFonts w:asciiTheme="majorBidi" w:hAnsiTheme="majorBidi" w:cstheme="majorBidi"/>
-                <w:sz w:val="18"/>
-              </w:rPr>
-            </w:pPr>
-          </w:p>
-          <w:p>
-            <w:pPr>
-              <w:rPr>
-                <w:rFonts w:asciiTheme="majorBidi" w:hAnsiTheme="majorBidi" w:cstheme="majorBidi"/>
-                <w:sz w:val="18"/>
-              </w:rPr>
-            </w:pPr>
-          </w:p>
-          <w:p>
-            <w:pPr>
+              <w:spacing w:line="360" w:lineRule="auto"/>
+              <w:rPr>
+                <w:rFonts w:asciiTheme="majorBidi" w:hAnsiTheme="majorBidi" w:cstheme="majorBidi"/>
+                <w:sz w:val="18"/>
+              </w:rPr>
+            </w:pPr>
+          </w:p>
+          <w:p>
+            <w:pPr>
+              <w:spacing w:line="360" w:lineRule="auto"/>
+              <w:rPr>
+                <w:rFonts w:asciiTheme="majorBidi" w:hAnsiTheme="majorBidi" w:cstheme="majorBidi"/>
+                <w:sz w:val="18"/>
+              </w:rPr>
+            </w:pPr>
+          </w:p>
+          <w:p>
+            <w:pPr>
+              <w:spacing w:line="360" w:lineRule="auto"/>
+              <w:rPr>
+                <w:rFonts w:asciiTheme="majorBidi" w:hAnsiTheme="majorBidi" w:cstheme="majorBidi"/>
+                <w:sz w:val="18"/>
+              </w:rPr>
+            </w:pPr>
+          </w:p>
+          <w:p>
+            <w:pPr>
+              <w:spacing w:line="360" w:lineRule="auto"/>
               <w:rPr>
                 <w:rFonts w:asciiTheme="majorBidi" w:hAnsiTheme="majorBidi" w:cstheme="majorBidi"/>
                 <w:sz w:val="18"/>
@@ -3895,6 +4744,7 @@
           </w:tcPr>
           <w:p>
             <w:pPr>
+              <w:spacing w:line="360" w:lineRule="auto"/>
               <w:rPr>
                 <w:rFonts w:asciiTheme="majorBidi" w:hAnsiTheme="majorBidi" w:cstheme="majorBidi"/>
                 <w:sz w:val="18"/>
@@ -3908,6 +4758,7 @@
           </w:tcPr>
           <w:p>
             <w:pPr>
+              <w:spacing w:line="360" w:lineRule="auto"/>
               <w:rPr>
                 <w:rFonts w:asciiTheme="majorBidi" w:hAnsiTheme="majorBidi" w:cstheme="majorBidi"/>
                 <w:b/>
@@ -3918,6 +4769,7 @@
           </w:p>
           <w:p>
             <w:pPr>
+              <w:spacing w:line="360" w:lineRule="auto"/>
               <w:rPr>
                 <w:rFonts w:asciiTheme="majorBidi" w:hAnsiTheme="majorBidi" w:cstheme="majorBidi"/>
                 <w:b/>
@@ -3928,6 +4780,7 @@
           </w:p>
           <w:p>
             <w:pPr>
+              <w:spacing w:line="360" w:lineRule="auto"/>
               <w:rPr>
                 <w:rFonts w:asciiTheme="majorBidi" w:hAnsiTheme="majorBidi" w:cstheme="majorBidi"/>
                 <w:b/>
@@ -3938,6 +4791,7 @@
           </w:p>
           <w:p>
             <w:pPr>
+              <w:spacing w:line="360" w:lineRule="auto"/>
               <w:rPr>
                 <w:rFonts w:asciiTheme="majorBidi" w:hAnsiTheme="majorBidi" w:cstheme="majorBidi"/>
                 <w:b/>
@@ -3945,38 +4799,19 @@
                 <w:sz w:val="18"/>
               </w:rPr>
             </w:pPr>
-          </w:p>
-          <w:p>
-            <w:pPr>
+            <w:r>
               <w:rPr>
                 <w:rFonts w:asciiTheme="majorBidi" w:hAnsiTheme="majorBidi" w:cstheme="majorBidi"/>
                 <w:b/>
                 <w:bCs/>
                 <w:sz w:val="18"/>
               </w:rPr>
-            </w:pPr>
-          </w:p>
-          <w:p>
-            <w:pPr>
-              <w:rPr>
-                <w:rFonts w:asciiTheme="majorBidi" w:hAnsiTheme="majorBidi" w:cstheme="majorBidi"/>
-                <w:b/>
-                <w:bCs/>
-                <w:sz w:val="18"/>
-              </w:rPr>
-            </w:pPr>
-            <w:r>
-              <w:rPr>
-                <w:rFonts w:asciiTheme="majorBidi" w:hAnsiTheme="majorBidi" w:cstheme="majorBidi"/>
-                <w:b/>
-                <w:bCs/>
-                <w:sz w:val="18"/>
-              </w:rPr>
               <w:t>${nama_walas}</w:t>
             </w:r>
           </w:p>
           <w:p>
             <w:pPr>
+              <w:spacing w:line="360" w:lineRule="auto"/>
               <w:rPr>
                 <w:rFonts w:asciiTheme="majorBidi" w:hAnsiTheme="majorBidi" w:cstheme="majorBidi"/>
                 <w:sz w:val="18"/>
@@ -3999,6 +4834,7 @@
           </w:tcPr>
           <w:p>
             <w:pPr>
+              <w:spacing w:line="360" w:lineRule="auto"/>
               <w:rPr>
                 <w:rFonts w:asciiTheme="majorBidi" w:hAnsiTheme="majorBidi" w:cstheme="majorBidi"/>
                 <w:sz w:val="18"/>
@@ -4012,6 +4848,7 @@
           </w:tcPr>
           <w:p>
             <w:pPr>
+              <w:spacing w:line="360" w:lineRule="auto"/>
               <w:rPr>
                 <w:rFonts w:asciiTheme="majorBidi" w:hAnsiTheme="majorBidi" w:cstheme="majorBidi"/>
                 <w:sz w:val="18"/>
@@ -4032,6 +4869,7 @@
           </w:tcPr>
           <w:p>
             <w:pPr>
+              <w:spacing w:line="360" w:lineRule="auto"/>
               <w:rPr>
                 <w:rFonts w:asciiTheme="majorBidi" w:hAnsiTheme="majorBidi" w:cstheme="majorBidi"/>
                 <w:sz w:val="18"/>
@@ -4047,6 +4885,7 @@
           </w:tcPr>
           <w:p>
             <w:pPr>
+              <w:spacing w:line="360" w:lineRule="auto"/>
               <w:rPr>
                 <w:rFonts w:asciiTheme="majorBidi" w:hAnsiTheme="majorBidi" w:cstheme="majorBidi"/>
                 <w:sz w:val="18"/>
@@ -4060,6 +4899,7 @@
           </w:tcPr>
           <w:p>
             <w:pPr>
+              <w:spacing w:line="360" w:lineRule="auto"/>
               <w:rPr>
                 <w:rFonts w:asciiTheme="majorBidi" w:hAnsiTheme="majorBidi" w:cstheme="majorBidi"/>
                 <w:sz w:val="18"/>
@@ -4080,6 +4920,7 @@
           </w:tcPr>
           <w:p>
             <w:pPr>
+              <w:spacing w:line="360" w:lineRule="auto"/>
               <w:rPr>
                 <w:rFonts w:asciiTheme="majorBidi" w:hAnsiTheme="majorBidi" w:cstheme="majorBidi"/>
                 <w:sz w:val="18"/>
@@ -4095,6 +4936,7 @@
           </w:tcPr>
           <w:p>
             <w:pPr>
+              <w:spacing w:line="360" w:lineRule="auto"/>
               <w:rPr>
                 <w:rFonts w:asciiTheme="majorBidi" w:hAnsiTheme="majorBidi" w:cstheme="majorBidi"/>
                 <w:sz w:val="18"/>
@@ -4108,6 +4950,7 @@
           </w:tcPr>
           <w:p>
             <w:pPr>
+              <w:spacing w:line="360" w:lineRule="auto"/>
               <w:rPr>
                 <w:rFonts w:asciiTheme="majorBidi" w:hAnsiTheme="majorBidi" w:cstheme="majorBidi"/>
                 <w:b/>
@@ -4118,6 +4961,7 @@
           </w:p>
           <w:p>
             <w:pPr>
+              <w:spacing w:line="360" w:lineRule="auto"/>
               <w:rPr>
                 <w:rFonts w:asciiTheme="majorBidi" w:hAnsiTheme="majorBidi" w:cstheme="majorBidi"/>
                 <w:b/>
@@ -4128,6 +4972,7 @@
           </w:p>
           <w:p>
             <w:pPr>
+              <w:spacing w:line="360" w:lineRule="auto"/>
               <w:rPr>
                 <w:rFonts w:asciiTheme="majorBidi" w:hAnsiTheme="majorBidi" w:cstheme="majorBidi"/>
                 <w:b/>
@@ -4138,6 +4983,7 @@
           </w:p>
           <w:p>
             <w:pPr>
+              <w:spacing w:line="360" w:lineRule="auto"/>
               <w:rPr>
                 <w:rFonts w:asciiTheme="majorBidi" w:hAnsiTheme="majorBidi" w:cstheme="majorBidi"/>
                 <w:b/>
@@ -4148,6 +4994,7 @@
           </w:p>
           <w:p>
             <w:pPr>
+              <w:spacing w:line="360" w:lineRule="auto"/>
               <w:rPr>
                 <w:rFonts w:asciiTheme="majorBidi" w:hAnsiTheme="majorBidi" w:cstheme="majorBidi"/>
                 <w:b/>
@@ -4155,38 +5002,19 @@
                 <w:sz w:val="18"/>
               </w:rPr>
             </w:pPr>
-          </w:p>
-          <w:p>
-            <w:pPr>
+            <w:r>
               <w:rPr>
                 <w:rFonts w:asciiTheme="majorBidi" w:hAnsiTheme="majorBidi" w:cstheme="majorBidi"/>
                 <w:b/>
                 <w:bCs/>
                 <w:sz w:val="18"/>
               </w:rPr>
-            </w:pPr>
-          </w:p>
-          <w:p>
-            <w:pPr>
-              <w:rPr>
-                <w:rFonts w:asciiTheme="majorBidi" w:hAnsiTheme="majorBidi" w:cstheme="majorBidi"/>
-                <w:b/>
-                <w:bCs/>
-                <w:sz w:val="18"/>
-              </w:rPr>
-            </w:pPr>
-            <w:r>
-              <w:rPr>
-                <w:rFonts w:asciiTheme="majorBidi" w:hAnsiTheme="majorBidi" w:cstheme="majorBidi"/>
-                <w:b/>
-                <w:bCs/>
-                <w:sz w:val="18"/>
-              </w:rPr>
               <w:t>Agus Budi Utomo, S.T., M.Pd.</w:t>
             </w:r>
           </w:p>
           <w:p>
             <w:pPr>
+              <w:spacing w:line="360" w:lineRule="auto"/>
               <w:rPr>
                 <w:rFonts w:asciiTheme="majorBidi" w:hAnsiTheme="majorBidi" w:cstheme="majorBidi"/>
                 <w:sz w:val="18"/>
@@ -4207,6 +5035,7 @@
           </w:tcPr>
           <w:p>
             <w:pPr>
+              <w:spacing w:line="360" w:lineRule="auto"/>
               <w:rPr>
                 <w:rFonts w:asciiTheme="majorBidi" w:hAnsiTheme="majorBidi" w:cstheme="majorBidi"/>
                 <w:sz w:val="18"/>
@@ -4218,8 +5047,8 @@
     </w:tbl>
     <w:p/>
     <w:sectPr>
-      <w:footerReference w:type="default" r:id="rId8"/>
-      <w:pgSz w:w="11906" w:h="16838"/>
+      <w:footerReference w:type="default" r:id="rId9"/>
+      <w:pgSz w:w="11906" w:h="16838" w:code="9"/>
       <w:pgMar w:top="680" w:right="567" w:bottom="454" w:left="567" w:header="709" w:footer="709" w:gutter="0"/>
       <w:cols w:space="708"/>
       <w:docGrid w:linePitch="360"/>
@@ -4249,6 +5078,80 @@
 
 <file path=word/footer1.xml><?xml version="1.0" encoding="utf-8"?>
 <w:ftr xmlns:wpc="http://schemas.microsoft.com/office/word/2010/wordprocessingCanvas" xmlns:cx="http://schemas.microsoft.com/office/drawing/2014/chartex" xmlns:cx1="http://schemas.microsoft.com/office/drawing/2015/9/8/chartex" xmlns:cx2="http://schemas.microsoft.com/office/drawing/2015/10/21/chartex" xmlns:cx3="http://schemas.microsoft.com/office/drawing/2016/5/9/chartex" xmlns:cx4="http://schemas.microsoft.com/office/drawing/2016/5/10/chartex" xmlns:cx5="http://schemas.microsoft.com/office/drawing/2016/5/11/chartex" xmlns:cx6="http://schemas.microsoft.com/office/drawing/2016/5/12/chartex" xmlns:cx7="http://schemas.microsoft.com/office/drawing/2016/5/13/chartex" xmlns:cx8="http://schemas.microsoft.com/office/drawing/2016/5/14/chartex" xmlns:mc="http://schemas.openxmlformats.org/markup-compatibility/2006" xmlns:aink="http://schemas.microsoft.com/office/drawing/2016/ink" xmlns:am3d="http://schemas.microsoft.com/office/drawing/2017/model3d" xmlns:o="urn:schemas-microsoft-com:office:office" xmlns:r="http://schemas.openxmlformats.org/officeDocument/2006/relationships" xmlns:m="http://schemas.openxmlformats.org/officeDocument/2006/math" xmlns:v="urn:schemas-microsoft-com:vml" xmlns:wp14="http://schemas.microsoft.com/office/word/2010/wordprocessingDrawing" xmlns:wp="http://schemas.openxmlformats.org/drawingml/2006/wordprocessingDrawing" xmlns:w10="urn:schemas-microsoft-com:office:word" xmlns:w="http://schemas.openxmlformats.org/wordprocessingml/2006/main" xmlns:w14="http://schemas.microsoft.com/office/word/2010/wordml" xmlns:w15="http://schemas.microsoft.com/office/word/2012/wordml" xmlns:w16cex="http://schemas.microsoft.com/office/word/2018/wordml/cex" xmlns:w16cid="http://schemas.microsoft.com/office/word/2016/wordml/cid" xmlns:w16="http://schemas.microsoft.com/office/word/2018/wordml" xmlns:w16se="http://schemas.microsoft.com/office/word/2015/wordml/symex" xmlns:wpg="http://schemas.microsoft.com/office/word/2010/wordprocessingGroup" xmlns:wpi="http://schemas.microsoft.com/office/word/2010/wordprocessingInk" xmlns:wne="http://schemas.microsoft.com/office/word/2006/wordml" xmlns:wps="http://schemas.microsoft.com/office/word/2010/wordprocessingShape" mc:Ignorable="w14 w15 w16se w16cid w16 w16cex wp14">
+  <w:sdt>
+    <w:sdtPr>
+      <w:rPr>
+        <w:sz w:val="18"/>
+        <w:szCs w:val="18"/>
+      </w:rPr>
+      <w:id w:val="1279147270"/>
+      <w:docPartObj>
+        <w:docPartGallery w:val="Page Numbers (Bottom of Page)"/>
+        <w:docPartUnique/>
+      </w:docPartObj>
+    </w:sdtPr>
+    <w:sdtEndPr>
+      <w:rPr>
+        <w:noProof/>
+      </w:rPr>
+    </w:sdtEndPr>
+    <w:sdtContent>
+      <w:p>
+        <w:pPr>
+          <w:pStyle w:val="Footer"/>
+          <w:jc w:val="right"/>
+          <w:rPr>
+            <w:sz w:val="18"/>
+            <w:szCs w:val="18"/>
+          </w:rPr>
+        </w:pPr>
+        <w:r>
+          <w:rPr>
+            <w:sz w:val="18"/>
+            <w:szCs w:val="18"/>
+          </w:rPr>
+          <w:t xml:space="preserve"> Halaman </w:t>
+        </w:r>
+        <w:r>
+          <w:rPr>
+            <w:sz w:val="18"/>
+            <w:szCs w:val="18"/>
+          </w:rPr>
+          <w:fldChar w:fldCharType="begin"/>
+        </w:r>
+        <w:r>
+          <w:rPr>
+            <w:sz w:val="18"/>
+            <w:szCs w:val="18"/>
+          </w:rPr>
+          <w:instrText xml:space="preserve"> PAGE   \* MERGEFORMAT </w:instrText>
+        </w:r>
+        <w:r>
+          <w:rPr>
+            <w:sz w:val="18"/>
+            <w:szCs w:val="18"/>
+          </w:rPr>
+          <w:fldChar w:fldCharType="separate"/>
+        </w:r>
+        <w:r>
+          <w:rPr>
+            <w:noProof/>
+            <w:sz w:val="18"/>
+            <w:szCs w:val="18"/>
+          </w:rPr>
+          <w:t>2</w:t>
+        </w:r>
+        <w:r>
+          <w:rPr>
+            <w:noProof/>
+            <w:sz w:val="18"/>
+            <w:szCs w:val="18"/>
+          </w:rPr>
+          <w:fldChar w:fldCharType="end"/>
+        </w:r>
+      </w:p>
+    </w:sdtContent>
+  </w:sdt>
   <w:p>
     <w:pPr>
       <w:pStyle w:val="BodyText"/>
@@ -4257,204 +5160,6 @@
         <w:sz w:val="20"/>
       </w:rPr>
     </w:pPr>
-    <w:r>
-      <w:rPr>
-        <w:noProof/>
-        <w:sz w:val="20"/>
-      </w:rPr>
-      <mc:AlternateContent>
-        <mc:Choice Requires="wps">
-          <w:drawing>
-            <wp:anchor distT="0" distB="0" distL="0" distR="0" simplePos="0" relativeHeight="251659264" behindDoc="1" locked="0" layoutInCell="1" allowOverlap="1" wp14:anchorId="2C1A7885" wp14:editId="0E8E5764">
-              <wp:simplePos x="0" y="0"/>
-              <wp:positionH relativeFrom="page">
-                <wp:posOffset>6562712</wp:posOffset>
-              </wp:positionH>
-              <wp:positionV relativeFrom="page">
-                <wp:posOffset>10350723</wp:posOffset>
-              </wp:positionV>
-              <wp:extent cx="616585" cy="153670"/>
-              <wp:effectExtent l="0" t="0" r="0" b="0"/>
-              <wp:wrapNone/>
-              <wp:docPr id="1" name="Textbox 1"/>
-              <wp:cNvGraphicFramePr>
-                <a:graphicFrameLocks xmlns:a="http://schemas.openxmlformats.org/drawingml/2006/main"/>
-              </wp:cNvGraphicFramePr>
-              <a:graphic xmlns:a="http://schemas.openxmlformats.org/drawingml/2006/main">
-                <a:graphicData uri="http://schemas.microsoft.com/office/word/2010/wordprocessingShape">
-                  <wps:wsp>
-                    <wps:cNvSpPr txBox="1">
-                      <a:spLocks/>
-                    </wps:cNvSpPr>
-                    <wps:spPr>
-                      <a:xfrm>
-                        <a:off x="0" y="0"/>
-                        <a:ext cx="616585" cy="153670"/>
-                      </a:xfrm>
-                      <a:prstGeom prst="rect">
-                        <a:avLst/>
-                      </a:prstGeom>
-                    </wps:spPr>
-                    <wps:txbx>
-                      <w:txbxContent>
-                        <w:p>
-                          <w:pPr>
-                            <w:spacing w:before="14"/>
-                            <w:ind w:left="20"/>
-                            <w:rPr>
-                              <w:rFonts w:ascii="Arial"/>
-                              <w:sz w:val="18"/>
-                            </w:rPr>
-                          </w:pPr>
-                          <w:r>
-                            <w:rPr>
-                              <w:rFonts w:ascii="Arial"/>
-                              <w:sz w:val="18"/>
-                            </w:rPr>
-                            <w:t>Halaman</w:t>
-                          </w:r>
-                          <w:r>
-                            <w:rPr>
-                              <w:rFonts w:ascii="Arial"/>
-                              <w:spacing w:val="-1"/>
-                              <w:sz w:val="18"/>
-                            </w:rPr>
-                            <w:t xml:space="preserve"> </w:t>
-                          </w:r>
-                          <w:r>
-                            <w:rPr>
-                              <w:rFonts w:ascii="Arial"/>
-                              <w:spacing w:val="-10"/>
-                              <w:sz w:val="18"/>
-                            </w:rPr>
-                            <w:fldChar w:fldCharType="begin"/>
-                          </w:r>
-                          <w:r>
-                            <w:rPr>
-                              <w:rFonts w:ascii="Arial"/>
-                              <w:spacing w:val="-10"/>
-                              <w:sz w:val="18"/>
-                            </w:rPr>
-                            <w:instrText xml:space="preserve"> PAGE </w:instrText>
-                          </w:r>
-                          <w:r>
-                            <w:rPr>
-                              <w:rFonts w:ascii="Arial"/>
-                              <w:spacing w:val="-10"/>
-                              <w:sz w:val="18"/>
-                            </w:rPr>
-                            <w:fldChar w:fldCharType="separate"/>
-                          </w:r>
-                          <w:r>
-                            <w:rPr>
-                              <w:rFonts w:ascii="Arial"/>
-                              <w:spacing w:val="-10"/>
-                              <w:sz w:val="18"/>
-                            </w:rPr>
-                            <w:t>1</w:t>
-                          </w:r>
-                          <w:r>
-                            <w:rPr>
-                              <w:rFonts w:ascii="Arial"/>
-                              <w:spacing w:val="-10"/>
-                              <w:sz w:val="18"/>
-                            </w:rPr>
-                            <w:fldChar w:fldCharType="end"/>
-                          </w:r>
-                        </w:p>
-                      </w:txbxContent>
-                    </wps:txbx>
-                    <wps:bodyPr wrap="square" lIns="0" tIns="0" rIns="0" bIns="0" rtlCol="0">
-                      <a:noAutofit/>
-                    </wps:bodyPr>
-                  </wps:wsp>
-                </a:graphicData>
-              </a:graphic>
-            </wp:anchor>
-          </w:drawing>
-        </mc:Choice>
-        <mc:Fallback>
-          <w:pict>
-            <v:shapetype w14:anchorId="2C1A7885" id="_x0000_t202" coordsize="21600,21600" o:spt="202" path="m,l,21600r21600,l21600,xe">
-              <v:stroke joinstyle="miter"/>
-              <v:path gradientshapeok="t" o:connecttype="rect"/>
-            </v:shapetype>
-            <v:shape id="Textbox 1" o:spid="_x0000_s1026" type="#_x0000_t202" style="position:absolute;margin-left:516.75pt;margin-top:815pt;width:48.55pt;height:12.1pt;z-index:-251657216;visibility:visible;mso-wrap-style:square;mso-wrap-distance-left:0;mso-wrap-distance-top:0;mso-wrap-distance-right:0;mso-wrap-distance-bottom:0;mso-position-horizontal:absolute;mso-position-horizontal-relative:page;mso-position-vertical:absolute;mso-position-vertical-relative:page;v-text-anchor:top" o:gfxdata="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" filled="f" stroked="f">
-              <v:textbox inset="0,0,0,0">
-                <w:txbxContent>
-                  <w:p>
-                    <w:pPr>
-                      <w:spacing w:before="14"/>
-                      <w:ind w:left="20"/>
-                      <w:rPr>
-                        <w:rFonts w:ascii="Arial"/>
-                        <w:sz w:val="18"/>
-                      </w:rPr>
-                    </w:pPr>
-                    <w:r>
-                      <w:rPr>
-                        <w:rFonts w:ascii="Arial"/>
-                        <w:sz w:val="18"/>
-                      </w:rPr>
-                      <w:t>Halaman</w:t>
-                    </w:r>
-                    <w:r>
-                      <w:rPr>
-                        <w:rFonts w:ascii="Arial"/>
-                        <w:spacing w:val="-1"/>
-                        <w:sz w:val="18"/>
-                      </w:rPr>
-                      <w:t xml:space="preserve"> </w:t>
-                    </w:r>
-                    <w:r>
-                      <w:rPr>
-                        <w:rFonts w:ascii="Arial"/>
-                        <w:spacing w:val="-10"/>
-                        <w:sz w:val="18"/>
-                      </w:rPr>
-                      <w:fldChar w:fldCharType="begin"/>
-                    </w:r>
-                    <w:r>
-                      <w:rPr>
-                        <w:rFonts w:ascii="Arial"/>
-                        <w:spacing w:val="-10"/>
-                        <w:sz w:val="18"/>
-                      </w:rPr>
-                      <w:instrText xml:space="preserve"> PAGE </w:instrText>
-                    </w:r>
-                    <w:r>
-                      <w:rPr>
-                        <w:rFonts w:ascii="Arial"/>
-                        <w:spacing w:val="-10"/>
-                        <w:sz w:val="18"/>
-                      </w:rPr>
-                      <w:fldChar w:fldCharType="separate"/>
-                    </w:r>
-                    <w:r>
-                      <w:rPr>
-                        <w:rFonts w:ascii="Arial"/>
-                        <w:spacing w:val="-10"/>
-                        <w:sz w:val="18"/>
-                      </w:rPr>
-                      <w:t>1</w:t>
-                    </w:r>
-                    <w:r>
-                      <w:rPr>
-                        <w:rFonts w:ascii="Arial"/>
-                        <w:spacing w:val="-10"/>
-                        <w:sz w:val="18"/>
-                      </w:rPr>
-                      <w:fldChar w:fldCharType="end"/>
-                    </w:r>
-                  </w:p>
-                </w:txbxContent>
-              </v:textbox>
-              <w10:wrap anchorx="page" anchory="page"/>
-            </v:shape>
-          </w:pict>
-        </mc:Fallback>
-      </mc:AlternateContent>
-    </w:r>
   </w:p>
 </w:ftr>
 </file>
@@ -4932,7 +5637,6 @@
   <w:style w:type="character" w:default="1" w:styleId="DefaultParagraphFont">
     <w:name w:val="Default Paragraph Font"/>
     <w:uiPriority w:val="1"/>
-    <w:semiHidden/>
     <w:unhideWhenUsed/>
   </w:style>
   <w:style w:type="table" w:default="1" w:styleId="TableNormal">
@@ -5399,7 +6103,7 @@
 </file>
 
 <file path=customXml/itemProps1.xml><?xml version="1.0" encoding="utf-8"?>
-<ds:datastoreItem xmlns:ds="http://schemas.openxmlformats.org/officeDocument/2006/customXml" ds:itemID="{877DD82A-52E4-4935-85D8-7BB0C3CAE4C8}">
+<ds:datastoreItem xmlns:ds="http://schemas.openxmlformats.org/officeDocument/2006/customXml" ds:itemID="{9B5EC096-A6CB-42F5-A63B-58B9BE354B3F}">
   <ds:schemaRefs>
     <ds:schemaRef ds:uri="http://schemas.openxmlformats.org/officeDocument/2006/bibliography"/>
   </ds:schemaRefs>
